--- a/Documentation/ANGEL-SWARM-REHEARSAL.docx
+++ b/Documentation/ANGEL-SWARM-REHEARSAL.docx
@@ -60,7 +60,7 @@
           <w:sz w:val="21"/>
           <w:szCs w:val="21"/>
         </w:rPr>
-        <w:t xml:space="preserve">Version 6.5 · 5 September 2026, against the v6.4 build.</w:t>
+        <w:t xml:space="preserve">Version 1.1 · 9 September 2026.</w:t>
       </w:r>
       <w:r>
         <w:rPr>
@@ -69,6 +69,416 @@
           <w:szCs w:val="21"/>
         </w:rPr>
         <w:t xml:space="preserve"> Every figure in here was checked against the shipped engine or measured off the running application. Where a build change contradicted a line this script used to carry, the old line was cut rather than softened — a presenter saying something the demo then contradicts is the worst failure this pack can cause.</w:t>
+      </w:r>
+    </w:p>
+    <w:p>
+      <w:pPr>
+        <w:spacing w:after="140" w:before="60"/>
+        <w:jc w:val="left"/>
+      </w:pPr>
+      <w:r>
+        <w:rPr>
+          <w:b/>
+          <w:bCs/>
+          <w:color w:val="1A1A1A"/>
+          <w:sz w:val="21"/>
+          <w:szCs w:val="21"/>
+        </w:rPr>
+        <w:t xml:space="preserve">New optional tracker beat.</w:t>
+      </w:r>
+      <w:r>
+        <w:rPr>
+          <w:color w:val="1A1A1A"/>
+          <w:sz w:val="21"/>
+          <w:szCs w:val="21"/>
+        </w:rPr>
+        <w:t xml:space="preserve"> Open </w:t>
+      </w:r>
+      <w:r>
+        <w:rPr>
+          <w:b/>
+          <w:bCs/>
+          <w:color w:val="1A1A1A"/>
+          <w:sz w:val="21"/>
+          <w:szCs w:val="21"/>
+        </w:rPr>
+        <w:t xml:space="preserve">Resupply Tracking</w:t>
+      </w:r>
+      <w:r>
+        <w:rPr>
+          <w:color w:val="1A1A1A"/>
+          <w:sz w:val="21"/>
+          <w:szCs w:val="21"/>
+        </w:rPr>
+        <w:t xml:space="preserve"> and select a synthetic commitment fixture. Let its own deterministic clock move through nominal phases, then seek backward, play forward, toggle normal/8× playback with </w:t>
+      </w:r>
+      <w:r>
+        <w:rPr>
+          <w:rFonts w:ascii="Consolas" w:cs="Consolas" w:eastAsia="Consolas" w:hAnsi="Consolas"/>
+          <w:color w:val="1A1A1A"/>
+          <w:sz w:val="19"/>
+          <w:szCs w:val="19"/>
+        </w:rPr>
+        <w:t xml:space="preserve">SPEED ×8</w:t>
+      </w:r>
+      <w:r>
+        <w:rPr>
+          <w:color w:val="1A1A1A"/>
+          <w:sz w:val="21"/>
+          <w:szCs w:val="21"/>
+        </w:rPr>
+        <w:t xml:space="preserve"> and</w:t>
+      </w:r>
+    </w:p>
+    <w:p>
+      <w:pPr>
+        <w:spacing w:after="140" w:before="60"/>
+        <w:jc w:val="left"/>
+      </w:pPr>
+      <w:r>
+        <w:rPr>
+          <w:rFonts w:ascii="Consolas" w:cs="Consolas" w:eastAsia="Consolas" w:hAnsi="Consolas"/>
+          <w:color w:val="1A1A1A"/>
+          <w:sz w:val="19"/>
+          <w:szCs w:val="19"/>
+        </w:rPr>
+        <w:t xml:space="preserve">SPEED ×1</w:t>
+      </w:r>
+      <w:r>
+        <w:rPr>
+          <w:color w:val="1A1A1A"/>
+          <w:sz w:val="21"/>
+          <w:szCs w:val="21"/>
+        </w:rPr>
+        <w:t xml:space="preserve">, reroute, and show a diverted, aborted, lost, deadline-miss, cold-chain-failure or delivered fixture. The synthetic margin-sorted queue, Canvas 2D schematic and Arm B scheduled-push comparison are tracker-only states. Make clear that the speed toggle changes only the tracker's deterministic clock, never host playback or engine state, and that all names, times, routes and payloads are synthetic demonstration fixtures, not operational output; the tracker is not a projection of tasking, scenarios, casualties, host playback, run snapshots, fleet history or Arm B ledgers. This is optional answer material, not an addition to the four-minute script.</w:t>
+      </w:r>
+    </w:p>
+    <w:p>
+      <w:pPr>
+        <w:spacing w:after="140" w:before="60"/>
+        <w:jc w:val="left"/>
+      </w:pPr>
+      <w:r>
+        <w:rPr>
+          <w:color w:val="1A1A1A"/>
+          <w:sz w:val="21"/>
+          <w:szCs w:val="21"/>
+        </w:rPr>
+        <w:t xml:space="preserve">Two fifteen-second disarms:</w:t>
+      </w:r>
+    </w:p>
+    <w:tbl>
+      <w:tblPr>
+        <w:tblW w:type="dxa" w:w="10080"/>
+        <w:tblBorders>
+          <w:top w:val="single" w:color="auto" w:sz="4"/>
+          <w:left w:val="single" w:color="auto" w:sz="4"/>
+          <w:bottom w:val="single" w:color="auto" w:sz="4"/>
+          <w:right w:val="single" w:color="auto" w:sz="4"/>
+          <w:insideH w:val="single" w:color="auto" w:sz="4"/>
+          <w:insideV w:val="single" w:color="auto" w:sz="4"/>
+        </w:tblBorders>
+      </w:tblPr>
+      <w:tblGrid>
+        <w:gridCol w:w="10080"/>
+      </w:tblGrid>
+      <w:tr>
+        <w:tc>
+          <w:tcPr>
+            <w:tcW w:type="dxa" w:w="10080"/>
+            <w:tcBorders>
+              <w:top w:val="none" w:color="FFFFFF" w:sz="0"/>
+              <w:left w:val="single" w:color="1F3A5C" w:sz="18"/>
+              <w:bottom w:val="none" w:color="FFFFFF" w:sz="0"/>
+              <w:right w:val="none" w:color="FFFFFF" w:sz="0"/>
+            </w:tcBorders>
+            <w:shd w:fill="EEF2F6" w:color="auto" w:val="clear"/>
+            <w:tcMar>
+              <w:top w:type="dxa" w:w="180"/>
+              <w:left w:type="dxa" w:w="220"/>
+              <w:bottom w:type="dxa" w:w="180"/>
+              <w:right w:type="dxa" w:w="200"/>
+            </w:tcMar>
+          </w:tcPr>
+          <w:p>
+            <w:pPr>
+              <w:spacing w:after="0" w:before="0"/>
+            </w:pPr>
+            <w:r>
+              <w:rPr>
+                <w:rFonts w:ascii="Calibri" w:cs="Calibri" w:eastAsia="Calibri" w:hAnsi="Calibri"/>
+                <w:b/>
+                <w:bCs/>
+                <w:color w:val="1F3A5C"/>
+                <w:sz w:val="24"/>
+                <w:szCs w:val="24"/>
+              </w:rPr>
+              <w:t xml:space="preserve">“Isn't this package tracking?”</w:t>
+            </w:r>
+            <w:r>
+              <w:rPr>
+                <w:rFonts w:ascii="Calibri" w:cs="Calibri" w:eastAsia="Calibri" w:hAnsi="Calibri"/>
+                <w:b/>
+                <w:bCs/>
+                <w:color w:val="1F3A5C"/>
+                <w:sz w:val="24"/>
+                <w:szCs w:val="24"/>
+              </w:rPr>
+              <w:t xml:space="preserve"> “No. This is a standalone synthetic</w:t>
+            </w:r>
+          </w:p>
+          <w:p>
+            <w:pPr>
+              <w:spacing w:after="0" w:before="0"/>
+            </w:pPr>
+            <w:r>
+              <w:rPr>
+                <w:rFonts w:ascii="Calibri" w:cs="Calibri" w:eastAsia="Calibri" w:hAnsi="Calibri"/>
+                <w:b/>
+                <w:bCs/>
+                <w:color w:val="1F3A5C"/>
+                <w:sz w:val="24"/>
+                <w:szCs w:val="24"/>
+              </w:rPr>
+              <w:t xml:space="preserve">demonstration: its names, times, routes and payloads are tracker-only fixtures,</w:t>
+            </w:r>
+          </w:p>
+          <w:p>
+            <w:pPr>
+              <w:spacing w:after="0" w:before="0"/>
+            </w:pPr>
+            <w:r>
+              <w:rPr>
+                <w:rFonts w:ascii="Calibri" w:cs="Calibri" w:eastAsia="Calibri" w:hAnsi="Calibri"/>
+                <w:b/>
+                <w:bCs/>
+                <w:color w:val="1F3A5C"/>
+                <w:sz w:val="24"/>
+                <w:szCs w:val="24"/>
+              </w:rPr>
+              <w:t xml:space="preserve">and its deterministic clock, seek, play/pause, </w:t>
+            </w:r>
+            <w:r>
+              <w:rPr>
+                <w:rFonts w:ascii="Consolas" w:cs="Consolas" w:eastAsia="Consolas" w:hAnsi="Consolas"/>
+                <w:b/>
+                <w:bCs/>
+                <w:color w:val="1F3A5C"/>
+                <w:sz w:val="22"/>
+                <w:szCs w:val="22"/>
+              </w:rPr>
+              <w:t xml:space="preserve">SPEED ×8</w:t>
+            </w:r>
+            <w:r>
+              <w:rPr>
+                <w:rFonts w:ascii="Calibri" w:cs="Calibri" w:eastAsia="Calibri" w:hAnsi="Calibri"/>
+                <w:b/>
+                <w:bCs/>
+                <w:color w:val="1F3A5C"/>
+                <w:sz w:val="24"/>
+                <w:szCs w:val="24"/>
+              </w:rPr>
+              <w:t xml:space="preserve"> / </w:t>
+            </w:r>
+            <w:r>
+              <w:rPr>
+                <w:rFonts w:ascii="Consolas" w:cs="Consolas" w:eastAsia="Consolas" w:hAnsi="Consolas"/>
+                <w:b/>
+                <w:bCs/>
+                <w:color w:val="1F3A5C"/>
+                <w:sz w:val="22"/>
+                <w:szCs w:val="22"/>
+              </w:rPr>
+              <w:t xml:space="preserve">SPEED ×1</w:t>
+            </w:r>
+            <w:r>
+              <w:rPr>
+                <w:rFonts w:ascii="Calibri" w:cs="Calibri" w:eastAsia="Calibri" w:hAnsi="Calibri"/>
+                <w:b/>
+                <w:bCs/>
+                <w:color w:val="1F3A5C"/>
+                <w:sz w:val="24"/>
+                <w:szCs w:val="24"/>
+              </w:rPr>
+              <w:t xml:space="preserve">, and</w:t>
+            </w:r>
+          </w:p>
+          <w:p>
+            <w:pPr>
+              <w:spacing w:after="0" w:before="0"/>
+            </w:pPr>
+            <w:r>
+              <w:rPr>
+                <w:rFonts w:ascii="Calibri" w:cs="Calibri" w:eastAsia="Calibri" w:hAnsi="Calibri"/>
+                <w:b/>
+                <w:bCs/>
+                <w:color w:val="1F3A5C"/>
+                <w:sz w:val="24"/>
+                <w:szCs w:val="24"/>
+              </w:rPr>
+              <w:t xml:space="preserve">reroute controls demonstrate the UI without changing host playback or engine state. It</w:t>
+            </w:r>
+          </w:p>
+          <w:p>
+            <w:pPr>
+              <w:spacing w:after="0" w:before="0"/>
+            </w:pPr>
+            <w:r>
+              <w:rPr>
+                <w:rFonts w:ascii="Calibri" w:cs="Calibri" w:eastAsia="Calibri" w:hAnsi="Calibri"/>
+                <w:b/>
+                <w:bCs/>
+                <w:color w:val="1F3A5C"/>
+                <w:sz w:val="24"/>
+                <w:szCs w:val="24"/>
+              </w:rPr>
+              <w:t xml:space="preserve">cannot be treated as operational output.”</w:t>
+            </w:r>
+          </w:p>
+        </w:tc>
+      </w:tr>
+    </w:tbl>
+    <w:p>
+      <w:pPr>
+        <w:spacing w:after="200"/>
+      </w:pPr>
+      <w:r>
+        <w:t xml:space="preserve"/>
+      </w:r>
+    </w:p>
+    <w:tbl>
+      <w:tblPr>
+        <w:tblW w:type="dxa" w:w="10080"/>
+        <w:tblBorders>
+          <w:top w:val="single" w:color="auto" w:sz="4"/>
+          <w:left w:val="single" w:color="auto" w:sz="4"/>
+          <w:bottom w:val="single" w:color="auto" w:sz="4"/>
+          <w:right w:val="single" w:color="auto" w:sz="4"/>
+          <w:insideH w:val="single" w:color="auto" w:sz="4"/>
+          <w:insideV w:val="single" w:color="auto" w:sz="4"/>
+        </w:tblBorders>
+      </w:tblPr>
+      <w:tblGrid>
+        <w:gridCol w:w="10080"/>
+      </w:tblGrid>
+      <w:tr>
+        <w:tc>
+          <w:tcPr>
+            <w:tcW w:type="dxa" w:w="10080"/>
+            <w:tcBorders>
+              <w:top w:val="none" w:color="FFFFFF" w:sz="0"/>
+              <w:left w:val="single" w:color="1F3A5C" w:sz="18"/>
+              <w:bottom w:val="none" w:color="FFFFFF" w:sz="0"/>
+              <w:right w:val="none" w:color="FFFFFF" w:sz="0"/>
+            </w:tcBorders>
+            <w:shd w:fill="EEF2F6" w:color="auto" w:val="clear"/>
+            <w:tcMar>
+              <w:top w:type="dxa" w:w="180"/>
+              <w:left w:type="dxa" w:w="220"/>
+              <w:bottom w:type="dxa" w:w="180"/>
+              <w:right w:type="dxa" w:w="200"/>
+            </w:tcMar>
+          </w:tcPr>
+          <w:p>
+            <w:pPr>
+              <w:spacing w:after="0" w:before="0"/>
+            </w:pPr>
+            <w:r>
+              <w:rPr>
+                <w:rFonts w:ascii="Calibri" w:cs="Calibri" w:eastAsia="Calibri" w:hAnsi="Calibri"/>
+                <w:b/>
+                <w:bCs/>
+                <w:color w:val="1F3A5C"/>
+                <w:sz w:val="24"/>
+                <w:szCs w:val="24"/>
+              </w:rPr>
+              <w:t xml:space="preserve">“Does this improve the result?”</w:t>
+            </w:r>
+            <w:r>
+              <w:rPr>
+                <w:rFonts w:ascii="Calibri" w:cs="Calibri" w:eastAsia="Calibri" w:hAnsi="Calibri"/>
+                <w:b/>
+                <w:bCs/>
+                <w:color w:val="1F3A5C"/>
+                <w:sz w:val="24"/>
+                <w:szCs w:val="24"/>
+              </w:rPr>
+              <w:t xml:space="preserve"> “No. It changes no assignment and models</w:t>
+            </w:r>
+          </w:p>
+          <w:p>
+            <w:pPr>
+              <w:spacing w:after="0" w:before="0"/>
+            </w:pPr>
+            <w:r>
+              <w:rPr>
+                <w:rFonts w:ascii="Calibri" w:cs="Calibri" w:eastAsia="Calibri" w:hAnsi="Calibri"/>
+                <w:b/>
+                <w:bCs/>
+                <w:color w:val="1F3A5C"/>
+                <w:sz w:val="24"/>
+                <w:szCs w:val="24"/>
+              </w:rPr>
+              <w:t xml:space="preserve">no medic behaviour. Twenty-three against thirty-four is produced by the</w:t>
+            </w:r>
+          </w:p>
+          <w:p>
+            <w:pPr>
+              <w:spacing w:after="0" w:before="0"/>
+            </w:pPr>
+            <w:r>
+              <w:rPr>
+                <w:rFonts w:ascii="Calibri" w:cs="Calibri" w:eastAsia="Calibri" w:hAnsi="Calibri"/>
+                <w:b/>
+                <w:bCs/>
+                <w:color w:val="1F3A5C"/>
+                <w:sz w:val="24"/>
+                <w:szCs w:val="24"/>
+              </w:rPr>
+              <w:t xml:space="preserve">allocation, not by this display.”</w:t>
+            </w:r>
+          </w:p>
+        </w:tc>
+      </w:tr>
+    </w:tbl>
+    <w:p>
+      <w:pPr>
+        <w:spacing w:after="200"/>
+      </w:pPr>
+      <w:r>
+        <w:t xml:space="preserve"/>
+      </w:r>
+    </w:p>
+    <w:p>
+      <w:pPr>
+        <w:spacing w:after="140" w:before="60"/>
+        <w:jc w:val="left"/>
+      </w:pPr>
+      <w:r>
+        <w:rPr>
+          <w:color w:val="1A1A1A"/>
+          <w:sz w:val="21"/>
+          <w:szCs w:val="21"/>
+        </w:rPr>
+        <w:t xml:space="preserve">The ATAK button is also a disarm: press it only to show the boundary. The modal describes a proposed path and </w:t>
+      </w:r>
+      <w:r>
+        <w:rPr>
+          <w:b/>
+          <w:bCs/>
+          <w:color w:val="1A1A1A"/>
+          <w:sz w:val="21"/>
+          <w:szCs w:val="21"/>
+        </w:rPr>
+        <w:t xml:space="preserve">nothing is transmitted</w:t>
+      </w:r>
+      <w:r>
+        <w:rPr>
+          <w:color w:val="1A1A1A"/>
+          <w:sz w:val="21"/>
+          <w:szCs w:val="21"/>
+        </w:rPr>
+        <w:t xml:space="preserve">. No BATDOK-J, ATAK or TAK integration exists; CoT is ingested, not emitted. If asked about EMSEC: “A casualty grid with an aircraft inbound is targeting data. TLS protects the link, not the emission pattern. That question must be answered before fielding.”</w:t>
       </w:r>
     </w:p>
     <w:p>
@@ -1774,7 +2184,7 @@
                 <w:sz w:val="19"/>
                 <w:szCs w:val="19"/>
               </w:rPr>
-              <w:t xml:space="preserve">, at the same size, under twelve of the thirteen destination titles — every one but Run Setup — and on the navigation rail. You no longer have to hold the 34 in your head. </w:t>
+              <w:t xml:space="preserve">, at the same size, under thirteen of the fourteen destination titles — every one but Run Setup — and on the navigation rail. You no longer have to hold the 34 in your head. </w:t>
             </w:r>
             <w:r>
               <w:rPr>
@@ -1914,7 +2324,7 @@
           <w:sz w:val="21"/>
           <w:szCs w:val="21"/>
         </w:rPr>
-        <w:t xml:space="preserve"> — seed 42, JOA CORAL, capability deployed — and the self-test still passes 118 of 118.</w:t>
+        <w:t xml:space="preserve"> — seed 42, JOA CORAL, capability deployed. The self-test covers the shipped engine, host UI, War Game worker behavior and the standalone RESUPPLY TRACK path; use its live summary rather than memorising a copied check total.</w:t>
       </w:r>
     </w:p>
     <w:p>
@@ -3526,23 +3936,23 @@
                 <w:sz w:val="24"/>
                 <w:szCs w:val="24"/>
               </w:rPr>
-              <w:t xml:space="preserve">runs a hundred and eighteen assertions against the shipped engine, in your</w:t>
-            </w:r>
-          </w:p>
-          <w:p>
-            <w:pPr>
-              <w:spacing w:after="0" w:before="0"/>
-            </w:pPr>
-            <w:r>
-              <w:rPr>
-                <w:rFonts w:ascii="Calibri" w:cs="Calibri" w:eastAsia="Calibri" w:hAnsi="Calibri"/>
-                <w:b/>
-                <w:bCs/>
-                <w:color w:val="1F3A5C"/>
-                <w:sz w:val="24"/>
-                <w:szCs w:val="24"/>
-              </w:rPr>
-              <w:t xml:space="preserve">browser, offline, with nothing mocked — determinism, the common random numbers,</w:t>
+              <w:t xml:space="preserve">checks the shipped engine and host UI in your browser, offline, with nothing</w:t>
+            </w:r>
+          </w:p>
+          <w:p>
+            <w:pPr>
+              <w:spacing w:after="0" w:before="0"/>
+            </w:pPr>
+            <w:r>
+              <w:rPr>
+                <w:rFonts w:ascii="Calibri" w:cs="Calibri" w:eastAsia="Calibri" w:hAnsi="Calibri"/>
+                <w:b/>
+                <w:bCs/>
+                <w:color w:val="1F3A5C"/>
+                <w:sz w:val="24"/>
+                <w:szCs w:val="24"/>
+              </w:rPr>
+              <w:t xml:space="preserve">mocked — determinism, the common random numbers,</w:t>
             </w:r>
           </w:p>
           <w:p>
@@ -3574,7 +3984,7 @@
                 <w:sz w:val="24"/>
                 <w:szCs w:val="24"/>
               </w:rPr>
-              <w:t xml:space="preserve">its tamper-evidence, and all seven theatres. A hundred and eighteen pass. The</w:t>
+              <w:t xml:space="preserve">its tamper-evidence, all scenarios and the War Game worker path. The</w:t>
             </w:r>
           </w:p>
           <w:p>
@@ -5097,7 +5507,7 @@
           <w:sz w:val="21"/>
           <w:szCs w:val="21"/>
         </w:rPr>
-        <w:t xml:space="preserve"> Thirteen destinations is a strength in the package and a</w:t>
+        <w:t xml:space="preserve"> Fourteen destinations is a strength in the package and a</w:t>
       </w:r>
     </w:p>
     <w:p>
@@ -6245,23 +6655,23 @@
                 <w:sz w:val="24"/>
                 <w:szCs w:val="24"/>
               </w:rPr>
-              <w:t xml:space="preserve">in six individual battles out of fourteen hundred it produced one more death. That's</w:t>
-            </w:r>
-          </w:p>
-          <w:p>
-            <w:pPr>
-              <w:spacing w:after="0" w:before="0"/>
-            </w:pPr>
-            <w:r>
-              <w:rPr>
-                <w:rFonts w:ascii="Calibri" w:cs="Calibri" w:eastAsia="Calibri" w:hAnsi="Calibri"/>
-                <w:b/>
-                <w:bCs/>
-                <w:color w:val="1F3A5C"/>
-                <w:sz w:val="24"/>
-                <w:szCs w:val="24"/>
-              </w:rPr>
-              <w:t xml:space="preserve">nought point four three percent, and never worse by more than one. The self-test</w:t>
+              <w:t xml:space="preserve">in five individual battles out of fourteen hundred it produced one more death. That's</w:t>
+            </w:r>
+          </w:p>
+          <w:p>
+            <w:pPr>
+              <w:spacing w:after="0" w:before="0"/>
+            </w:pPr>
+            <w:r>
+              <w:rPr>
+                <w:rFonts w:ascii="Calibri" w:cs="Calibri" w:eastAsia="Calibri" w:hAnsi="Calibri"/>
+                <w:b/>
+                <w:bCs/>
+                <w:color w:val="1F3A5C"/>
+                <w:sz w:val="24"/>
+                <w:szCs w:val="24"/>
+              </w:rPr>
+              <w:t xml:space="preserve">nought point three six percent, and never worse by more than one. The self-test</w:t>
             </w:r>
           </w:p>
           <w:p>
@@ -6418,23 +6828,23 @@
                 <w:sz w:val="24"/>
                 <w:szCs w:val="24"/>
               </w:rPr>
-              <w:t xml:space="preserve">hundred paired battles it produced one more death in six of them. Nought point four</w:t>
-            </w:r>
-          </w:p>
-          <w:p>
-            <w:pPr>
-              <w:spacing w:after="0" w:before="0"/>
-            </w:pPr>
-            <w:r>
-              <w:rPr>
-                <w:rFonts w:ascii="Calibri" w:cs="Calibri" w:eastAsia="Calibri" w:hAnsi="Calibri"/>
-                <w:b/>
-                <w:bCs/>
-                <w:color w:val="1F3A5C"/>
-                <w:sz w:val="24"/>
-                <w:szCs w:val="24"/>
-              </w:rPr>
-              <w:t xml:space="preserve">three percent, and never worse by more than one soldier.</w:t>
+              <w:t xml:space="preserve">hundred paired battles it produced one more death in five of them. Nought point three</w:t>
+            </w:r>
+          </w:p>
+          <w:p>
+            <w:pPr>
+              <w:spacing w:after="0" w:before="0"/>
+            </w:pPr>
+            <w:r>
+              <w:rPr>
+                <w:rFonts w:ascii="Calibri" w:cs="Calibri" w:eastAsia="Calibri" w:hAnsi="Calibri"/>
+                <w:b/>
+                <w:bCs/>
+                <w:color w:val="1F3A5C"/>
+                <w:sz w:val="24"/>
+                <w:szCs w:val="24"/>
+              </w:rPr>
+              <w:t xml:space="preserve">six percent, and never worse by more than one soldier.</w:t>
             </w:r>
           </w:p>
           <w:p>
@@ -6498,7 +6908,7 @@
                 <w:sz w:val="24"/>
                 <w:szCs w:val="24"/>
               </w:rPr>
-              <w:t xml:space="preserve">hundred and seventy-three of two hundred battles. Four of those six adverse draws</w:t>
+              <w:t xml:space="preserve">hundred and seventy-four of two hundred battles. Three of those five adverse draws</w:t>
             </w:r>
           </w:p>
           <w:p>
@@ -6530,7 +6940,7 @@
                 <w:sz w:val="24"/>
                 <w:szCs w:val="24"/>
               </w:rPr>
-              <w:t xml:space="preserve">If you pick one seed you can find one of the six, and I'd rather you knew that from</w:t>
+              <w:t xml:space="preserve">If you pick one seed you can find one of the five, and I'd rather you knew that from</w:t>
             </w:r>
           </w:p>
           <w:p>
@@ -6630,7 +7040,7 @@
                 <w:sz w:val="24"/>
                 <w:szCs w:val="24"/>
               </w:rPr>
-              <w:t xml:space="preserve">"That's one of the six. One battle isn't a theatre — the interval for FJORD is minus</w:t>
+              <w:t xml:space="preserve">"That's one of the five. One battle isn't a theatre — the interval for FJORD is minus</w:t>
             </w:r>
           </w:p>
           <w:p>
@@ -6706,21 +7116,7 @@
           <w:sz w:val="23"/>
           <w:szCs w:val="23"/>
         </w:rPr>
-        <w:t xml:space="preserve">⚠ Q4 · "Your biggest bucket is 'nobody could administer'. Doesn't that mean the answer is more medics, not more drones?"</w:t>
-      </w:r>
-    </w:p>
-    <w:p>
-      <w:pPr>
-        <w:spacing w:after="140" w:before="60"/>
-        <w:jc w:val="left"/>
-      </w:pPr>
-      <w:r>
-        <w:rPr>
-          <w:color w:val="1A1A1A"/>
-          <w:sz w:val="21"/>
-          <w:szCs w:val="21"/>
-        </w:rPr>
-        <w:t xml:space="preserve">This is the strongest attack available. Have the numbers.</w:t>
+        <w:t xml:space="preserve">★ Q3a · "Can I reproduce a War Game result?"</w:t>
       </w:r>
     </w:p>
     <w:tbl>
@@ -6769,181 +7165,183 @@
                 <w:sz w:val="24"/>
                 <w:szCs w:val="24"/>
               </w:rPr>
-              <w:t xml:space="preserve">"It's a real finding and it's on the result sheet by design. But I measured it rather</w:t>
-            </w:r>
-          </w:p>
-          <w:p>
-            <w:pPr>
-              <w:spacing w:after="0" w:before="0"/>
-            </w:pPr>
-            <w:r>
-              <w:rPr>
-                <w:rFonts w:ascii="Calibri" w:cs="Calibri" w:eastAsia="Calibri" w:hAnsi="Calibri"/>
-                <w:b/>
-                <w:bCs/>
-                <w:color w:val="1F3A5C"/>
-                <w:sz w:val="24"/>
-                <w:szCs w:val="24"/>
-              </w:rPr>
-              <w:t xml:space="preserve">than argued about it. Take the responder qualification from one in ten up to five in</w:t>
-            </w:r>
-          </w:p>
-          <w:p>
-            <w:pPr>
-              <w:spacing w:after="0" w:before="0"/>
-            </w:pPr>
-            <w:r>
-              <w:rPr>
-                <w:rFonts w:ascii="Calibri" w:cs="Calibri" w:eastAsia="Calibri" w:hAnsi="Calibri"/>
-                <w:b/>
-                <w:bCs/>
-                <w:color w:val="1F3A5C"/>
-                <w:sz w:val="24"/>
-                <w:szCs w:val="24"/>
-              </w:rPr>
-              <w:t xml:space="preserve">ten: ANGEL SWARM goes from twenty-three point five to twenty point nine, current</w:t>
-            </w:r>
-          </w:p>
-          <w:p>
-            <w:pPr>
-              <w:spacing w:after="0" w:before="0"/>
-            </w:pPr>
-            <w:r>
-              <w:rPr>
-                <w:rFonts w:ascii="Calibri" w:cs="Calibri" w:eastAsia="Calibri" w:hAnsi="Calibri"/>
-                <w:b/>
-                <w:bCs/>
-                <w:color w:val="1F3A5C"/>
-                <w:sz w:val="24"/>
-                <w:szCs w:val="24"/>
-              </w:rPr>
-              <w:t xml:space="preserve">tasking goes from twenty-seven point seven to twenty-six point two. Both improve —</w:t>
-            </w:r>
-          </w:p>
-          <w:p>
-            <w:pPr>
-              <w:spacing w:after="0" w:before="0"/>
-            </w:pPr>
-            <w:r>
-              <w:rPr>
-                <w:rFonts w:ascii="Calibri" w:cs="Calibri" w:eastAsia="Calibri" w:hAnsi="Calibri"/>
-                <w:b/>
-                <w:bCs/>
-                <w:color w:val="1F3A5C"/>
-                <w:sz w:val="24"/>
-                <w:szCs w:val="24"/>
-              </w:rPr>
-              <w:t xml:space="preserve">and </w:t>
-            </w:r>
-            <w:r>
-              <w:rPr>
-                <w:rFonts w:ascii="Calibri" w:cs="Calibri" w:eastAsia="Calibri" w:hAnsi="Calibri"/>
-                <w:b/>
-                <w:bCs/>
-                <w:color w:val="1F3A5C"/>
-                <w:sz w:val="24"/>
-                <w:szCs w:val="24"/>
-              </w:rPr>
-              <w:t xml:space="preserve">the gap widens</w:t>
-            </w:r>
-            <w:r>
-              <w:rPr>
-                <w:rFonts w:ascii="Calibri" w:cs="Calibri" w:eastAsia="Calibri" w:hAnsi="Calibri"/>
-                <w:b/>
-                <w:bCs/>
-                <w:color w:val="1F3A5C"/>
-                <w:sz w:val="24"/>
-                <w:szCs w:val="24"/>
-              </w:rPr>
-              <w:t xml:space="preserve">, from four point two to five point four. Better-trained</w:t>
-            </w:r>
-          </w:p>
-          <w:p>
-            <w:pPr>
-              <w:spacing w:after="0" w:before="0"/>
-            </w:pPr>
-            <w:r>
-              <w:rPr>
-                <w:rFonts w:ascii="Calibri" w:cs="Calibri" w:eastAsia="Calibri" w:hAnsi="Calibri"/>
-                <w:b/>
-                <w:bCs/>
-                <w:color w:val="1F3A5C"/>
-                <w:sz w:val="24"/>
-                <w:szCs w:val="24"/>
-              </w:rPr>
-              <w:t xml:space="preserve">responders make the tasking decision matter </w:t>
-            </w:r>
-            <w:r>
-              <w:rPr>
-                <w:rFonts w:ascii="Calibri" w:cs="Calibri" w:eastAsia="Calibri" w:hAnsi="Calibri"/>
-                <w:b/>
-                <w:bCs/>
-                <w:i/>
-                <w:iCs/>
-                <w:color w:val="1F3A5C"/>
-                <w:sz w:val="24"/>
-                <w:szCs w:val="24"/>
-              </w:rPr>
-              <w:t xml:space="preserve">more</w:t>
-            </w:r>
-            <w:r>
-              <w:rPr>
-                <w:rFonts w:ascii="Calibri" w:cs="Calibri" w:eastAsia="Calibri" w:hAnsi="Calibri"/>
-                <w:b/>
-                <w:bCs/>
-                <w:color w:val="1F3A5C"/>
-                <w:sz w:val="24"/>
-                <w:szCs w:val="24"/>
-              </w:rPr>
-              <w:t xml:space="preserve">, not less. They're complements.</w:t>
-            </w:r>
-          </w:p>
-          <w:p>
-            <w:pPr>
-              <w:spacing w:after="0" w:before="0"/>
-            </w:pPr>
-            <w:r>
-              <w:rPr>
-                <w:rFonts w:ascii="Calibri" w:cs="Calibri" w:eastAsia="Calibri" w:hAnsi="Calibri"/>
-                <w:b/>
-                <w:bCs/>
-                <w:color w:val="1F3A5C"/>
-                <w:sz w:val="24"/>
-                <w:szCs w:val="24"/>
-              </w:rPr>
-              <w:t xml:space="preserve">The other half of that answer is that 'nobody could administer' is completely inert</w:t>
-            </w:r>
-          </w:p>
-          <w:p>
-            <w:pPr>
-              <w:spacing w:after="0" w:before="0"/>
-            </w:pPr>
-            <w:r>
-              <w:rPr>
-                <w:rFonts w:ascii="Calibri" w:cs="Calibri" w:eastAsia="Calibri" w:hAnsi="Calibri"/>
-                <w:b/>
-                <w:bCs/>
-                <w:color w:val="1F3A5C"/>
-                <w:sz w:val="24"/>
-                <w:szCs w:val="24"/>
-              </w:rPr>
-              <w:t xml:space="preserve">to fleet size — twelve point zero deaths at every fleet size we swept. You cannot buy</w:t>
-            </w:r>
-          </w:p>
-          <w:p>
-            <w:pPr>
-              <w:spacing w:after="0" w:before="0"/>
-            </w:pPr>
-            <w:r>
-              <w:rPr>
-                <w:rFonts w:ascii="Calibri" w:cs="Calibri" w:eastAsia="Calibri" w:hAnsi="Calibri"/>
-                <w:b/>
-                <w:bCs/>
-                <w:color w:val="1F3A5C"/>
-                <w:sz w:val="24"/>
-                <w:szCs w:val="24"/>
-              </w:rPr>
-              <w:t xml:space="preserve">your way out of it with airframes, which is exactly why it belongs on the screen."</w:t>
+              <w:t xml:space="preserve">"Yes. War Game opens on the operation/scenario you selected and prints that</w:t>
+            </w:r>
+          </w:p>
+          <w:p>
+            <w:pPr>
+              <w:spacing w:after="0" w:before="0"/>
+            </w:pPr>
+            <w:r>
+              <w:rPr>
+                <w:rFonts w:ascii="Calibri" w:cs="Calibri" w:eastAsia="Calibri" w:hAnsi="Calibri"/>
+                <w:b/>
+                <w:bCs/>
+                <w:color w:val="1F3A5C"/>
+                <w:sz w:val="24"/>
+                <w:szCs w:val="24"/>
+              </w:rPr>
+              <w:t xml:space="preserve">scenario's force assumptions. Pick fleet size, launch points, datalink outage,</w:t>
+            </w:r>
+          </w:p>
+          <w:p>
+            <w:pPr>
+              <w:spacing w:after="0" w:before="0"/>
+            </w:pPr>
+            <w:r>
+              <w:rPr>
+                <w:rFonts w:ascii="Calibri" w:cs="Calibri" w:eastAsia="Calibri" w:hAnsi="Calibri"/>
+                <w:b/>
+                <w:bCs/>
+                <w:color w:val="1F3A5C"/>
+                <w:sz w:val="24"/>
+                <w:szCs w:val="24"/>
+              </w:rPr>
+              <w:t xml:space="preserve">triage error, or responder qualification/mix; pick twenty, thirty or forty paired</w:t>
+            </w:r>
+          </w:p>
+          <w:p>
+            <w:pPr>
+              <w:spacing w:after="0" w:before="0"/>
+            </w:pPr>
+            <w:r>
+              <w:rPr>
+                <w:rFonts w:ascii="Calibri" w:cs="Calibri" w:eastAsia="Calibri" w:hAnsi="Calibri"/>
+                <w:b/>
+                <w:bCs/>
+                <w:color w:val="1F3A5C"/>
+                <w:sz w:val="24"/>
+                <w:szCs w:val="24"/>
+              </w:rPr>
+              <w:t xml:space="preserve">battles per setting; and pick nominal timing or observed-flight variability.</w:t>
+            </w:r>
+          </w:p>
+          <w:p>
+            <w:pPr>
+              <w:spacing w:after="0" w:before="0"/>
+            </w:pPr>
+            <w:r>
+              <w:rPr>
+                <w:rFonts w:ascii="Calibri" w:cs="Calibri" w:eastAsia="Calibri" w:hAnsi="Calibri"/>
+                <w:b/>
+                <w:bCs/>
+                <w:color w:val="1F3A5C"/>
+                <w:sz w:val="24"/>
+                <w:szCs w:val="24"/>
+              </w:rPr>
+              <w:t xml:space="preserve">The seeds are deterministic from one thousand onward, and both arms receive the</w:t>
+            </w:r>
+          </w:p>
+          <w:p>
+            <w:pPr>
+              <w:spacing w:after="0" w:before="0"/>
+            </w:pPr>
+            <w:r>
+              <w:rPr>
+                <w:rFonts w:ascii="Calibri" w:cs="Calibri" w:eastAsia="Calibri" w:hAnsi="Calibri"/>
+                <w:b/>
+                <w:bCs/>
+                <w:color w:val="1F3A5C"/>
+                <w:sz w:val="24"/>
+                <w:szCs w:val="24"/>
+              </w:rPr>
+              <w:t xml:space="preserve">same altered world and common random numbers.</w:t>
+            </w:r>
+          </w:p>
+          <w:p>
+            <w:pPr>
+              <w:spacing w:after="0" w:before="0"/>
+            </w:pPr>
+            <w:r>
+              <w:rPr>
+                <w:rFonts w:ascii="Calibri" w:cs="Calibri" w:eastAsia="Calibri" w:hAnsi="Calibri"/>
+                <w:b/>
+                <w:bCs/>
+                <w:color w:val="1F3A5C"/>
+                <w:sz w:val="24"/>
+                <w:szCs w:val="24"/>
+              </w:rPr>
+              <w:t xml:space="preserve">Triage error changes only CURRENT — TRIAGE &amp; PROXIMITY because ANGEL does not</w:t>
+            </w:r>
+          </w:p>
+          <w:p>
+            <w:pPr>
+              <w:spacing w:after="0" w:before="0"/>
+            </w:pPr>
+            <w:r>
+              <w:rPr>
+                <w:rFonts w:ascii="Calibri" w:cs="Calibri" w:eastAsia="Calibri" w:hAnsi="Calibri"/>
+                <w:b/>
+                <w:bCs/>
+                <w:color w:val="1F3A5C"/>
+                <w:sz w:val="24"/>
+                <w:szCs w:val="24"/>
+              </w:rPr>
+              <w:t xml:space="preserve">consume triage category. The screen also declares telementoring and ANGEL-only</w:t>
+            </w:r>
+          </w:p>
+          <w:p>
+            <w:pPr>
+              <w:spacing w:after="0" w:before="0"/>
+            </w:pPr>
+            <w:r>
+              <w:rPr>
+                <w:rFonts w:ascii="Calibri" w:cs="Calibri" w:eastAsia="Calibri" w:hAnsi="Calibri"/>
+                <w:b/>
+                <w:bCs/>
+                <w:color w:val="1F3A5C"/>
+                <w:sz w:val="24"/>
+                <w:szCs w:val="24"/>
+              </w:rPr>
+              <w:t xml:space="preserve">in-flight abort/hold logic as method differences. A completed sweep binds the</w:t>
+            </w:r>
+          </w:p>
+          <w:p>
+            <w:pPr>
+              <w:spacing w:after="0" w:before="0"/>
+            </w:pPr>
+            <w:r>
+              <w:rPr>
+                <w:rFonts w:ascii="Calibri" w:cs="Calibri" w:eastAsia="Calibri" w:hAnsi="Calibri"/>
+                <w:b/>
+                <w:bCs/>
+                <w:color w:val="1F3A5C"/>
+                <w:sz w:val="24"/>
+                <w:szCs w:val="24"/>
+              </w:rPr>
+              <w:t xml:space="preserve">scenario, settings, seed range and variability to the paired gap, ninety-five</w:t>
+            </w:r>
+          </w:p>
+          <w:p>
+            <w:pPr>
+              <w:spacing w:after="0" w:before="0"/>
+            </w:pPr>
+            <w:r>
+              <w:rPr>
+                <w:rFonts w:ascii="Calibri" w:cs="Calibri" w:eastAsia="Calibri" w:hAnsi="Calibri"/>
+                <w:b/>
+                <w:bCs/>
+                <w:color w:val="1F3A5C"/>
+                <w:sz w:val="24"/>
+                <w:szCs w:val="24"/>
+              </w:rPr>
+              <w:t xml:space="preserve">percent interval and better/tied/worse record. Restore those displayed inputs</w:t>
+            </w:r>
+          </w:p>
+          <w:p>
+            <w:pPr>
+              <w:spacing w:after="0" w:before="0"/>
+            </w:pPr>
+            <w:r>
+              <w:rPr>
+                <w:rFonts w:ascii="Calibri" w:cs="Calibri" w:eastAsia="Calibri" w:hAnsi="Calibri"/>
+                <w:b/>
+                <w:bCs/>
+                <w:color w:val="1F3A5C"/>
+                <w:sz w:val="24"/>
+                <w:szCs w:val="24"/>
+              </w:rPr>
+              <w:t xml:space="preserve">and run it again to reproduce it."</w:t>
             </w:r>
           </w:p>
         </w:tc>
@@ -6955,6 +7353,48 @@
       </w:pPr>
       <w:r>
         <w:t xml:space="preserve"/>
+      </w:r>
+    </w:p>
+    <w:p>
+      <w:pPr>
+        <w:spacing w:after="140" w:before="60"/>
+        <w:jc w:val="left"/>
+      </w:pPr>
+      <w:r>
+        <w:rPr>
+          <w:b/>
+          <w:bCs/>
+          <w:color w:val="1A1A1A"/>
+          <w:sz w:val="21"/>
+          <w:szCs w:val="21"/>
+        </w:rPr>
+        <w:t xml:space="preserve">If asked to cancel it live:</w:t>
+      </w:r>
+      <w:r>
+        <w:rPr>
+          <w:color w:val="1A1A1A"/>
+          <w:sz w:val="21"/>
+          <w:szCs w:val="21"/>
+        </w:rPr>
+        <w:t xml:space="preserve"> press </w:t>
+      </w:r>
+      <w:r>
+        <w:rPr>
+          <w:b/>
+          <w:bCs/>
+          <w:color w:val="1A1A1A"/>
+          <w:sz w:val="21"/>
+          <w:szCs w:val="21"/>
+        </w:rPr>
+        <w:t xml:space="preserve">CANCEL SWEEP</w:t>
+      </w:r>
+      <w:r>
+        <w:rPr>
+          <w:color w:val="1A1A1A"/>
+          <w:sz w:val="21"/>
+          <w:szCs w:val="21"/>
+        </w:rPr>
+        <w:t xml:space="preserve">. Progress counts completed paired battles. Cancellation terminates every worker and retains no partial finding. The same all-or-nothing rule applies to worker load, handshake timeout, protocol and runtime failures. Changing scenario or variability cancels work in progress, invalidates completed results and regenerates the scenario labels.</w:t>
       </w:r>
     </w:p>
     <w:p>
@@ -6971,7 +7411,21 @@
           <w:sz w:val="23"/>
           <w:szCs w:val="23"/>
         </w:rPr>
-        <w:t xml:space="preserve">⚠ Q5 · "Where does the physiological deadline come from? Is that model driving the tasking?"</w:t>
+        <w:t xml:space="preserve">⚠ Q4 · "Your biggest bucket is 'nobody could administer'. Doesn't that mean the answer is more medics, not more drones?"</w:t>
+      </w:r>
+    </w:p>
+    <w:p>
+      <w:pPr>
+        <w:spacing w:after="140" w:before="60"/>
+        <w:jc w:val="left"/>
+      </w:pPr>
+      <w:r>
+        <w:rPr>
+          <w:color w:val="1A1A1A"/>
+          <w:sz w:val="21"/>
+          <w:szCs w:val="21"/>
+        </w:rPr>
+        <w:t xml:space="preserve">This is the strongest attack available. Have the numbers.</w:t>
       </w:r>
     </w:p>
     <w:tbl>
@@ -7020,103 +7474,181 @@
                 <w:sz w:val="24"/>
                 <w:szCs w:val="24"/>
               </w:rPr>
-              <w:t xml:space="preserve">"No, and the application says so on its own Sensor screen. CRI-Net is real — a</w:t>
-            </w:r>
-          </w:p>
-          <w:p>
-            <w:pPr>
-              <w:spacing w:after="0" w:before="0"/>
-            </w:pPr>
-            <w:r>
-              <w:rPr>
-                <w:rFonts w:ascii="Calibri" w:cs="Calibri" w:eastAsia="Calibri" w:hAnsi="Calibri"/>
-                <w:b/>
-                <w:bCs/>
-                <w:color w:val="1F3A5C"/>
-                <w:sz w:val="24"/>
-                <w:szCs w:val="24"/>
-              </w:rPr>
-              <w:t xml:space="preserve">hundred and four thousand parameter one-dimensional CNN over five seconds of</w:t>
-            </w:r>
-          </w:p>
-          <w:p>
-            <w:pPr>
-              <w:spacing w:after="0" w:before="0"/>
-            </w:pPr>
-            <w:r>
-              <w:rPr>
-                <w:rFonts w:ascii="Calibri" w:cs="Calibri" w:eastAsia="Calibri" w:hAnsi="Calibri"/>
-                <w:b/>
-                <w:bCs/>
-                <w:color w:val="1F3A5C"/>
-                <w:sz w:val="24"/>
-                <w:szCs w:val="24"/>
-              </w:rPr>
-              <w:t xml:space="preserve">photoplethysmogram at a hundred hertz, mean absolute error 0.069 against 0.159 for</w:t>
-            </w:r>
-          </w:p>
-          <w:p>
-            <w:pPr>
-              <w:spacing w:after="0" w:before="0"/>
-            </w:pPr>
-            <w:r>
-              <w:rPr>
-                <w:rFonts w:ascii="Calibri" w:cs="Calibri" w:eastAsia="Calibri" w:hAnsi="Calibri"/>
-                <w:b/>
-                <w:bCs/>
-                <w:color w:val="1F3A5C"/>
-                <w:sz w:val="24"/>
-                <w:szCs w:val="24"/>
-              </w:rPr>
-              <w:t xml:space="preserve">heart rate alone, on seventy held-out subjects, and it refuses to answer when the</w:t>
-            </w:r>
-          </w:p>
-          <w:p>
-            <w:pPr>
-              <w:spacing w:after="0" w:before="0"/>
-            </w:pPr>
-            <w:r>
-              <w:rPr>
-                <w:rFonts w:ascii="Calibri" w:cs="Calibri" w:eastAsia="Calibri" w:hAnsi="Calibri"/>
-                <w:b/>
-                <w:bCs/>
-                <w:color w:val="1F3A5C"/>
-                <w:sz w:val="24"/>
-                <w:szCs w:val="24"/>
-              </w:rPr>
-              <w:t xml:space="preserve">signal is poor. But its output does not reach the allocator in this build. The</w:t>
-            </w:r>
-          </w:p>
-          <w:p>
-            <w:pPr>
-              <w:spacing w:after="0" w:before="0"/>
-            </w:pPr>
-            <w:r>
-              <w:rPr>
-                <w:rFonts w:ascii="Calibri" w:cs="Calibri" w:eastAsia="Calibri" w:hAnsi="Calibri"/>
-                <w:b/>
-                <w:bCs/>
-                <w:color w:val="1F3A5C"/>
-                <w:sz w:val="24"/>
-                <w:szCs w:val="24"/>
-              </w:rPr>
-              <w:t xml:space="preserve">deadlines the tasking uses come from the scenario's own physiology model. I'd rather</w:t>
-            </w:r>
-          </w:p>
-          <w:p>
-            <w:pPr>
-              <w:spacing w:after="0" w:before="0"/>
-            </w:pPr>
-            <w:r>
-              <w:rPr>
-                <w:rFonts w:ascii="Calibri" w:cs="Calibri" w:eastAsia="Calibri" w:hAnsi="Calibri"/>
-                <w:b/>
-                <w:bCs/>
-                <w:color w:val="1F3A5C"/>
-                <w:sz w:val="24"/>
-                <w:szCs w:val="24"/>
-              </w:rPr>
-              <w:t xml:space="preserve">tell you that than have you assume a tighter integration than exists."</w:t>
+              <w:t xml:space="preserve">"It's a real finding and it's on the result sheet by design. But I measured it rather</w:t>
+            </w:r>
+          </w:p>
+          <w:p>
+            <w:pPr>
+              <w:spacing w:after="0" w:before="0"/>
+            </w:pPr>
+            <w:r>
+              <w:rPr>
+                <w:rFonts w:ascii="Calibri" w:cs="Calibri" w:eastAsia="Calibri" w:hAnsi="Calibri"/>
+                <w:b/>
+                <w:bCs/>
+                <w:color w:val="1F3A5C"/>
+                <w:sz w:val="24"/>
+                <w:szCs w:val="24"/>
+              </w:rPr>
+              <w:t xml:space="preserve">than argued about it. Take the responder qualification/mix from one qualified receiver in ten up to five in</w:t>
+            </w:r>
+          </w:p>
+          <w:p>
+            <w:pPr>
+              <w:spacing w:after="0" w:before="0"/>
+            </w:pPr>
+            <w:r>
+              <w:rPr>
+                <w:rFonts w:ascii="Calibri" w:cs="Calibri" w:eastAsia="Calibri" w:hAnsi="Calibri"/>
+                <w:b/>
+                <w:bCs/>
+                <w:color w:val="1F3A5C"/>
+                <w:sz w:val="24"/>
+                <w:szCs w:val="24"/>
+              </w:rPr>
+              <w:t xml:space="preserve">ten: ANGEL SWARM goes from twenty-three point five to twenty point nine, current</w:t>
+            </w:r>
+          </w:p>
+          <w:p>
+            <w:pPr>
+              <w:spacing w:after="0" w:before="0"/>
+            </w:pPr>
+            <w:r>
+              <w:rPr>
+                <w:rFonts w:ascii="Calibri" w:cs="Calibri" w:eastAsia="Calibri" w:hAnsi="Calibri"/>
+                <w:b/>
+                <w:bCs/>
+                <w:color w:val="1F3A5C"/>
+                <w:sz w:val="24"/>
+                <w:szCs w:val="24"/>
+              </w:rPr>
+              <w:t xml:space="preserve">tasking goes from twenty-seven point seven to twenty-six point two. Both improve —</w:t>
+            </w:r>
+          </w:p>
+          <w:p>
+            <w:pPr>
+              <w:spacing w:after="0" w:before="0"/>
+            </w:pPr>
+            <w:r>
+              <w:rPr>
+                <w:rFonts w:ascii="Calibri" w:cs="Calibri" w:eastAsia="Calibri" w:hAnsi="Calibri"/>
+                <w:b/>
+                <w:bCs/>
+                <w:color w:val="1F3A5C"/>
+                <w:sz w:val="24"/>
+                <w:szCs w:val="24"/>
+              </w:rPr>
+              <w:t xml:space="preserve">and </w:t>
+            </w:r>
+            <w:r>
+              <w:rPr>
+                <w:rFonts w:ascii="Calibri" w:cs="Calibri" w:eastAsia="Calibri" w:hAnsi="Calibri"/>
+                <w:b/>
+                <w:bCs/>
+                <w:color w:val="1F3A5C"/>
+                <w:sz w:val="24"/>
+                <w:szCs w:val="24"/>
+              </w:rPr>
+              <w:t xml:space="preserve">the gap widens</w:t>
+            </w:r>
+            <w:r>
+              <w:rPr>
+                <w:rFonts w:ascii="Calibri" w:cs="Calibri" w:eastAsia="Calibri" w:hAnsi="Calibri"/>
+                <w:b/>
+                <w:bCs/>
+                <w:color w:val="1F3A5C"/>
+                <w:sz w:val="24"/>
+                <w:szCs w:val="24"/>
+              </w:rPr>
+              <w:t xml:space="preserve">, from four point two to five point four. Better-trained</w:t>
+            </w:r>
+          </w:p>
+          <w:p>
+            <w:pPr>
+              <w:spacing w:after="0" w:before="0"/>
+            </w:pPr>
+            <w:r>
+              <w:rPr>
+                <w:rFonts w:ascii="Calibri" w:cs="Calibri" w:eastAsia="Calibri" w:hAnsi="Calibri"/>
+                <w:b/>
+                <w:bCs/>
+                <w:color w:val="1F3A5C"/>
+                <w:sz w:val="24"/>
+                <w:szCs w:val="24"/>
+              </w:rPr>
+              <w:t xml:space="preserve">responders make the tasking decision matter </w:t>
+            </w:r>
+            <w:r>
+              <w:rPr>
+                <w:rFonts w:ascii="Calibri" w:cs="Calibri" w:eastAsia="Calibri" w:hAnsi="Calibri"/>
+                <w:b/>
+                <w:bCs/>
+                <w:i/>
+                <w:iCs/>
+                <w:color w:val="1F3A5C"/>
+                <w:sz w:val="24"/>
+                <w:szCs w:val="24"/>
+              </w:rPr>
+              <w:t xml:space="preserve">more</w:t>
+            </w:r>
+            <w:r>
+              <w:rPr>
+                <w:rFonts w:ascii="Calibri" w:cs="Calibri" w:eastAsia="Calibri" w:hAnsi="Calibri"/>
+                <w:b/>
+                <w:bCs/>
+                <w:color w:val="1F3A5C"/>
+                <w:sz w:val="24"/>
+                <w:szCs w:val="24"/>
+              </w:rPr>
+              <w:t xml:space="preserve">, not less. They're complements.</w:t>
+            </w:r>
+          </w:p>
+          <w:p>
+            <w:pPr>
+              <w:spacing w:after="0" w:before="0"/>
+            </w:pPr>
+            <w:r>
+              <w:rPr>
+                <w:rFonts w:ascii="Calibri" w:cs="Calibri" w:eastAsia="Calibri" w:hAnsi="Calibri"/>
+                <w:b/>
+                <w:bCs/>
+                <w:color w:val="1F3A5C"/>
+                <w:sz w:val="24"/>
+                <w:szCs w:val="24"/>
+              </w:rPr>
+              <w:t xml:space="preserve">The other half of that answer is that 'nobody could administer' is completely inert</w:t>
+            </w:r>
+          </w:p>
+          <w:p>
+            <w:pPr>
+              <w:spacing w:after="0" w:before="0"/>
+            </w:pPr>
+            <w:r>
+              <w:rPr>
+                <w:rFonts w:ascii="Calibri" w:cs="Calibri" w:eastAsia="Calibri" w:hAnsi="Calibri"/>
+                <w:b/>
+                <w:bCs/>
+                <w:color w:val="1F3A5C"/>
+                <w:sz w:val="24"/>
+                <w:szCs w:val="24"/>
+              </w:rPr>
+              <w:t xml:space="preserve">to fleet size — twelve point zero deaths at every fleet size we swept. You cannot buy</w:t>
+            </w:r>
+          </w:p>
+          <w:p>
+            <w:pPr>
+              <w:spacing w:after="0" w:before="0"/>
+            </w:pPr>
+            <w:r>
+              <w:rPr>
+                <w:rFonts w:ascii="Calibri" w:cs="Calibri" w:eastAsia="Calibri" w:hAnsi="Calibri"/>
+                <w:b/>
+                <w:bCs/>
+                <w:color w:val="1F3A5C"/>
+                <w:sz w:val="24"/>
+                <w:szCs w:val="24"/>
+              </w:rPr>
+              <w:t xml:space="preserve">your way out of it with airframes, which is exactly why it belongs on the screen."</w:t>
             </w:r>
           </w:p>
         </w:tc>
@@ -7144,7 +7676,7 @@
           <w:sz w:val="23"/>
           <w:szCs w:val="23"/>
         </w:rPr>
-        <w:t xml:space="preserve">Q6 · "How much of this is AI?"</w:t>
+        <w:t xml:space="preserve">⚠ Q5 · "Where does the physiological deadline come from? Is that model driving the tasking?"</w:t>
       </w:r>
     </w:p>
     <w:tbl>
@@ -7193,162 +7725,103 @@
                 <w:sz w:val="24"/>
                 <w:szCs w:val="24"/>
               </w:rPr>
-              <w:t xml:space="preserve">"Deliberately less than you'd expect. Two sets of trained weights ship — a hundred</w:t>
-            </w:r>
-          </w:p>
-          <w:p>
-            <w:pPr>
-              <w:spacing w:after="0" w:before="0"/>
-            </w:pPr>
-            <w:r>
-              <w:rPr>
-                <w:rFonts w:ascii="Calibri" w:cs="Calibri" w:eastAsia="Calibri" w:hAnsi="Calibri"/>
-                <w:b/>
-                <w:bCs/>
-                <w:color w:val="1F3A5C"/>
-                <w:sz w:val="24"/>
-                <w:szCs w:val="24"/>
-              </w:rPr>
-              <w:t xml:space="preserve">and four thousand parameter CNN for the physiology, and a sentence encoder for</w:t>
-            </w:r>
-          </w:p>
-          <w:p>
-            <w:pPr>
-              <w:spacing w:after="0" w:before="0"/>
-            </w:pPr>
-            <w:r>
-              <w:rPr>
-                <w:rFonts w:ascii="Calibri" w:cs="Calibri" w:eastAsia="Calibri" w:hAnsi="Calibri"/>
-                <w:b/>
-                <w:bCs/>
-                <w:color w:val="1F3A5C"/>
-                <w:sz w:val="24"/>
-                <w:szCs w:val="24"/>
-              </w:rPr>
-              <w:t xml:space="preserve">doctrine retrieval — and two destinations of the thirteen carry the mark at all.</w:t>
-            </w:r>
-          </w:p>
-          <w:p>
-            <w:pPr>
-              <w:spacing w:after="0" w:before="0"/>
-            </w:pPr>
-            <w:r>
-              <w:rPr>
-                <w:rFonts w:ascii="Calibri" w:cs="Calibri" w:eastAsia="Calibri" w:hAnsi="Calibri"/>
-                <w:b/>
-                <w:bCs/>
-                <w:color w:val="1F3A5C"/>
-                <w:sz w:val="24"/>
-                <w:szCs w:val="24"/>
-              </w:rPr>
-              <w:t xml:space="preserve">There is no language model. Nothing on any screen is generated</w:t>
-            </w:r>
-            <w:r>
-              <w:rPr>
-                <w:rFonts w:ascii="Calibri" w:cs="Calibri" w:eastAsia="Calibri" w:hAnsi="Calibri"/>
-                <w:b/>
-                <w:bCs/>
-                <w:color w:val="1F3A5C"/>
-                <w:sz w:val="24"/>
-                <w:szCs w:val="24"/>
-              </w:rPr>
-              <w:t xml:space="preserve">, and Ask ANGEL's</w:t>
-            </w:r>
-          </w:p>
-          <w:p>
-            <w:pPr>
-              <w:spacing w:after="0" w:before="0"/>
-            </w:pPr>
-            <w:r>
-              <w:rPr>
-                <w:rFonts w:ascii="Calibri" w:cs="Calibri" w:eastAsia="Calibri" w:hAnsi="Calibri"/>
-                <w:b/>
-                <w:bCs/>
-                <w:color w:val="1F3A5C"/>
-                <w:sz w:val="24"/>
-                <w:szCs w:val="24"/>
-              </w:rPr>
-              <w:t xml:space="preserve">own header says exactly that. That is the stronger claim, not the weaker one: a</w:t>
-            </w:r>
-          </w:p>
-          <w:p>
-            <w:pPr>
-              <w:spacing w:after="0" w:before="0"/>
-            </w:pPr>
-            <w:r>
-              <w:rPr>
-                <w:rFonts w:ascii="Calibri" w:cs="Calibri" w:eastAsia="Calibri" w:hAnsi="Calibri"/>
-                <w:b/>
-                <w:bCs/>
-                <w:color w:val="1F3A5C"/>
-                <w:sz w:val="24"/>
-                <w:szCs w:val="24"/>
-              </w:rPr>
-              <w:t xml:space="preserve">template over the run record cannot hallucinate a casualty count, and a verbatim</w:t>
-            </w:r>
-          </w:p>
-          <w:p>
-            <w:pPr>
-              <w:spacing w:after="0" w:before="0"/>
-            </w:pPr>
-            <w:r>
-              <w:rPr>
-                <w:rFonts w:ascii="Calibri" w:cs="Calibri" w:eastAsia="Calibri" w:hAnsi="Calibri"/>
-                <w:b/>
-                <w:bCs/>
-                <w:color w:val="1F3A5C"/>
-                <w:sz w:val="24"/>
-                <w:szCs w:val="24"/>
-              </w:rPr>
-              <w:t xml:space="preserve">quote cannot invent doctrine. The tasking optimiser carries no mark and never has —</w:t>
-            </w:r>
-          </w:p>
-          <w:p>
-            <w:pPr>
-              <w:spacing w:after="0" w:before="0"/>
-            </w:pPr>
-            <w:r>
-              <w:rPr>
-                <w:rFonts w:ascii="Calibri" w:cs="Calibri" w:eastAsia="Calibri" w:hAnsi="Calibri"/>
-                <w:b/>
-                <w:bCs/>
-                <w:color w:val="1F3A5C"/>
-                <w:sz w:val="24"/>
-                <w:szCs w:val="24"/>
-              </w:rPr>
-              <w:t xml:space="preserve">it is arithmetic against hard constraints, and an earlier build that marked it as AI</w:t>
-            </w:r>
-          </w:p>
-          <w:p>
-            <w:pPr>
-              <w:spacing w:after="0" w:before="0"/>
-            </w:pPr>
-            <w:r>
-              <w:rPr>
-                <w:rFonts w:ascii="Calibri" w:cs="Calibri" w:eastAsia="Calibri" w:hAnsi="Calibri"/>
-                <w:b/>
-                <w:bCs/>
-                <w:color w:val="1F3A5C"/>
-                <w:sz w:val="24"/>
-                <w:szCs w:val="24"/>
-              </w:rPr>
-              <w:t xml:space="preserve">was corrected on the screen itself. The absence of the mark is what makes the mark</w:t>
-            </w:r>
-          </w:p>
-          <w:p>
-            <w:pPr>
-              <w:spacing w:after="0" w:before="0"/>
-            </w:pPr>
-            <w:r>
-              <w:rPr>
-                <w:rFonts w:ascii="Calibri" w:cs="Calibri" w:eastAsia="Calibri" w:hAnsi="Calibri"/>
-                <w:b/>
-                <w:bCs/>
-                <w:color w:val="1F3A5C"/>
-                <w:sz w:val="24"/>
-                <w:szCs w:val="24"/>
-              </w:rPr>
-              <w:t xml:space="preserve">mean anything."</w:t>
+              <w:t xml:space="preserve">"No, and the application says so on its own Sensor screen. CRI-Net is real — a</w:t>
+            </w:r>
+          </w:p>
+          <w:p>
+            <w:pPr>
+              <w:spacing w:after="0" w:before="0"/>
+            </w:pPr>
+            <w:r>
+              <w:rPr>
+                <w:rFonts w:ascii="Calibri" w:cs="Calibri" w:eastAsia="Calibri" w:hAnsi="Calibri"/>
+                <w:b/>
+                <w:bCs/>
+                <w:color w:val="1F3A5C"/>
+                <w:sz w:val="24"/>
+                <w:szCs w:val="24"/>
+              </w:rPr>
+              <w:t xml:space="preserve">hundred and four thousand parameter one-dimensional CNN over five seconds of</w:t>
+            </w:r>
+          </w:p>
+          <w:p>
+            <w:pPr>
+              <w:spacing w:after="0" w:before="0"/>
+            </w:pPr>
+            <w:r>
+              <w:rPr>
+                <w:rFonts w:ascii="Calibri" w:cs="Calibri" w:eastAsia="Calibri" w:hAnsi="Calibri"/>
+                <w:b/>
+                <w:bCs/>
+                <w:color w:val="1F3A5C"/>
+                <w:sz w:val="24"/>
+                <w:szCs w:val="24"/>
+              </w:rPr>
+              <w:t xml:space="preserve">photoplethysmogram at a hundred hertz, mean absolute error 0.069 against 0.159 for</w:t>
+            </w:r>
+          </w:p>
+          <w:p>
+            <w:pPr>
+              <w:spacing w:after="0" w:before="0"/>
+            </w:pPr>
+            <w:r>
+              <w:rPr>
+                <w:rFonts w:ascii="Calibri" w:cs="Calibri" w:eastAsia="Calibri" w:hAnsi="Calibri"/>
+                <w:b/>
+                <w:bCs/>
+                <w:color w:val="1F3A5C"/>
+                <w:sz w:val="24"/>
+                <w:szCs w:val="24"/>
+              </w:rPr>
+              <w:t xml:space="preserve">heart rate alone, on seventy held-out subjects, and it refuses to answer when the</w:t>
+            </w:r>
+          </w:p>
+          <w:p>
+            <w:pPr>
+              <w:spacing w:after="0" w:before="0"/>
+            </w:pPr>
+            <w:r>
+              <w:rPr>
+                <w:rFonts w:ascii="Calibri" w:cs="Calibri" w:eastAsia="Calibri" w:hAnsi="Calibri"/>
+                <w:b/>
+                <w:bCs/>
+                <w:color w:val="1F3A5C"/>
+                <w:sz w:val="24"/>
+                <w:szCs w:val="24"/>
+              </w:rPr>
+              <w:t xml:space="preserve">signal is poor. But its output does not reach the allocator in this build. The</w:t>
+            </w:r>
+          </w:p>
+          <w:p>
+            <w:pPr>
+              <w:spacing w:after="0" w:before="0"/>
+            </w:pPr>
+            <w:r>
+              <w:rPr>
+                <w:rFonts w:ascii="Calibri" w:cs="Calibri" w:eastAsia="Calibri" w:hAnsi="Calibri"/>
+                <w:b/>
+                <w:bCs/>
+                <w:color w:val="1F3A5C"/>
+                <w:sz w:val="24"/>
+                <w:szCs w:val="24"/>
+              </w:rPr>
+              <w:t xml:space="preserve">deadlines the tasking uses come from the scenario's own physiology model. I'd rather</w:t>
+            </w:r>
+          </w:p>
+          <w:p>
+            <w:pPr>
+              <w:spacing w:after="0" w:before="0"/>
+            </w:pPr>
+            <w:r>
+              <w:rPr>
+                <w:rFonts w:ascii="Calibri" w:cs="Calibri" w:eastAsia="Calibri" w:hAnsi="Calibri"/>
+                <w:b/>
+                <w:bCs/>
+                <w:color w:val="1F3A5C"/>
+                <w:sz w:val="24"/>
+                <w:szCs w:val="24"/>
+              </w:rPr>
+              <w:t xml:space="preserve">tell you that than have you assume a tighter integration than exists."</w:t>
             </w:r>
           </w:p>
         </w:tc>
@@ -7376,7 +7849,7 @@
           <w:sz w:val="23"/>
           <w:szCs w:val="23"/>
         </w:rPr>
-        <w:t xml:space="preserve">Q7 · "Could this actually get an ATO?"</w:t>
+        <w:t xml:space="preserve">Q6 · "How much of this is AI?"</w:t>
       </w:r>
     </w:p>
     <w:tbl>
@@ -7425,135 +7898,162 @@
                 <w:sz w:val="24"/>
                 <w:szCs w:val="24"/>
               </w:rPr>
-              <w:t xml:space="preserve">"Not as it stands, and the package says that in those words. What it does have is a</w:t>
-            </w:r>
-          </w:p>
-          <w:p>
-            <w:pPr>
-              <w:spacing w:after="0" w:before="0"/>
-            </w:pPr>
-            <w:r>
-              <w:rPr>
-                <w:rFonts w:ascii="Calibri" w:cs="Calibri" w:eastAsia="Calibri" w:hAnsi="Calibri"/>
-                <w:b/>
-                <w:bCs/>
-                <w:color w:val="1F3A5C"/>
-                <w:sz w:val="24"/>
-                <w:szCs w:val="24"/>
-              </w:rPr>
-              <w:t xml:space="preserve">STRIDE threat model over ten assets and seven trust boundaries with every mitigation</w:t>
-            </w:r>
-          </w:p>
-          <w:p>
-            <w:pPr>
-              <w:spacing w:after="0" w:before="0"/>
-            </w:pPr>
-            <w:r>
-              <w:rPr>
-                <w:rFonts w:ascii="Calibri" w:cs="Calibri" w:eastAsia="Calibri" w:hAnsi="Calibri"/>
-                <w:b/>
-                <w:bCs/>
-                <w:color w:val="1F3A5C"/>
-                <w:sz w:val="24"/>
-                <w:szCs w:val="24"/>
-              </w:rPr>
-              <w:t xml:space="preserve">split into what's in place and what's still required, a residual risk register, and</w:t>
-            </w:r>
-          </w:p>
-          <w:p>
-            <w:pPr>
-              <w:spacing w:after="0" w:before="0"/>
-            </w:pPr>
-            <w:r>
-              <w:rPr>
-                <w:rFonts w:ascii="Calibri" w:cs="Calibri" w:eastAsia="Calibri" w:hAnsi="Calibri"/>
-                <w:b/>
-                <w:bCs/>
-                <w:color w:val="1F3A5C"/>
-                <w:sz w:val="24"/>
-                <w:szCs w:val="24"/>
-              </w:rPr>
-              <w:t xml:space="preserve">an RMF pathway naming the NIST 800-53 Rev 5 families already partly satisfied by</w:t>
-            </w:r>
-          </w:p>
-          <w:p>
-            <w:pPr>
-              <w:spacing w:after="0" w:before="0"/>
-            </w:pPr>
-            <w:r>
-              <w:rPr>
-                <w:rFonts w:ascii="Calibri" w:cs="Calibri" w:eastAsia="Calibri" w:hAnsi="Calibri"/>
-                <w:b/>
-                <w:bCs/>
-                <w:color w:val="1F3A5C"/>
-                <w:sz w:val="24"/>
-                <w:szCs w:val="24"/>
-              </w:rPr>
-              <w:t xml:space="preserve">design. Some things are genuinely in our favour: zero network egress — measured, not</w:t>
-            </w:r>
-          </w:p>
-          <w:p>
-            <w:pPr>
-              <w:spacing w:after="0" w:before="0"/>
-            </w:pPr>
-            <w:r>
-              <w:rPr>
-                <w:rFonts w:ascii="Calibri" w:cs="Calibri" w:eastAsia="Calibri" w:hAnsi="Calibri"/>
-                <w:b/>
-                <w:bCs/>
-                <w:color w:val="1F3A5C"/>
-                <w:sz w:val="24"/>
-                <w:szCs w:val="24"/>
-              </w:rPr>
-              <w:t xml:space="preserve">asserted — loopback only, no PHI, synthetic data, a static CGO-free Go binary, every</w:t>
-            </w:r>
-          </w:p>
-          <w:p>
-            <w:pPr>
-              <w:spacing w:after="0" w:before="0"/>
-            </w:pPr>
-            <w:r>
-              <w:rPr>
-                <w:rFonts w:ascii="Calibri" w:cs="Calibri" w:eastAsia="Calibri" w:hAnsi="Calibri"/>
-                <w:b/>
-                <w:bCs/>
-                <w:color w:val="1F3A5C"/>
-                <w:sz w:val="24"/>
-                <w:szCs w:val="24"/>
-              </w:rPr>
-              <w:t xml:space="preserve">dependency vendored and hashed in a CycloneDX bill of materials. The hard part isn't</w:t>
-            </w:r>
-          </w:p>
-          <w:p>
-            <w:pPr>
-              <w:spacing w:after="0" w:before="0"/>
-            </w:pPr>
-            <w:r>
-              <w:rPr>
-                <w:rFonts w:ascii="Calibri" w:cs="Calibri" w:eastAsia="Calibri" w:hAnsi="Calibri"/>
-                <w:b/>
-                <w:bCs/>
-                <w:color w:val="1F3A5C"/>
-                <w:sz w:val="24"/>
-                <w:szCs w:val="24"/>
-              </w:rPr>
-              <w:t xml:space="preserve">the architecture, it's that CC SRG revision five now pulls IL5 to the FedRAMP High</w:t>
-            </w:r>
-          </w:p>
-          <w:p>
-            <w:pPr>
-              <w:spacing w:after="0" w:before="0"/>
-            </w:pPr>
-            <w:r>
-              <w:rPr>
-                <w:rFonts w:ascii="Calibri" w:cs="Calibri" w:eastAsia="Calibri" w:hAnsi="Calibri"/>
-                <w:b/>
-                <w:bCs/>
-                <w:color w:val="1F3A5C"/>
-                <w:sz w:val="24"/>
-                <w:szCs w:val="24"/>
-              </w:rPr>
-              <w:t xml:space="preserve">baseline, and that's a programme timeline, not a hackathon one."</w:t>
+              <w:t xml:space="preserve">"Deliberately less than you'd expect. Two sets of trained weights ship — a hundred</w:t>
+            </w:r>
+          </w:p>
+          <w:p>
+            <w:pPr>
+              <w:spacing w:after="0" w:before="0"/>
+            </w:pPr>
+            <w:r>
+              <w:rPr>
+                <w:rFonts w:ascii="Calibri" w:cs="Calibri" w:eastAsia="Calibri" w:hAnsi="Calibri"/>
+                <w:b/>
+                <w:bCs/>
+                <w:color w:val="1F3A5C"/>
+                <w:sz w:val="24"/>
+                <w:szCs w:val="24"/>
+              </w:rPr>
+              <w:t xml:space="preserve">and four thousand parameter CNN for the physiology, and a sentence encoder for</w:t>
+            </w:r>
+          </w:p>
+          <w:p>
+            <w:pPr>
+              <w:spacing w:after="0" w:before="0"/>
+            </w:pPr>
+            <w:r>
+              <w:rPr>
+                <w:rFonts w:ascii="Calibri" w:cs="Calibri" w:eastAsia="Calibri" w:hAnsi="Calibri"/>
+                <w:b/>
+                <w:bCs/>
+                <w:color w:val="1F3A5C"/>
+                <w:sz w:val="24"/>
+                <w:szCs w:val="24"/>
+              </w:rPr>
+              <w:t xml:space="preserve">doctrine retrieval — and two destinations of the fourteen carry the mark at all.</w:t>
+            </w:r>
+          </w:p>
+          <w:p>
+            <w:pPr>
+              <w:spacing w:after="0" w:before="0"/>
+            </w:pPr>
+            <w:r>
+              <w:rPr>
+                <w:rFonts w:ascii="Calibri" w:cs="Calibri" w:eastAsia="Calibri" w:hAnsi="Calibri"/>
+                <w:b/>
+                <w:bCs/>
+                <w:color w:val="1F3A5C"/>
+                <w:sz w:val="24"/>
+                <w:szCs w:val="24"/>
+              </w:rPr>
+              <w:t xml:space="preserve">There is no language model. Nothing on any screen is generated</w:t>
+            </w:r>
+            <w:r>
+              <w:rPr>
+                <w:rFonts w:ascii="Calibri" w:cs="Calibri" w:eastAsia="Calibri" w:hAnsi="Calibri"/>
+                <w:b/>
+                <w:bCs/>
+                <w:color w:val="1F3A5C"/>
+                <w:sz w:val="24"/>
+                <w:szCs w:val="24"/>
+              </w:rPr>
+              <w:t xml:space="preserve">, and Ask ANGEL's</w:t>
+            </w:r>
+          </w:p>
+          <w:p>
+            <w:pPr>
+              <w:spacing w:after="0" w:before="0"/>
+            </w:pPr>
+            <w:r>
+              <w:rPr>
+                <w:rFonts w:ascii="Calibri" w:cs="Calibri" w:eastAsia="Calibri" w:hAnsi="Calibri"/>
+                <w:b/>
+                <w:bCs/>
+                <w:color w:val="1F3A5C"/>
+                <w:sz w:val="24"/>
+                <w:szCs w:val="24"/>
+              </w:rPr>
+              <w:t xml:space="preserve">own header says exactly that. That is the stronger claim, not the weaker one: a</w:t>
+            </w:r>
+          </w:p>
+          <w:p>
+            <w:pPr>
+              <w:spacing w:after="0" w:before="0"/>
+            </w:pPr>
+            <w:r>
+              <w:rPr>
+                <w:rFonts w:ascii="Calibri" w:cs="Calibri" w:eastAsia="Calibri" w:hAnsi="Calibri"/>
+                <w:b/>
+                <w:bCs/>
+                <w:color w:val="1F3A5C"/>
+                <w:sz w:val="24"/>
+                <w:szCs w:val="24"/>
+              </w:rPr>
+              <w:t xml:space="preserve">template over the run record cannot hallucinate a casualty count, and a verbatim</w:t>
+            </w:r>
+          </w:p>
+          <w:p>
+            <w:pPr>
+              <w:spacing w:after="0" w:before="0"/>
+            </w:pPr>
+            <w:r>
+              <w:rPr>
+                <w:rFonts w:ascii="Calibri" w:cs="Calibri" w:eastAsia="Calibri" w:hAnsi="Calibri"/>
+                <w:b/>
+                <w:bCs/>
+                <w:color w:val="1F3A5C"/>
+                <w:sz w:val="24"/>
+                <w:szCs w:val="24"/>
+              </w:rPr>
+              <w:t xml:space="preserve">quote cannot invent doctrine. The tasking optimiser carries no mark and never has —</w:t>
+            </w:r>
+          </w:p>
+          <w:p>
+            <w:pPr>
+              <w:spacing w:after="0" w:before="0"/>
+            </w:pPr>
+            <w:r>
+              <w:rPr>
+                <w:rFonts w:ascii="Calibri" w:cs="Calibri" w:eastAsia="Calibri" w:hAnsi="Calibri"/>
+                <w:b/>
+                <w:bCs/>
+                <w:color w:val="1F3A5C"/>
+                <w:sz w:val="24"/>
+                <w:szCs w:val="24"/>
+              </w:rPr>
+              <w:t xml:space="preserve">it is arithmetic against hard constraints, and an earlier build that marked it as AI</w:t>
+            </w:r>
+          </w:p>
+          <w:p>
+            <w:pPr>
+              <w:spacing w:after="0" w:before="0"/>
+            </w:pPr>
+            <w:r>
+              <w:rPr>
+                <w:rFonts w:ascii="Calibri" w:cs="Calibri" w:eastAsia="Calibri" w:hAnsi="Calibri"/>
+                <w:b/>
+                <w:bCs/>
+                <w:color w:val="1F3A5C"/>
+                <w:sz w:val="24"/>
+                <w:szCs w:val="24"/>
+              </w:rPr>
+              <w:t xml:space="preserve">was corrected on the screen itself. The absence of the mark is what makes the mark</w:t>
+            </w:r>
+          </w:p>
+          <w:p>
+            <w:pPr>
+              <w:spacing w:after="0" w:before="0"/>
+            </w:pPr>
+            <w:r>
+              <w:rPr>
+                <w:rFonts w:ascii="Calibri" w:cs="Calibri" w:eastAsia="Calibri" w:hAnsi="Calibri"/>
+                <w:b/>
+                <w:bCs/>
+                <w:color w:val="1F3A5C"/>
+                <w:sz w:val="24"/>
+                <w:szCs w:val="24"/>
+              </w:rPr>
+              <w:t xml:space="preserve">mean anything."</w:t>
             </w:r>
           </w:p>
         </w:tc>
@@ -7581,7 +8081,7 @@
           <w:sz w:val="23"/>
           <w:szCs w:val="23"/>
         </w:rPr>
-        <w:t xml:space="preserve">Q8 · "What would you do with three more months?"</w:t>
+        <w:t xml:space="preserve">Q7 · "Could this actually get an ATO?"</w:t>
       </w:r>
     </w:p>
     <w:tbl>
@@ -7630,71 +8130,135 @@
                 <w:sz w:val="24"/>
                 <w:szCs w:val="24"/>
               </w:rPr>
-              <w:t xml:space="preserve">"Three things, in order. One: telementoring, because 'nobody could administer' is the</w:t>
-            </w:r>
-          </w:p>
-          <w:p>
-            <w:pPr>
-              <w:spacing w:after="0" w:before="0"/>
-            </w:pPr>
-            <w:r>
-              <w:rPr>
-                <w:rFonts w:ascii="Calibri" w:cs="Calibri" w:eastAsia="Calibri" w:hAnsi="Calibri"/>
-                <w:b/>
-                <w:bCs/>
-                <w:color w:val="1F3A5C"/>
-                <w:sz w:val="24"/>
-                <w:szCs w:val="24"/>
-              </w:rPr>
-              <w:t xml:space="preserve">largest remaining bucket and it is the only one that doesn't respond to more</w:t>
-            </w:r>
-          </w:p>
-          <w:p>
-            <w:pPr>
-              <w:spacing w:after="0" w:before="0"/>
-            </w:pPr>
-            <w:r>
-              <w:rPr>
-                <w:rFonts w:ascii="Calibri" w:cs="Calibri" w:eastAsia="Calibri" w:hAnsi="Calibri"/>
-                <w:b/>
-                <w:bCs/>
-                <w:color w:val="1F3A5C"/>
-                <w:sz w:val="24"/>
-                <w:szCs w:val="24"/>
-              </w:rPr>
-              <w:t xml:space="preserve">aircraft. Two: close the loop from CRI-Net to the allocator, which is the honest gap</w:t>
-            </w:r>
-          </w:p>
-          <w:p>
-            <w:pPr>
-              <w:spacing w:after="0" w:before="0"/>
-            </w:pPr>
-            <w:r>
-              <w:rPr>
-                <w:rFonts w:ascii="Calibri" w:cs="Calibri" w:eastAsia="Calibri" w:hAnsi="Calibri"/>
-                <w:b/>
-                <w:bCs/>
-                <w:color w:val="1F3A5C"/>
-                <w:sz w:val="24"/>
-                <w:szCs w:val="24"/>
-              </w:rPr>
-              <w:t xml:space="preserve">I flagged a moment ago. Three: test the BATDOK-J interface against a real BATDOK-J</w:t>
-            </w:r>
-          </w:p>
-          <w:p>
-            <w:pPr>
-              <w:spacing w:after="0" w:before="0"/>
-            </w:pPr>
-            <w:r>
-              <w:rPr>
-                <w:rFonts w:ascii="Calibri" w:cs="Calibri" w:eastAsia="Calibri" w:hAnsi="Calibri"/>
-                <w:b/>
-                <w:bCs/>
-                <w:color w:val="1F3A5C"/>
-                <w:sz w:val="24"/>
-                <w:szCs w:val="24"/>
-              </w:rPr>
-              <w:t xml:space="preserve">instead of against a specification."</w:t>
+              <w:t xml:space="preserve">"Not as it stands, and the package says that in those words. What it does have is a</w:t>
+            </w:r>
+          </w:p>
+          <w:p>
+            <w:pPr>
+              <w:spacing w:after="0" w:before="0"/>
+            </w:pPr>
+            <w:r>
+              <w:rPr>
+                <w:rFonts w:ascii="Calibri" w:cs="Calibri" w:eastAsia="Calibri" w:hAnsi="Calibri"/>
+                <w:b/>
+                <w:bCs/>
+                <w:color w:val="1F3A5C"/>
+                <w:sz w:val="24"/>
+                <w:szCs w:val="24"/>
+              </w:rPr>
+              <w:t xml:space="preserve">STRIDE threat model over ten assets and seven trust boundaries with every mitigation</w:t>
+            </w:r>
+          </w:p>
+          <w:p>
+            <w:pPr>
+              <w:spacing w:after="0" w:before="0"/>
+            </w:pPr>
+            <w:r>
+              <w:rPr>
+                <w:rFonts w:ascii="Calibri" w:cs="Calibri" w:eastAsia="Calibri" w:hAnsi="Calibri"/>
+                <w:b/>
+                <w:bCs/>
+                <w:color w:val="1F3A5C"/>
+                <w:sz w:val="24"/>
+                <w:szCs w:val="24"/>
+              </w:rPr>
+              <w:t xml:space="preserve">split into what's in place and what's still required, a residual risk register, and</w:t>
+            </w:r>
+          </w:p>
+          <w:p>
+            <w:pPr>
+              <w:spacing w:after="0" w:before="0"/>
+            </w:pPr>
+            <w:r>
+              <w:rPr>
+                <w:rFonts w:ascii="Calibri" w:cs="Calibri" w:eastAsia="Calibri" w:hAnsi="Calibri"/>
+                <w:b/>
+                <w:bCs/>
+                <w:color w:val="1F3A5C"/>
+                <w:sz w:val="24"/>
+                <w:szCs w:val="24"/>
+              </w:rPr>
+              <w:t xml:space="preserve">an RMF pathway naming the NIST 800-53 Rev 5 families already partly satisfied by</w:t>
+            </w:r>
+          </w:p>
+          <w:p>
+            <w:pPr>
+              <w:spacing w:after="0" w:before="0"/>
+            </w:pPr>
+            <w:r>
+              <w:rPr>
+                <w:rFonts w:ascii="Calibri" w:cs="Calibri" w:eastAsia="Calibri" w:hAnsi="Calibri"/>
+                <w:b/>
+                <w:bCs/>
+                <w:color w:val="1F3A5C"/>
+                <w:sz w:val="24"/>
+                <w:szCs w:val="24"/>
+              </w:rPr>
+              <w:t xml:space="preserve">design. Some things are genuinely in our favour: zero network egress — measured, not</w:t>
+            </w:r>
+          </w:p>
+          <w:p>
+            <w:pPr>
+              <w:spacing w:after="0" w:before="0"/>
+            </w:pPr>
+            <w:r>
+              <w:rPr>
+                <w:rFonts w:ascii="Calibri" w:cs="Calibri" w:eastAsia="Calibri" w:hAnsi="Calibri"/>
+                <w:b/>
+                <w:bCs/>
+                <w:color w:val="1F3A5C"/>
+                <w:sz w:val="24"/>
+                <w:szCs w:val="24"/>
+              </w:rPr>
+              <w:t xml:space="preserve">asserted — loopback only, no PHI, synthetic data, a static CGO-free Go binary, every</w:t>
+            </w:r>
+          </w:p>
+          <w:p>
+            <w:pPr>
+              <w:spacing w:after="0" w:before="0"/>
+            </w:pPr>
+            <w:r>
+              <w:rPr>
+                <w:rFonts w:ascii="Calibri" w:cs="Calibri" w:eastAsia="Calibri" w:hAnsi="Calibri"/>
+                <w:b/>
+                <w:bCs/>
+                <w:color w:val="1F3A5C"/>
+                <w:sz w:val="24"/>
+                <w:szCs w:val="24"/>
+              </w:rPr>
+              <w:t xml:space="preserve">dependency vendored and hashed in a CycloneDX bill of materials. The hard part isn't</w:t>
+            </w:r>
+          </w:p>
+          <w:p>
+            <w:pPr>
+              <w:spacing w:after="0" w:before="0"/>
+            </w:pPr>
+            <w:r>
+              <w:rPr>
+                <w:rFonts w:ascii="Calibri" w:cs="Calibri" w:eastAsia="Calibri" w:hAnsi="Calibri"/>
+                <w:b/>
+                <w:bCs/>
+                <w:color w:val="1F3A5C"/>
+                <w:sz w:val="24"/>
+                <w:szCs w:val="24"/>
+              </w:rPr>
+              <w:t xml:space="preserve">the architecture, it's that CC SRG revision five now pulls IL5 to the FedRAMP High</w:t>
+            </w:r>
+          </w:p>
+          <w:p>
+            <w:pPr>
+              <w:spacing w:after="0" w:before="0"/>
+            </w:pPr>
+            <w:r>
+              <w:rPr>
+                <w:rFonts w:ascii="Calibri" w:cs="Calibri" w:eastAsia="Calibri" w:hAnsi="Calibri"/>
+                <w:b/>
+                <w:bCs/>
+                <w:color w:val="1F3A5C"/>
+                <w:sz w:val="24"/>
+                <w:szCs w:val="24"/>
+              </w:rPr>
+              <w:t xml:space="preserve">baseline, and that's a programme timeline, not a hackathon one."</w:t>
             </w:r>
           </w:p>
         </w:tc>
@@ -7722,7 +8286,7 @@
           <w:sz w:val="23"/>
           <w:szCs w:val="23"/>
         </w:rPr>
-        <w:t xml:space="preserve">Q9 · "Why drones? Why not just evacuate faster?"</w:t>
+        <w:t xml:space="preserve">Q8 · "What would you do with three more months?"</w:t>
       </w:r>
     </w:p>
     <w:tbl>
@@ -7771,87 +8335,103 @@
                 <w:sz w:val="24"/>
                 <w:szCs w:val="24"/>
               </w:rPr>
-              <w:t xml:space="preserve">"Because the premise of the scenario is that you can't. Colonel Jason Corley,</w:t>
-            </w:r>
-          </w:p>
-          <w:p>
-            <w:pPr>
-              <w:spacing w:after="0" w:before="0"/>
-            </w:pPr>
-            <w:r>
-              <w:rPr>
-                <w:rFonts w:ascii="Calibri" w:cs="Calibri" w:eastAsia="Calibri" w:hAnsi="Calibri"/>
-                <w:b/>
-                <w:bCs/>
-                <w:color w:val="1F3A5C"/>
-                <w:sz w:val="24"/>
-                <w:szCs w:val="24"/>
-              </w:rPr>
-              <w:t xml:space="preserve">Director of the Armed Services Blood Program, June 2026 — evacuation delayed beyond</w:t>
-            </w:r>
-          </w:p>
-          <w:p>
-            <w:pPr>
-              <w:spacing w:after="0" w:before="0"/>
-            </w:pPr>
-            <w:r>
-              <w:rPr>
-                <w:rFonts w:ascii="Calibri" w:cs="Calibri" w:eastAsia="Calibri" w:hAnsi="Calibri"/>
-                <w:b/>
-                <w:bCs/>
-                <w:color w:val="1F3A5C"/>
-                <w:sz w:val="24"/>
-                <w:szCs w:val="24"/>
-              </w:rPr>
-              <w:t xml:space="preserve">seventy-two hours. The Golden Hour was an evacuation mandate and it assumed air</w:t>
-            </w:r>
-          </w:p>
-          <w:p>
-            <w:pPr>
-              <w:spacing w:after="0" w:before="0"/>
-            </w:pPr>
-            <w:r>
-              <w:rPr>
-                <w:rFonts w:ascii="Calibri" w:cs="Calibri" w:eastAsia="Calibri" w:hAnsi="Calibri"/>
-                <w:b/>
-                <w:bCs/>
-                <w:color w:val="1F3A5C"/>
-                <w:sz w:val="24"/>
-                <w:szCs w:val="24"/>
-              </w:rPr>
-              <w:t xml:space="preserve">superiority we should not assume in the Pacific. The blood standard is thirty-six</w:t>
-            </w:r>
-          </w:p>
-          <w:p>
-            <w:pPr>
-              <w:spacing w:after="0" w:before="0"/>
-            </w:pPr>
-            <w:r>
-              <w:rPr>
-                <w:rFonts w:ascii="Calibri" w:cs="Calibri" w:eastAsia="Calibri" w:hAnsi="Calibri"/>
-                <w:b/>
-                <w:bCs/>
-                <w:color w:val="1F3A5C"/>
-                <w:sz w:val="24"/>
-                <w:szCs w:val="24"/>
-              </w:rPr>
-              <w:t xml:space="preserve">minutes, JTS clinical practice guideline eighteen. If you can't move the casualty</w:t>
-            </w:r>
-          </w:p>
-          <w:p>
-            <w:pPr>
-              <w:spacing w:after="0" w:before="0"/>
-            </w:pPr>
-            <w:r>
-              <w:rPr>
-                <w:rFonts w:ascii="Calibri" w:cs="Calibri" w:eastAsia="Calibri" w:hAnsi="Calibri"/>
-                <w:b/>
-                <w:bCs/>
-                <w:color w:val="1F3A5C"/>
-                <w:sz w:val="24"/>
-                <w:szCs w:val="24"/>
-              </w:rPr>
-              <w:t xml:space="preserve">inside thirty-six minutes, the only remaining variable is moving the blood."</w:t>
+              <w:t xml:space="preserve">"Three things, in order. One: telementoring, because 'nobody could administer' is the</w:t>
+            </w:r>
+          </w:p>
+          <w:p>
+            <w:pPr>
+              <w:spacing w:after="0" w:before="0"/>
+            </w:pPr>
+            <w:r>
+              <w:rPr>
+                <w:rFonts w:ascii="Calibri" w:cs="Calibri" w:eastAsia="Calibri" w:hAnsi="Calibri"/>
+                <w:b/>
+                <w:bCs/>
+                <w:color w:val="1F3A5C"/>
+                <w:sz w:val="24"/>
+                <w:szCs w:val="24"/>
+              </w:rPr>
+              <w:t xml:space="preserve">largest remaining bucket and it is the only one that doesn't respond to more</w:t>
+            </w:r>
+          </w:p>
+          <w:p>
+            <w:pPr>
+              <w:spacing w:after="0" w:before="0"/>
+            </w:pPr>
+            <w:r>
+              <w:rPr>
+                <w:rFonts w:ascii="Calibri" w:cs="Calibri" w:eastAsia="Calibri" w:hAnsi="Calibri"/>
+                <w:b/>
+                <w:bCs/>
+                <w:color w:val="1F3A5C"/>
+                <w:sz w:val="24"/>
+                <w:szCs w:val="24"/>
+              </w:rPr>
+              <w:t xml:space="preserve">aircraft. Two: close the loop from CRI-Net to the allocator, which is the honest gap</w:t>
+            </w:r>
+          </w:p>
+          <w:p>
+            <w:pPr>
+              <w:spacing w:after="0" w:before="0"/>
+            </w:pPr>
+            <w:r>
+              <w:rPr>
+                <w:rFonts w:ascii="Calibri" w:cs="Calibri" w:eastAsia="Calibri" w:hAnsi="Calibri"/>
+                <w:b/>
+                <w:bCs/>
+                <w:color w:val="1F3A5C"/>
+                <w:sz w:val="24"/>
+                <w:szCs w:val="24"/>
+              </w:rPr>
+              <w:t xml:space="preserve">I flagged a moment ago. Three: validate the receive-only CoT path against real</w:t>
+            </w:r>
+          </w:p>
+          <w:p>
+            <w:pPr>
+              <w:spacing w:after="0" w:before="0"/>
+            </w:pPr>
+            <w:r>
+              <w:rPr>
+                <w:rFonts w:ascii="Calibri" w:cs="Calibri" w:eastAsia="Calibri" w:hAnsi="Calibri"/>
+                <w:b/>
+                <w:bCs/>
+                <w:color w:val="1F3A5C"/>
+                <w:sz w:val="24"/>
+                <w:szCs w:val="24"/>
+              </w:rPr>
+              <w:t xml:space="preserve">acquisition components. Keep the roles exact: Sempulse Halo (example), CipherOx</w:t>
+            </w:r>
+          </w:p>
+          <w:p>
+            <w:pPr>
+              <w:spacing w:after="0" w:before="0"/>
+            </w:pPr>
+            <w:r>
+              <w:rPr>
+                <w:rFonts w:ascii="Calibri" w:cs="Calibri" w:eastAsia="Calibri" w:hAnsi="Calibri"/>
+                <w:b/>
+                <w:bCs/>
+                <w:color w:val="1F3A5C"/>
+                <w:sz w:val="24"/>
+                <w:szCs w:val="24"/>
+              </w:rPr>
+              <w:t xml:space="preserve">CRI M1 (reference), and BATDOK-J as a separate plausible producer/interface.</w:t>
+            </w:r>
+          </w:p>
+          <w:p>
+            <w:pPr>
+              <w:spacing w:after="0" w:before="0"/>
+            </w:pPr>
+            <w:r>
+              <w:rPr>
+                <w:rFonts w:ascii="Calibri" w:cs="Calibri" w:eastAsia="Calibri" w:hAnsi="Calibri"/>
+                <w:b/>
+                <w:bCs/>
+                <w:color w:val="1F3A5C"/>
+                <w:sz w:val="24"/>
+                <w:szCs w:val="24"/>
+              </w:rPr>
+              <w:t xml:space="preserve">ANGEL SWARM has not tested an integration with any real one of them."</w:t>
             </w:r>
           </w:p>
         </w:tc>
@@ -7879,7 +8459,7 @@
           <w:sz w:val="23"/>
           <w:szCs w:val="23"/>
         </w:rPr>
-        <w:t xml:space="preserve">Q10 · "What happens when the datalink goes down?"</w:t>
+        <w:t xml:space="preserve">Q9 · "Why drones? Why not just evacuate faster?"</w:t>
       </w:r>
     </w:p>
     <w:tbl>
@@ -7928,55 +8508,87 @@
                 <w:sz w:val="24"/>
                 <w:szCs w:val="24"/>
               </w:rPr>
-              <w:t xml:space="preserve">"It's a lever on the War Game screen, so you can sweep it rather than take my word.</w:t>
-            </w:r>
-          </w:p>
-          <w:p>
-            <w:pPr>
-              <w:spacing w:after="0" w:before="0"/>
-            </w:pPr>
-            <w:r>
-              <w:rPr>
-                <w:rFonts w:ascii="Calibri" w:cs="Calibri" w:eastAsia="Calibri" w:hAnsi="Calibri"/>
-                <w:b/>
-                <w:bCs/>
-                <w:color w:val="1F3A5C"/>
-                <w:sz w:val="24"/>
-                <w:szCs w:val="24"/>
-              </w:rPr>
-              <w:t xml:space="preserve">Aircraft already tasked continue on their last order; the allocator degrades to</w:t>
-            </w:r>
-          </w:p>
-          <w:p>
-            <w:pPr>
-              <w:spacing w:after="0" w:before="0"/>
-            </w:pPr>
-            <w:r>
-              <w:rPr>
-                <w:rFonts w:ascii="Calibri" w:cs="Calibri" w:eastAsia="Calibri" w:hAnsi="Calibri"/>
-                <w:b/>
-                <w:bCs/>
-                <w:color w:val="1F3A5C"/>
-                <w:sz w:val="24"/>
-                <w:szCs w:val="24"/>
-              </w:rPr>
-              <w:t xml:space="preserve">local state without reachback and the interface says which of the two it's doing.</w:t>
-            </w:r>
-          </w:p>
-          <w:p>
-            <w:pPr>
-              <w:spacing w:after="0" w:before="0"/>
-            </w:pPr>
-            <w:r>
-              <w:rPr>
-                <w:rFonts w:ascii="Calibri" w:cs="Calibri" w:eastAsia="Calibri" w:hAnsi="Calibri"/>
-                <w:b/>
-                <w:bCs/>
-                <w:color w:val="1F3A5C"/>
-                <w:sz w:val="24"/>
-                <w:szCs w:val="24"/>
-              </w:rPr>
-              <w:t xml:space="preserve">Denial makes both arms worse. It doesn't invert the result."</w:t>
+              <w:t xml:space="preserve">"Because the premise of the scenario is that you can't. Colonel Jason Corley,</w:t>
+            </w:r>
+          </w:p>
+          <w:p>
+            <w:pPr>
+              <w:spacing w:after="0" w:before="0"/>
+            </w:pPr>
+            <w:r>
+              <w:rPr>
+                <w:rFonts w:ascii="Calibri" w:cs="Calibri" w:eastAsia="Calibri" w:hAnsi="Calibri"/>
+                <w:b/>
+                <w:bCs/>
+                <w:color w:val="1F3A5C"/>
+                <w:sz w:val="24"/>
+                <w:szCs w:val="24"/>
+              </w:rPr>
+              <w:t xml:space="preserve">Director of the Armed Services Blood Program, June 2026 — evacuation delayed beyond</w:t>
+            </w:r>
+          </w:p>
+          <w:p>
+            <w:pPr>
+              <w:spacing w:after="0" w:before="0"/>
+            </w:pPr>
+            <w:r>
+              <w:rPr>
+                <w:rFonts w:ascii="Calibri" w:cs="Calibri" w:eastAsia="Calibri" w:hAnsi="Calibri"/>
+                <w:b/>
+                <w:bCs/>
+                <w:color w:val="1F3A5C"/>
+                <w:sz w:val="24"/>
+                <w:szCs w:val="24"/>
+              </w:rPr>
+              <w:t xml:space="preserve">seventy-two hours. The Golden Hour was an evacuation mandate and it assumed air</w:t>
+            </w:r>
+          </w:p>
+          <w:p>
+            <w:pPr>
+              <w:spacing w:after="0" w:before="0"/>
+            </w:pPr>
+            <w:r>
+              <w:rPr>
+                <w:rFonts w:ascii="Calibri" w:cs="Calibri" w:eastAsia="Calibri" w:hAnsi="Calibri"/>
+                <w:b/>
+                <w:bCs/>
+                <w:color w:val="1F3A5C"/>
+                <w:sz w:val="24"/>
+                <w:szCs w:val="24"/>
+              </w:rPr>
+              <w:t xml:space="preserve">superiority we should not assume in the Pacific. The blood standard is thirty-six</w:t>
+            </w:r>
+          </w:p>
+          <w:p>
+            <w:pPr>
+              <w:spacing w:after="0" w:before="0"/>
+            </w:pPr>
+            <w:r>
+              <w:rPr>
+                <w:rFonts w:ascii="Calibri" w:cs="Calibri" w:eastAsia="Calibri" w:hAnsi="Calibri"/>
+                <w:b/>
+                <w:bCs/>
+                <w:color w:val="1F3A5C"/>
+                <w:sz w:val="24"/>
+                <w:szCs w:val="24"/>
+              </w:rPr>
+              <w:t xml:space="preserve">minutes, JTS clinical practice guideline eighteen. If you can't move the casualty</w:t>
+            </w:r>
+          </w:p>
+          <w:p>
+            <w:pPr>
+              <w:spacing w:after="0" w:before="0"/>
+            </w:pPr>
+            <w:r>
+              <w:rPr>
+                <w:rFonts w:ascii="Calibri" w:cs="Calibri" w:eastAsia="Calibri" w:hAnsi="Calibri"/>
+                <w:b/>
+                <w:bCs/>
+                <w:color w:val="1F3A5C"/>
+                <w:sz w:val="24"/>
+                <w:szCs w:val="24"/>
+              </w:rPr>
+              <w:t xml:space="preserve">inside thirty-six minutes, the only remaining variable is moving the blood."</w:t>
             </w:r>
           </w:p>
         </w:tc>
@@ -8004,7 +8616,7 @@
           <w:sz w:val="23"/>
           <w:szCs w:val="23"/>
         </w:rPr>
-        <w:t xml:space="preserve">Q11 · "Is any of this real data?"</w:t>
+        <w:t xml:space="preserve">Q10 · "What happens when the datalink goes down?"</w:t>
       </w:r>
     </w:p>
     <w:tbl>
@@ -8053,55 +8665,55 @@
                 <w:sz w:val="24"/>
                 <w:szCs w:val="24"/>
               </w:rPr>
-              <w:t xml:space="preserve">"None of it, and that's deliberate — the banner says SYNTHETIC DATA on every screen.</w:t>
-            </w:r>
-          </w:p>
-          <w:p>
-            <w:pPr>
-              <w:spacing w:after="0" w:before="0"/>
-            </w:pPr>
-            <w:r>
-              <w:rPr>
-                <w:rFonts w:ascii="Calibri" w:cs="Calibri" w:eastAsia="Calibri" w:hAnsi="Calibri"/>
-                <w:b/>
-                <w:bCs/>
-                <w:color w:val="1F3A5C"/>
-                <w:sz w:val="24"/>
-                <w:szCs w:val="24"/>
-              </w:rPr>
-              <w:t xml:space="preserve">No PHI has ever touched this and the ATO conversation is much shorter for it. The</w:t>
-            </w:r>
-          </w:p>
-          <w:p>
-            <w:pPr>
-              <w:spacing w:after="0" w:before="0"/>
-            </w:pPr>
-            <w:r>
-              <w:rPr>
-                <w:rFonts w:ascii="Calibri" w:cs="Calibri" w:eastAsia="Calibri" w:hAnsi="Calibri"/>
-                <w:b/>
-                <w:bCs/>
-                <w:color w:val="1F3A5C"/>
-                <w:sz w:val="24"/>
-                <w:szCs w:val="24"/>
-              </w:rPr>
-              <w:t xml:space="preserve">physiology, the doctrine quotes and the blood standards are real and cited; the</w:t>
-            </w:r>
-          </w:p>
-          <w:p>
-            <w:pPr>
-              <w:spacing w:after="0" w:before="0"/>
-            </w:pPr>
-            <w:r>
-              <w:rPr>
-                <w:rFonts w:ascii="Calibri" w:cs="Calibri" w:eastAsia="Calibri" w:hAnsi="Calibri"/>
-                <w:b/>
-                <w:bCs/>
-                <w:color w:val="1F3A5C"/>
-                <w:sz w:val="24"/>
-                <w:szCs w:val="24"/>
-              </w:rPr>
-              <w:t xml:space="preserve">casualties are not."</w:t>
+              <w:t xml:space="preserve">"It's a lever on the War Game screen, so you can sweep it rather than take my word.</w:t>
+            </w:r>
+          </w:p>
+          <w:p>
+            <w:pPr>
+              <w:spacing w:after="0" w:before="0"/>
+            </w:pPr>
+            <w:r>
+              <w:rPr>
+                <w:rFonts w:ascii="Calibri" w:cs="Calibri" w:eastAsia="Calibri" w:hAnsi="Calibri"/>
+                <w:b/>
+                <w:bCs/>
+                <w:color w:val="1F3A5C"/>
+                <w:sz w:val="24"/>
+                <w:szCs w:val="24"/>
+              </w:rPr>
+              <w:t xml:space="preserve">Aircraft already tasked continue on their last order; the allocator degrades to</w:t>
+            </w:r>
+          </w:p>
+          <w:p>
+            <w:pPr>
+              <w:spacing w:after="0" w:before="0"/>
+            </w:pPr>
+            <w:r>
+              <w:rPr>
+                <w:rFonts w:ascii="Calibri" w:cs="Calibri" w:eastAsia="Calibri" w:hAnsi="Calibri"/>
+                <w:b/>
+                <w:bCs/>
+                <w:color w:val="1F3A5C"/>
+                <w:sz w:val="24"/>
+                <w:szCs w:val="24"/>
+              </w:rPr>
+              <w:t xml:space="preserve">local state without reachback and the interface says which of the two it's doing.</w:t>
+            </w:r>
+          </w:p>
+          <w:p>
+            <w:pPr>
+              <w:spacing w:after="0" w:before="0"/>
+            </w:pPr>
+            <w:r>
+              <w:rPr>
+                <w:rFonts w:ascii="Calibri" w:cs="Calibri" w:eastAsia="Calibri" w:hAnsi="Calibri"/>
+                <w:b/>
+                <w:bCs/>
+                <w:color w:val="1F3A5C"/>
+                <w:sz w:val="24"/>
+                <w:szCs w:val="24"/>
+              </w:rPr>
+              <w:t xml:space="preserve">Denial makes both arms worse. It doesn't invert the result."</w:t>
             </w:r>
           </w:p>
         </w:tc>
@@ -8129,7 +8741,7 @@
           <w:sz w:val="23"/>
           <w:szCs w:val="23"/>
         </w:rPr>
-        <w:t xml:space="preserve">Q12 · "Who else is doing this?"</w:t>
+        <w:t xml:space="preserve">Q11 · "Is any of this real data?"</w:t>
       </w:r>
     </w:p>
     <w:tbl>
@@ -8178,55 +8790,55 @@
                 <w:sz w:val="24"/>
                 <w:szCs w:val="24"/>
               </w:rPr>
-              <w:t xml:space="preserve">"For medical resupply specifically, tasking by physiological deadline is not</w:t>
-            </w:r>
-          </w:p>
-          <w:p>
-            <w:pPr>
-              <w:spacing w:after="0" w:before="0"/>
-            </w:pPr>
-            <w:r>
-              <w:rPr>
-                <w:rFonts w:ascii="Calibri" w:cs="Calibri" w:eastAsia="Calibri" w:hAnsi="Calibri"/>
-                <w:b/>
-                <w:bCs/>
-                <w:color w:val="1F3A5C"/>
-                <w:sz w:val="24"/>
-                <w:szCs w:val="24"/>
-              </w:rPr>
-              <w:t xml:space="preserve">something I could find in doctrine or in a fielded system — which is the whole reason</w:t>
-            </w:r>
-          </w:p>
-          <w:p>
-            <w:pPr>
-              <w:spacing w:after="0" w:before="0"/>
-            </w:pPr>
-            <w:r>
-              <w:rPr>
-                <w:rFonts w:ascii="Calibri" w:cs="Calibri" w:eastAsia="Calibri" w:hAnsi="Calibri"/>
-                <w:b/>
-                <w:bCs/>
-                <w:color w:val="1F3A5C"/>
-                <w:sz w:val="24"/>
-                <w:szCs w:val="24"/>
-              </w:rPr>
-              <w:t xml:space="preserve">I built it. Deadline-driven scheduling is old and well understood in other domains.</w:t>
-            </w:r>
-          </w:p>
-          <w:p>
-            <w:pPr>
-              <w:spacing w:after="0" w:before="0"/>
-            </w:pPr>
-            <w:r>
-              <w:rPr>
-                <w:rFonts w:ascii="Calibri" w:cs="Calibri" w:eastAsia="Calibri" w:hAnsi="Calibri"/>
-                <w:b/>
-                <w:bCs/>
-                <w:color w:val="1F3A5C"/>
-                <w:sz w:val="24"/>
-                <w:szCs w:val="24"/>
-              </w:rPr>
-              <w:t xml:space="preserve">The novelty is the objective function and the domain, not the mathematics."</w:t>
+              <w:t xml:space="preserve">"None of it, and that's deliberate — the banner says SYNTHETIC DATA on every screen.</w:t>
+            </w:r>
+          </w:p>
+          <w:p>
+            <w:pPr>
+              <w:spacing w:after="0" w:before="0"/>
+            </w:pPr>
+            <w:r>
+              <w:rPr>
+                <w:rFonts w:ascii="Calibri" w:cs="Calibri" w:eastAsia="Calibri" w:hAnsi="Calibri"/>
+                <w:b/>
+                <w:bCs/>
+                <w:color w:val="1F3A5C"/>
+                <w:sz w:val="24"/>
+                <w:szCs w:val="24"/>
+              </w:rPr>
+              <w:t xml:space="preserve">No PHI has ever touched this and the ATO conversation is much shorter for it. The</w:t>
+            </w:r>
+          </w:p>
+          <w:p>
+            <w:pPr>
+              <w:spacing w:after="0" w:before="0"/>
+            </w:pPr>
+            <w:r>
+              <w:rPr>
+                <w:rFonts w:ascii="Calibri" w:cs="Calibri" w:eastAsia="Calibri" w:hAnsi="Calibri"/>
+                <w:b/>
+                <w:bCs/>
+                <w:color w:val="1F3A5C"/>
+                <w:sz w:val="24"/>
+                <w:szCs w:val="24"/>
+              </w:rPr>
+              <w:t xml:space="preserve">physiology, the doctrine quotes and the blood standards are real and cited; the</w:t>
+            </w:r>
+          </w:p>
+          <w:p>
+            <w:pPr>
+              <w:spacing w:after="0" w:before="0"/>
+            </w:pPr>
+            <w:r>
+              <w:rPr>
+                <w:rFonts w:ascii="Calibri" w:cs="Calibri" w:eastAsia="Calibri" w:hAnsi="Calibri"/>
+                <w:b/>
+                <w:bCs/>
+                <w:color w:val="1F3A5C"/>
+                <w:sz w:val="24"/>
+                <w:szCs w:val="24"/>
+              </w:rPr>
+              <w:t xml:space="preserve">casualties are not."</w:t>
             </w:r>
           </w:p>
         </w:tc>
@@ -8254,23 +8866,7 @@
           <w:sz w:val="23"/>
           <w:szCs w:val="23"/>
         </w:rPr>
-        <w:t xml:space="preserve">★ Q13 · "Where does that map come from? Is it hitting a tile service?"</w:t>
-      </w:r>
-    </w:p>
-    <w:p>
-      <w:pPr>
-        <w:spacing w:after="140" w:before="60"/>
-        <w:jc w:val="left"/>
-      </w:pPr>
-      <w:r>
-        <w:rPr>
-          <w:b/>
-          <w:bCs/>
-          <w:color w:val="1A1A1A"/>
-          <w:sz w:val="21"/>
-          <w:szCs w:val="21"/>
-        </w:rPr>
-        <w:t xml:space="preserve">Want this one. It is a strength and it is not in the four minutes.</w:t>
+        <w:t xml:space="preserve">Q12 · "Who else is doing this?"</w:t>
       </w:r>
     </w:p>
     <w:tbl>
@@ -8319,195 +8915,55 @@
                 <w:sz w:val="24"/>
                 <w:szCs w:val="24"/>
               </w:rPr>
-              <w:t xml:space="preserve">"Nothing on that screen is fetched. There is no tile server, no basemap key, no</w:t>
-            </w:r>
-          </w:p>
-          <w:p>
-            <w:pPr>
-              <w:spacing w:after="0" w:before="0"/>
-            </w:pPr>
-            <w:r>
-              <w:rPr>
-                <w:rFonts w:ascii="Calibri" w:cs="Calibri" w:eastAsia="Calibri" w:hAnsi="Calibri"/>
-                <w:b/>
-                <w:bCs/>
-                <w:color w:val="1F3A5C"/>
-                <w:sz w:val="24"/>
-                <w:szCs w:val="24"/>
-              </w:rPr>
-              <w:t xml:space="preserve">network call at any of the four scales. The coastlines and the international</w:t>
-            </w:r>
-          </w:p>
-          <w:p>
-            <w:pPr>
-              <w:spacing w:after="0" w:before="0"/>
-            </w:pPr>
-            <w:r>
-              <w:rPr>
-                <w:rFonts w:ascii="Calibri" w:cs="Calibri" w:eastAsia="Calibri" w:hAnsi="Calibri"/>
-                <w:b/>
-                <w:bCs/>
-                <w:color w:val="1F3A5C"/>
-                <w:sz w:val="24"/>
-                <w:szCs w:val="24"/>
-              </w:rPr>
-              <w:t xml:space="preserve">boundaries are Natural Earth one-to-fifty-million, generalised offline and shipped</w:t>
-            </w:r>
-          </w:p>
-          <w:p>
-            <w:pPr>
-              <w:spacing w:after="0" w:before="0"/>
-            </w:pPr>
-            <w:r>
-              <w:rPr>
-                <w:rFonts w:ascii="Calibri" w:cs="Calibri" w:eastAsia="Calibri" w:hAnsi="Calibri"/>
-                <w:b/>
-                <w:bCs/>
-                <w:color w:val="1F3A5C"/>
-                <w:sz w:val="24"/>
-                <w:szCs w:val="24"/>
-              </w:rPr>
-              <w:t xml:space="preserve">inside the build — the globe's world outline is embedded in the source file itself</w:t>
-            </w:r>
-          </w:p>
-          <w:p>
-            <w:pPr>
-              <w:spacing w:after="0" w:before="0"/>
-            </w:pPr>
-            <w:r>
-              <w:rPr>
-                <w:rFonts w:ascii="Calibri" w:cs="Calibri" w:eastAsia="Calibri" w:hAnsi="Calibri"/>
-                <w:b/>
-                <w:bCs/>
-                <w:color w:val="1F3A5C"/>
-                <w:sz w:val="24"/>
-                <w:szCs w:val="24"/>
-              </w:rPr>
-              <w:t xml:space="preserve">as integer deltas, about two hundred and twenty kilobytes, so it is not even a</w:t>
-            </w:r>
-          </w:p>
-          <w:p>
-            <w:pPr>
-              <w:spacing w:after="0" w:before="0"/>
-            </w:pPr>
-            <w:r>
-              <w:rPr>
-                <w:rFonts w:ascii="Calibri" w:cs="Calibri" w:eastAsia="Calibri" w:hAnsi="Calibri"/>
-                <w:b/>
-                <w:bCs/>
-                <w:color w:val="1F3A5C"/>
-                <w:sz w:val="24"/>
-                <w:szCs w:val="24"/>
-              </w:rPr>
-              <w:t xml:space="preserve">separate asset to fetch. The terrain under it is computed procedurally at load, and</w:t>
-            </w:r>
-          </w:p>
-          <w:p>
-            <w:pPr>
-              <w:spacing w:after="0" w:before="0"/>
-            </w:pPr>
-            <w:r>
-              <w:rPr>
-                <w:rFonts w:ascii="Calibri" w:cs="Calibri" w:eastAsia="Calibri" w:hAnsi="Calibri"/>
-                <w:b/>
-                <w:bCs/>
-                <w:color w:val="1F3A5C"/>
-                <w:sz w:val="24"/>
-                <w:szCs w:val="24"/>
-              </w:rPr>
-              <w:t xml:space="preserve">the map says so on its own face: </w:t>
-            </w:r>
-            <w:r>
-              <w:rPr>
-                <w:rFonts w:ascii="Calibri" w:cs="Calibri" w:eastAsia="Calibri" w:hAnsi="Calibri"/>
-                <w:b/>
-                <w:bCs/>
-                <w:color w:val="1F3A5C"/>
-                <w:sz w:val="24"/>
-                <w:szCs w:val="24"/>
-              </w:rPr>
-              <w:t xml:space="preserve">relief is shading, not elevation.</w:t>
-            </w:r>
-            <w:r>
-              <w:rPr>
-                <w:rFonts w:ascii="Calibri" w:cs="Calibri" w:eastAsia="Calibri" w:hAnsi="Calibri"/>
-                <w:b/>
-                <w:bCs/>
-                <w:color w:val="1F3A5C"/>
-                <w:sz w:val="24"/>
-                <w:szCs w:val="24"/>
-              </w:rPr>
-              <w:t xml:space="preserve"> Every line</w:t>
-            </w:r>
-          </w:p>
-          <w:p>
-            <w:pPr>
-              <w:spacing w:after="0" w:before="0"/>
-            </w:pPr>
-            <w:r>
-              <w:rPr>
-                <w:rFonts w:ascii="Calibri" w:cs="Calibri" w:eastAsia="Calibri" w:hAnsi="Calibri"/>
-                <w:b/>
-                <w:bCs/>
-                <w:color w:val="1F3A5C"/>
-                <w:sz w:val="24"/>
-                <w:szCs w:val="24"/>
-              </w:rPr>
-              <w:t xml:space="preserve">that carries a claim — coastline, boundary, area of responsibility, where an</w:t>
-            </w:r>
-          </w:p>
-          <w:p>
-            <w:pPr>
-              <w:spacing w:after="0" w:before="0"/>
-            </w:pPr>
-            <w:r>
-              <w:rPr>
-                <w:rFonts w:ascii="Calibri" w:cs="Calibri" w:eastAsia="Calibri" w:hAnsi="Calibri"/>
-                <w:b/>
-                <w:bCs/>
-                <w:color w:val="1F3A5C"/>
-                <w:sz w:val="24"/>
-                <w:szCs w:val="24"/>
-              </w:rPr>
-              <w:t xml:space="preserve">operation actually is — is real data drawn over the top of it.</w:t>
-            </w:r>
-          </w:p>
-          <w:p>
-            <w:pPr>
-              <w:spacing w:after="0" w:before="0"/>
-            </w:pPr>
-            <w:r>
-              <w:rPr>
-                <w:rFonts w:ascii="Calibri" w:cs="Calibri" w:eastAsia="Calibri" w:hAnsi="Calibri"/>
-                <w:b/>
-                <w:bCs/>
-                <w:color w:val="1F3A5C"/>
-                <w:sz w:val="24"/>
-                <w:szCs w:val="24"/>
-              </w:rPr>
-              <w:t xml:space="preserve">And you can test that in one gesture. </w:t>
-            </w:r>
-            <w:r>
-              <w:rPr>
-                <w:rFonts w:ascii="Calibri" w:cs="Calibri" w:eastAsia="Calibri" w:hAnsi="Calibri"/>
-                <w:b/>
-                <w:bCs/>
-                <w:color w:val="1F3A5C"/>
-                <w:sz w:val="24"/>
-                <w:szCs w:val="24"/>
-              </w:rPr>
-              <w:t xml:space="preserve">Pull the cable and spin the globe.</w:t>
-            </w:r>
-            <w:r>
-              <w:rPr>
-                <w:rFonts w:ascii="Calibri" w:cs="Calibri" w:eastAsia="Calibri" w:hAnsi="Calibri"/>
-                <w:b/>
-                <w:bCs/>
-                <w:color w:val="1F3A5C"/>
-                <w:sz w:val="24"/>
-                <w:szCs w:val="24"/>
-              </w:rPr>
-              <w:t xml:space="preserve">"</w:t>
+              <w:t xml:space="preserve">"For medical resupply specifically, tasking by physiological deadline is not</w:t>
+            </w:r>
+          </w:p>
+          <w:p>
+            <w:pPr>
+              <w:spacing w:after="0" w:before="0"/>
+            </w:pPr>
+            <w:r>
+              <w:rPr>
+                <w:rFonts w:ascii="Calibri" w:cs="Calibri" w:eastAsia="Calibri" w:hAnsi="Calibri"/>
+                <w:b/>
+                <w:bCs/>
+                <w:color w:val="1F3A5C"/>
+                <w:sz w:val="24"/>
+                <w:szCs w:val="24"/>
+              </w:rPr>
+              <w:t xml:space="preserve">something I could find in doctrine or in a fielded system — which is the whole reason</w:t>
+            </w:r>
+          </w:p>
+          <w:p>
+            <w:pPr>
+              <w:spacing w:after="0" w:before="0"/>
+            </w:pPr>
+            <w:r>
+              <w:rPr>
+                <w:rFonts w:ascii="Calibri" w:cs="Calibri" w:eastAsia="Calibri" w:hAnsi="Calibri"/>
+                <w:b/>
+                <w:bCs/>
+                <w:color w:val="1F3A5C"/>
+                <w:sz w:val="24"/>
+                <w:szCs w:val="24"/>
+              </w:rPr>
+              <w:t xml:space="preserve">I built it. Deadline-driven scheduling is old and well understood in other domains.</w:t>
+            </w:r>
+          </w:p>
+          <w:p>
+            <w:pPr>
+              <w:spacing w:after="0" w:before="0"/>
+            </w:pPr>
+            <w:r>
+              <w:rPr>
+                <w:rFonts w:ascii="Calibri" w:cs="Calibri" w:eastAsia="Calibri" w:hAnsi="Calibri"/>
+                <w:b/>
+                <w:bCs/>
+                <w:color w:val="1F3A5C"/>
+                <w:sz w:val="24"/>
+                <w:szCs w:val="24"/>
+              </w:rPr>
+              <w:t xml:space="preserve">The novelty is the objective function and the domain, not the mathematics."</w:t>
             </w:r>
           </w:p>
         </w:tc>
@@ -8519,380 +8975,6 @@
       </w:pPr>
       <w:r>
         <w:t xml:space="preserve"/>
-      </w:r>
-    </w:p>
-    <w:p>
-      <w:pPr>
-        <w:spacing w:after="140" w:before="60"/>
-        <w:jc w:val="left"/>
-      </w:pPr>
-      <w:r>
-        <w:rPr>
-          <w:b/>
-          <w:bCs/>
-          <w:color w:val="1A1A1A"/>
-          <w:sz w:val="21"/>
-          <w:szCs w:val="21"/>
-        </w:rPr>
-        <w:t xml:space="preserve">Pull the network cable, or turn Wi-Fi off, then spin the globe and switch scales.</w:t>
-      </w:r>
-      <w:r>
-        <w:rPr>
-          <w:color w:val="1A1A1A"/>
-          <w:sz w:val="21"/>
-          <w:szCs w:val="21"/>
-        </w:rPr>
-        <w:t xml:space="preserve"> It is a ten-second demonstration and it is worth more than any sentence you can say about air-gapping.</w:t>
-      </w:r>
-    </w:p>
-    <w:p>
-      <w:pPr>
-        <w:pStyle w:val="Heading3"/>
-        <w:spacing w:after="80" w:before="220"/>
-      </w:pPr>
-      <w:r>
-        <w:rPr>
-          <w:rFonts w:ascii="Calibri" w:cs="Calibri" w:eastAsia="Calibri" w:hAnsi="Calibri"/>
-          <w:b/>
-          <w:bCs/>
-          <w:color w:val="2E3B47"/>
-          <w:sz w:val="21"/>
-          <w:szCs w:val="21"/>
-        </w:rPr>
-        <w:t xml:space="preserve">The stage directions, because this is the part you will actually do</w:t>
-      </w:r>
-    </w:p>
-    <w:p>
-      <w:pPr>
-        <w:spacing w:after="140" w:before="60"/>
-        <w:jc w:val="left"/>
-      </w:pPr>
-      <w:r>
-        <w:rPr>
-          <w:b/>
-          <w:bCs/>
-          <w:color w:val="1A1A1A"/>
-          <w:sz w:val="21"/>
-          <w:szCs w:val="21"/>
-        </w:rPr>
-        <w:t xml:space="preserve">Theater Map → the `GLOBE` chip.</w:t>
-      </w:r>
-      <w:r>
-        <w:rPr>
-          <w:color w:val="1A1A1A"/>
-          <w:sz w:val="21"/>
-          <w:szCs w:val="21"/>
-        </w:rPr>
-        <w:t xml:space="preserve"> You arrive on the map at THEATRE; the globe is one press to its left in the scope switch. Drag to spin. Leave it alone for three and a half seconds pulled all the way out and it turns by itself.</w:t>
-      </w:r>
-    </w:p>
-    <w:p>
-      <w:pPr>
-        <w:spacing w:after="140" w:before="60"/>
-        <w:jc w:val="left"/>
-      </w:pPr>
-      <w:r>
-        <w:rPr>
-          <w:b/>
-          <w:bCs/>
-          <w:color w:val="1A1A1A"/>
-          <w:sz w:val="21"/>
-          <w:szCs w:val="21"/>
-        </w:rPr>
-        <w:t xml:space="preserve">Then pick your operation before you zoom.</w:t>
-      </w:r>
-      <w:r>
-        <w:rPr>
-          <w:color w:val="1A1A1A"/>
-          <w:sz w:val="21"/>
-          <w:szCs w:val="21"/>
-        </w:rPr>
-        <w:t xml:space="preserve"> Either click it on the sphere or click its card in the list beside the map — both push the same selection down. </w:t>
-      </w:r>
-      <w:r>
-        <w:rPr>
-          <w:b/>
-          <w:bCs/>
-          <w:color w:val="1A1A1A"/>
-          <w:sz w:val="21"/>
-          <w:szCs w:val="21"/>
-        </w:rPr>
-        <w:t xml:space="preserve">An explicit selection wins outright</w:t>
-      </w:r>
-      <w:r>
-        <w:rPr>
-          <w:color w:val="1A1A1A"/>
-          <w:sz w:val="21"/>
-          <w:szCs w:val="21"/>
-        </w:rPr>
-        <w:t xml:space="preserve">, so the zoom honours it even if something else is nearer the middle of the frame. If you spin away from your selection it is dropped, deliberately, so the two rules can never argue.</w:t>
-      </w:r>
-    </w:p>
-    <w:p>
-      <w:pPr>
-        <w:spacing w:after="140" w:before="60"/>
-        <w:jc w:val="left"/>
-      </w:pPr>
-      <w:r>
-        <w:rPr>
-          <w:b/>
-          <w:bCs/>
-          <w:color w:val="1A1A1A"/>
-          <w:sz w:val="21"/>
-          <w:szCs w:val="21"/>
-        </w:rPr>
-        <w:t xml:space="preserve">Then scroll in.</w:t>
-      </w:r>
-      <w:r>
-        <w:rPr>
-          <w:color w:val="1A1A1A"/>
-          <w:sz w:val="21"/>
-          <w:szCs w:val="21"/>
-        </w:rPr>
-        <w:t xml:space="preserve"> Past about half the width of the command that owns the operation, the last of the gesture is flown for you: an </w:t>
-      </w:r>
-      <w:r>
-        <w:rPr>
-          <w:b/>
-          <w:bCs/>
-          <w:color w:val="1A1A1A"/>
-          <w:sz w:val="21"/>
-          <w:szCs w:val="21"/>
-        </w:rPr>
-        <w:t xml:space="preserve">1,100 ms</w:t>
-      </w:r>
-      <w:r>
-        <w:rPr>
-          <w:color w:val="1A1A1A"/>
-          <w:sz w:val="21"/>
-          <w:szCs w:val="21"/>
-        </w:rPr>
-        <w:t xml:space="preserve"> flight ending at about</w:t>
-      </w:r>
-    </w:p>
-    <w:p>
-      <w:pPr>
-        <w:spacing w:after="140" w:before="60"/>
-        <w:jc w:val="left"/>
-      </w:pPr>
-      <w:r>
-        <w:rPr>
-          <w:b/>
-          <w:bCs/>
-          <w:color w:val="1A1A1A"/>
-          <w:sz w:val="21"/>
-          <w:szCs w:val="21"/>
-        </w:rPr>
-        <w:t xml:space="preserve">350 km across</w:t>
-      </w:r>
-      <w:r>
-        <w:rPr>
-          <w:color w:val="1A1A1A"/>
-          <w:sz w:val="21"/>
-          <w:szCs w:val="21"/>
-        </w:rPr>
-        <w:t xml:space="preserve">, which is within a few per cent of what the tactical sheet opens on. The disc fades over the last third of the flight and the scale chip changes </w:t>
-      </w:r>
-      <w:r>
-        <w:rPr>
-          <w:i/>
-          <w:iCs/>
-          <w:color w:val="1A1A1A"/>
-          <w:sz w:val="21"/>
-          <w:szCs w:val="21"/>
-        </w:rPr>
-        <w:t xml:space="preserve">after</w:t>
-      </w:r>
-      <w:r>
-        <w:rPr>
-          <w:color w:val="1A1A1A"/>
-          <w:sz w:val="21"/>
-          <w:szCs w:val="21"/>
-        </w:rPr>
-        <w:t xml:space="preserve"> it lands, not during — so what the room sees is one continuous move rather than a chip changing under your hand. The classification stamp moves with it.</w:t>
-      </w:r>
-    </w:p>
-    <w:p>
-      <w:pPr>
-        <w:spacing w:after="140" w:before="60"/>
-        <w:jc w:val="left"/>
-      </w:pPr>
-      <w:r>
-        <w:rPr>
-          <w:b/>
-          <w:bCs/>
-          <w:color w:val="1A1A1A"/>
-          <w:sz w:val="21"/>
-          <w:szCs w:val="21"/>
-        </w:rPr>
-        <w:t xml:space="preserve">Zoom in over open ocean and it declines.</w:t>
-      </w:r>
-      <w:r>
-        <w:rPr>
-          <w:color w:val="1A1A1A"/>
-          <w:sz w:val="21"/>
-          <w:szCs w:val="21"/>
-        </w:rPr>
-        <w:t xml:space="preserve"> The zoom is held at its floor rather than snapped back, and the picture says </w:t>
-      </w:r>
-      <w:r>
-        <w:rPr>
-          <w:rFonts w:ascii="Consolas" w:cs="Consolas" w:eastAsia="Consolas" w:hAnsi="Consolas"/>
-          <w:color w:val="1A1A1A"/>
-          <w:sz w:val="19"/>
-          <w:szCs w:val="19"/>
-        </w:rPr>
-        <w:t xml:space="preserve">NO OPERATION UNDER THIS ZOOM — SPIN OR PICK ONE</w:t>
-      </w:r>
-      <w:r>
-        <w:rPr>
-          <w:color w:val="1A1A1A"/>
-          <w:sz w:val="21"/>
-          <w:szCs w:val="21"/>
-        </w:rPr>
-        <w:t xml:space="preserve">. That is correct behaviour, not a fault — but it is a bad twenty seconds in front of judges, so put the operation under the middle of the frame first.</w:t>
-      </w:r>
-    </w:p>
-    <w:p>
-      <w:pPr>
-        <w:spacing w:after="140" w:before="60"/>
-        <w:jc w:val="left"/>
-      </w:pPr>
-      <w:r>
-        <w:rPr>
-          <w:i/>
-          <w:iCs/>
-          <w:color w:val="1A1A1A"/>
-          <w:sz w:val="21"/>
-          <w:szCs w:val="21"/>
-        </w:rPr>
-        <w:t xml:space="preserve">If it is asked, and only then:</w:t>
-      </w:r>
-      <w:r>
-        <w:rPr>
-          <w:color w:val="1A1A1A"/>
-          <w:sz w:val="21"/>
-          <w:szCs w:val="21"/>
-        </w:rPr>
-        <w:t xml:space="preserve"> </w:t>
-      </w:r>
-      <w:r>
-        <w:rPr>
-          <w:b/>
-          <w:bCs/>
-          <w:color w:val="1A1A1A"/>
-          <w:sz w:val="21"/>
-          <w:szCs w:val="21"/>
-        </w:rPr>
-        <w:t xml:space="preserve">through v6.3 every zoom on this globe landed on JOA CORAL</w:t>
-      </w:r>
-      <w:r>
-        <w:rPr>
-          <w:color w:val="1A1A1A"/>
-          <w:sz w:val="21"/>
-          <w:szCs w:val="21"/>
-        </w:rPr>
-        <w:t xml:space="preserve"> — the handoff read the loaded scenario and never looked at the camera, and the host then discarded even that answer. Both ends are fixed and all seven theatres were verified by zoom. Saying so is evidence the project tests itself; volunteering it is not.</w:t>
-      </w:r>
-    </w:p>
-    <w:p>
-      <w:pPr>
-        <w:spacing w:after="140" w:before="60"/>
-        <w:jc w:val="left"/>
-      </w:pPr>
-      <w:r>
-        <w:rPr>
-          <w:i/>
-          <w:iCs/>
-          <w:color w:val="5A6672"/>
-          <w:sz w:val="21"/>
-          <w:szCs w:val="21"/>
-        </w:rPr>
-        <w:t xml:space="preserve">Three details to have, and only if you are pushed. The globe is drawn in </w:t>
-      </w:r>
-      <w:r>
-        <w:rPr>
-          <w:i/>
-          <w:iCs/>
-          <w:color w:val="5A6672"/>
-          <w:sz w:val="21"/>
-          <w:szCs w:val="21"/>
-        </w:rPr>
-        <w:t xml:space="preserve">canvas 2D</w:t>
-      </w:r>
-      <w:r>
-        <w:rPr>
-          <w:i/>
-          <w:iCs/>
-          <w:color w:val="5A6672"/>
-          <w:sz w:val="21"/>
-          <w:szCs w:val="21"/>
-        </w:rPr>
-        <w:t xml:space="preserve">, not on the GPU — deck.gl's globe view is not in the bundle we vendored, and doing it in 2D means it holds no GPU context, which is what a browser evicts first on a laptop with switchable graphics. The coastline carries </w:t>
-      </w:r>
-      <w:r>
-        <w:rPr>
-          <w:i/>
-          <w:iCs/>
-          <w:color w:val="5A6672"/>
-          <w:sz w:val="21"/>
-          <w:szCs w:val="21"/>
-        </w:rPr>
-        <w:t xml:space="preserve">34,416 vertices</w:t>
-      </w:r>
-      <w:r>
-        <w:rPr>
-          <w:i/>
-          <w:iCs/>
-          <w:color w:val="5A6672"/>
-          <w:sz w:val="21"/>
-          <w:szCs w:val="21"/>
-        </w:rPr>
-        <w:t xml:space="preserve">, four times what it carried a week ago, which is why Japan reads as five islands and the Philippines as seven rather than as blocks. And the theatre map is </w:t>
-      </w:r>
-      <w:r>
-        <w:rPr>
-          <w:i/>
-          <w:iCs/>
-          <w:color w:val="5A6672"/>
-          <w:sz w:val="21"/>
-          <w:szCs w:val="21"/>
-        </w:rPr>
-        <w:t xml:space="preserve">north-up by default</w:t>
-      </w:r>
-      <w:r>
-        <w:rPr>
-          <w:i/>
-          <w:iCs/>
-          <w:color w:val="5A6672"/>
-          <w:sz w:val="21"/>
-          <w:szCs w:val="21"/>
-        </w:rPr>
-        <w:t xml:space="preserve">, with the oblique camera as a control you press: a pitched map makes a hero shot and a bad chart.</w:t>
-      </w:r>
-    </w:p>
-    <w:p>
-      <w:pPr>
-        <w:spacing w:after="140" w:before="60"/>
-        <w:jc w:val="left"/>
-      </w:pPr>
-      <w:r>
-        <w:rPr>
-          <w:b/>
-          <w:bCs/>
-          <w:color w:val="1A1A1A"/>
-          <w:sz w:val="21"/>
-          <w:szCs w:val="21"/>
-        </w:rPr>
-        <w:t xml:space="preserve">Do not</w:t>
-      </w:r>
-      <w:r>
-        <w:rPr>
-          <w:color w:val="1A1A1A"/>
-          <w:sz w:val="21"/>
-          <w:szCs w:val="21"/>
-        </w:rPr>
-        <w:t xml:space="preserve"> call it a deck.gl globe or a 3-D globe. It is canvas 2-D and someone in that room will know the difference.</w:t>
       </w:r>
     </w:p>
     <w:p>
@@ -8909,7 +8991,7 @@
           <w:sz w:val="23"/>
           <w:szCs w:val="23"/>
         </w:rPr>
-        <w:t xml:space="preserve">Q14 · "What's that strip along the bottom of the map?"</w:t>
+        <w:t xml:space="preserve">★ Q13 · "Where does that map come from? Is it hitting a tile service?"</w:t>
       </w:r>
     </w:p>
     <w:p>
@@ -8925,33 +9007,7 @@
           <w:sz w:val="21"/>
           <w:szCs w:val="21"/>
         </w:rPr>
-        <w:t xml:space="preserve">You have to open it first — it is not on screen when you arrive.</w:t>
-      </w:r>
-      <w:r>
-        <w:rPr>
-          <w:color w:val="1A1A1A"/>
-          <w:sz w:val="21"/>
-          <w:szCs w:val="21"/>
-        </w:rPr>
-        <w:t xml:space="preserve"> Click a casualty on either tactical picture and it opens the sortie that carried something to </w:t>
-      </w:r>
-      <w:r>
-        <w:rPr>
-          <w:i/>
-          <w:iCs/>
-          <w:color w:val="1A1A1A"/>
-          <w:sz w:val="21"/>
-          <w:szCs w:val="21"/>
-        </w:rPr>
-        <w:t xml:space="preserve">that</w:t>
-      </w:r>
-      <w:r>
-        <w:rPr>
-          <w:color w:val="1A1A1A"/>
-          <w:sz w:val="21"/>
-          <w:szCs w:val="21"/>
-        </w:rPr>
-        <w:t xml:space="preserve"> casualty; click an aircraft and it opens that airframe's most recent sortie. Nothing else opens it. The ✕ on its header or Escape puts it away, and it stays shut until you pick something different.</w:t>
+        <w:t xml:space="preserve">Want this one. It is a strength and it is not in the four minutes.</w:t>
       </w:r>
     </w:p>
     <w:tbl>
@@ -9000,111 +9056,195 @@
                 <w:sz w:val="24"/>
                 <w:szCs w:val="24"/>
               </w:rPr>
-              <w:t xml:space="preserve">"That's one sortie, stop by stop. A route line tells you where an aircraft went; it</w:t>
-            </w:r>
-          </w:p>
-          <w:p>
-            <w:pPr>
-              <w:spacing w:after="0" w:before="0"/>
-            </w:pPr>
-            <w:r>
-              <w:rPr>
-                <w:rFonts w:ascii="Calibri" w:cs="Calibri" w:eastAsia="Calibri" w:hAnsi="Calibri"/>
-                <w:b/>
-                <w:bCs/>
-                <w:color w:val="1F3A5C"/>
-                <w:sz w:val="24"/>
-                <w:szCs w:val="24"/>
-              </w:rPr>
-              <w:t xml:space="preserve">can't tell you what it was </w:t>
-            </w:r>
-            <w:r>
-              <w:rPr>
-                <w:rFonts w:ascii="Calibri" w:cs="Calibri" w:eastAsia="Calibri" w:hAnsi="Calibri"/>
-                <w:b/>
-                <w:bCs/>
-                <w:i/>
-                <w:iCs/>
-                <w:color w:val="1F3A5C"/>
-                <w:sz w:val="24"/>
-                <w:szCs w:val="24"/>
-              </w:rPr>
-              <w:t xml:space="preserve">for</w:t>
-            </w:r>
-            <w:r>
-              <w:rPr>
-                <w:rFonts w:ascii="Calibri" w:cs="Calibri" w:eastAsia="Calibri" w:hAnsi="Calibri"/>
-                <w:b/>
-                <w:bCs/>
-                <w:color w:val="1F3A5C"/>
-                <w:sz w:val="24"/>
-                <w:szCs w:val="24"/>
-              </w:rPr>
-              <w:t xml:space="preserve">. That strip does: every casualty on a chained run,</w:t>
-            </w:r>
-          </w:p>
-          <w:p>
-            <w:pPr>
-              <w:spacing w:after="0" w:before="0"/>
-            </w:pPr>
-            <w:r>
-              <w:rPr>
-                <w:rFonts w:ascii="Calibri" w:cs="Calibri" w:eastAsia="Calibri" w:hAnsi="Calibri"/>
-                <w:b/>
-                <w:bCs/>
-                <w:color w:val="1F3A5C"/>
-                <w:sz w:val="24"/>
-                <w:szCs w:val="24"/>
-              </w:rPr>
-              <w:t xml:space="preserve">what each one was given, and how much of their own deadline was left when it</w:t>
-            </w:r>
-          </w:p>
-          <w:p>
-            <w:pPr>
-              <w:spacing w:after="0" w:before="0"/>
-            </w:pPr>
-            <w:r>
-              <w:rPr>
-                <w:rFonts w:ascii="Calibri" w:cs="Calibri" w:eastAsia="Calibri" w:hAnsi="Calibri"/>
-                <w:b/>
-                <w:bCs/>
-                <w:color w:val="1F3A5C"/>
-                <w:sz w:val="24"/>
-                <w:szCs w:val="24"/>
-              </w:rPr>
-              <w:t xml:space="preserve">arrived. The stop it's flying at this minute is ringed. A stop it hasn't reached</w:t>
-            </w:r>
-          </w:p>
-          <w:p>
-            <w:pPr>
-              <w:spacing w:after="0" w:before="0"/>
-            </w:pPr>
-            <w:r>
-              <w:rPr>
-                <w:rFonts w:ascii="Calibri" w:cs="Calibri" w:eastAsia="Calibri" w:hAnsi="Calibri"/>
-                <w:b/>
-                <w:bCs/>
-                <w:color w:val="1F3A5C"/>
-                <w:sz w:val="24"/>
-                <w:szCs w:val="24"/>
-              </w:rPr>
-              <w:t xml:space="preserve">yet prints an ETA rather than a fact, and prints no margin at all — this</w:t>
-            </w:r>
-          </w:p>
-          <w:p>
-            <w:pPr>
-              <w:spacing w:after="0" w:before="0"/>
-            </w:pPr>
-            <w:r>
-              <w:rPr>
-                <w:rFonts w:ascii="Calibri" w:cs="Calibri" w:eastAsia="Calibri" w:hAnsi="Calibri"/>
-                <w:b/>
-                <w:bCs/>
-                <w:color w:val="1F3A5C"/>
-                <w:sz w:val="24"/>
-                <w:szCs w:val="24"/>
-              </w:rPr>
-              <w:t xml:space="preserve">application doesn't colour a slack figure it hasn't measured yet."</w:t>
+              <w:t xml:space="preserve">"Nothing on that screen is fetched. There is no tile server, no basemap key, no</w:t>
+            </w:r>
+          </w:p>
+          <w:p>
+            <w:pPr>
+              <w:spacing w:after="0" w:before="0"/>
+            </w:pPr>
+            <w:r>
+              <w:rPr>
+                <w:rFonts w:ascii="Calibri" w:cs="Calibri" w:eastAsia="Calibri" w:hAnsi="Calibri"/>
+                <w:b/>
+                <w:bCs/>
+                <w:color w:val="1F3A5C"/>
+                <w:sz w:val="24"/>
+                <w:szCs w:val="24"/>
+              </w:rPr>
+              <w:t xml:space="preserve">network call at any of the four scales. The coastlines and the international</w:t>
+            </w:r>
+          </w:p>
+          <w:p>
+            <w:pPr>
+              <w:spacing w:after="0" w:before="0"/>
+            </w:pPr>
+            <w:r>
+              <w:rPr>
+                <w:rFonts w:ascii="Calibri" w:cs="Calibri" w:eastAsia="Calibri" w:hAnsi="Calibri"/>
+                <w:b/>
+                <w:bCs/>
+                <w:color w:val="1F3A5C"/>
+                <w:sz w:val="24"/>
+                <w:szCs w:val="24"/>
+              </w:rPr>
+              <w:t xml:space="preserve">boundaries are Natural Earth one-to-fifty-million, generalised offline and shipped</w:t>
+            </w:r>
+          </w:p>
+          <w:p>
+            <w:pPr>
+              <w:spacing w:after="0" w:before="0"/>
+            </w:pPr>
+            <w:r>
+              <w:rPr>
+                <w:rFonts w:ascii="Calibri" w:cs="Calibri" w:eastAsia="Calibri" w:hAnsi="Calibri"/>
+                <w:b/>
+                <w:bCs/>
+                <w:color w:val="1F3A5C"/>
+                <w:sz w:val="24"/>
+                <w:szCs w:val="24"/>
+              </w:rPr>
+              <w:t xml:space="preserve">inside the build — the globe's world outline is embedded in the source file itself</w:t>
+            </w:r>
+          </w:p>
+          <w:p>
+            <w:pPr>
+              <w:spacing w:after="0" w:before="0"/>
+            </w:pPr>
+            <w:r>
+              <w:rPr>
+                <w:rFonts w:ascii="Calibri" w:cs="Calibri" w:eastAsia="Calibri" w:hAnsi="Calibri"/>
+                <w:b/>
+                <w:bCs/>
+                <w:color w:val="1F3A5C"/>
+                <w:sz w:val="24"/>
+                <w:szCs w:val="24"/>
+              </w:rPr>
+              <w:t xml:space="preserve">as integer deltas, about two hundred and twenty kilobytes, so it is not even a</w:t>
+            </w:r>
+          </w:p>
+          <w:p>
+            <w:pPr>
+              <w:spacing w:after="0" w:before="0"/>
+            </w:pPr>
+            <w:r>
+              <w:rPr>
+                <w:rFonts w:ascii="Calibri" w:cs="Calibri" w:eastAsia="Calibri" w:hAnsi="Calibri"/>
+                <w:b/>
+                <w:bCs/>
+                <w:color w:val="1F3A5C"/>
+                <w:sz w:val="24"/>
+                <w:szCs w:val="24"/>
+              </w:rPr>
+              <w:t xml:space="preserve">separate asset to fetch. The terrain under it is computed procedurally at load, and</w:t>
+            </w:r>
+          </w:p>
+          <w:p>
+            <w:pPr>
+              <w:spacing w:after="0" w:before="0"/>
+            </w:pPr>
+            <w:r>
+              <w:rPr>
+                <w:rFonts w:ascii="Calibri" w:cs="Calibri" w:eastAsia="Calibri" w:hAnsi="Calibri"/>
+                <w:b/>
+                <w:bCs/>
+                <w:color w:val="1F3A5C"/>
+                <w:sz w:val="24"/>
+                <w:szCs w:val="24"/>
+              </w:rPr>
+              <w:t xml:space="preserve">the map says so on its own face: </w:t>
+            </w:r>
+            <w:r>
+              <w:rPr>
+                <w:rFonts w:ascii="Calibri" w:cs="Calibri" w:eastAsia="Calibri" w:hAnsi="Calibri"/>
+                <w:b/>
+                <w:bCs/>
+                <w:color w:val="1F3A5C"/>
+                <w:sz w:val="24"/>
+                <w:szCs w:val="24"/>
+              </w:rPr>
+              <w:t xml:space="preserve">relief is shading, not elevation.</w:t>
+            </w:r>
+            <w:r>
+              <w:rPr>
+                <w:rFonts w:ascii="Calibri" w:cs="Calibri" w:eastAsia="Calibri" w:hAnsi="Calibri"/>
+                <w:b/>
+                <w:bCs/>
+                <w:color w:val="1F3A5C"/>
+                <w:sz w:val="24"/>
+                <w:szCs w:val="24"/>
+              </w:rPr>
+              <w:t xml:space="preserve"> Every line</w:t>
+            </w:r>
+          </w:p>
+          <w:p>
+            <w:pPr>
+              <w:spacing w:after="0" w:before="0"/>
+            </w:pPr>
+            <w:r>
+              <w:rPr>
+                <w:rFonts w:ascii="Calibri" w:cs="Calibri" w:eastAsia="Calibri" w:hAnsi="Calibri"/>
+                <w:b/>
+                <w:bCs/>
+                <w:color w:val="1F3A5C"/>
+                <w:sz w:val="24"/>
+                <w:szCs w:val="24"/>
+              </w:rPr>
+              <w:t xml:space="preserve">that carries a claim — coastline, boundary, area of responsibility, where an</w:t>
+            </w:r>
+          </w:p>
+          <w:p>
+            <w:pPr>
+              <w:spacing w:after="0" w:before="0"/>
+            </w:pPr>
+            <w:r>
+              <w:rPr>
+                <w:rFonts w:ascii="Calibri" w:cs="Calibri" w:eastAsia="Calibri" w:hAnsi="Calibri"/>
+                <w:b/>
+                <w:bCs/>
+                <w:color w:val="1F3A5C"/>
+                <w:sz w:val="24"/>
+                <w:szCs w:val="24"/>
+              </w:rPr>
+              <w:t xml:space="preserve">operation actually is — is real data drawn over the top of it.</w:t>
+            </w:r>
+          </w:p>
+          <w:p>
+            <w:pPr>
+              <w:spacing w:after="0" w:before="0"/>
+            </w:pPr>
+            <w:r>
+              <w:rPr>
+                <w:rFonts w:ascii="Calibri" w:cs="Calibri" w:eastAsia="Calibri" w:hAnsi="Calibri"/>
+                <w:b/>
+                <w:bCs/>
+                <w:color w:val="1F3A5C"/>
+                <w:sz w:val="24"/>
+                <w:szCs w:val="24"/>
+              </w:rPr>
+              <w:t xml:space="preserve">And you can test that in one gesture. </w:t>
+            </w:r>
+            <w:r>
+              <w:rPr>
+                <w:rFonts w:ascii="Calibri" w:cs="Calibri" w:eastAsia="Calibri" w:hAnsi="Calibri"/>
+                <w:b/>
+                <w:bCs/>
+                <w:color w:val="1F3A5C"/>
+                <w:sz w:val="24"/>
+                <w:szCs w:val="24"/>
+              </w:rPr>
+              <w:t xml:space="preserve">Pull the cable and spin the globe.</w:t>
+            </w:r>
+            <w:r>
+              <w:rPr>
+                <w:rFonts w:ascii="Calibri" w:cs="Calibri" w:eastAsia="Calibri" w:hAnsi="Calibri"/>
+                <w:b/>
+                <w:bCs/>
+                <w:color w:val="1F3A5C"/>
+                <w:sz w:val="24"/>
+                <w:szCs w:val="24"/>
+              </w:rPr>
+              <w:t xml:space="preserve">"</w:t>
             </w:r>
           </w:p>
         </w:tc>
@@ -9125,54 +9265,288 @@
       </w:pPr>
       <w:r>
         <w:rPr>
+          <w:b/>
+          <w:bCs/>
+          <w:color w:val="1A1A1A"/>
+          <w:sz w:val="21"/>
+          <w:szCs w:val="21"/>
+        </w:rPr>
+        <w:t xml:space="preserve">Pull the network cable, or turn Wi-Fi off, then spin the globe and switch scales.</w:t>
+      </w:r>
+      <w:r>
+        <w:rPr>
+          <w:color w:val="1A1A1A"/>
+          <w:sz w:val="21"/>
+          <w:szCs w:val="21"/>
+        </w:rPr>
+        <w:t xml:space="preserve"> It is a ten-second demonstration and it is worth more than any sentence you can say about air-gapping.</w:t>
+      </w:r>
+    </w:p>
+    <w:p>
+      <w:pPr>
+        <w:pStyle w:val="Heading3"/>
+        <w:spacing w:after="80" w:before="220"/>
+      </w:pPr>
+      <w:r>
+        <w:rPr>
+          <w:rFonts w:ascii="Calibri" w:cs="Calibri" w:eastAsia="Calibri" w:hAnsi="Calibri"/>
+          <w:b/>
+          <w:bCs/>
+          <w:color w:val="2E3B47"/>
+          <w:sz w:val="21"/>
+          <w:szCs w:val="21"/>
+        </w:rPr>
+        <w:t xml:space="preserve">The stage directions, because this is the part you will actually do</w:t>
+      </w:r>
+    </w:p>
+    <w:p>
+      <w:pPr>
+        <w:spacing w:after="140" w:before="60"/>
+        <w:jc w:val="left"/>
+      </w:pPr>
+      <w:r>
+        <w:rPr>
+          <w:b/>
+          <w:bCs/>
+          <w:color w:val="1A1A1A"/>
+          <w:sz w:val="21"/>
+          <w:szCs w:val="21"/>
+        </w:rPr>
+        <w:t xml:space="preserve">Theater Map → the `GLOBE` chip.</w:t>
+      </w:r>
+      <w:r>
+        <w:rPr>
+          <w:color w:val="1A1A1A"/>
+          <w:sz w:val="21"/>
+          <w:szCs w:val="21"/>
+        </w:rPr>
+        <w:t xml:space="preserve"> You arrive on the map at THEATRE; the globe is one press to its left in the scope switch. Drag to spin. Leave it alone for three and a half seconds pulled all the way out and it turns by itself.</w:t>
+      </w:r>
+    </w:p>
+    <w:p>
+      <w:pPr>
+        <w:spacing w:after="140" w:before="60"/>
+        <w:jc w:val="left"/>
+      </w:pPr>
+      <w:r>
+        <w:rPr>
+          <w:b/>
+          <w:bCs/>
+          <w:color w:val="1A1A1A"/>
+          <w:sz w:val="21"/>
+          <w:szCs w:val="21"/>
+        </w:rPr>
+        <w:t xml:space="preserve">Then pick your operation before you zoom.</w:t>
+      </w:r>
+      <w:r>
+        <w:rPr>
+          <w:color w:val="1A1A1A"/>
+          <w:sz w:val="21"/>
+          <w:szCs w:val="21"/>
+        </w:rPr>
+        <w:t xml:space="preserve"> Either click it on the sphere or click its card in the list beside the map — both push the same selection down. </w:t>
+      </w:r>
+      <w:r>
+        <w:rPr>
+          <w:b/>
+          <w:bCs/>
+          <w:color w:val="1A1A1A"/>
+          <w:sz w:val="21"/>
+          <w:szCs w:val="21"/>
+        </w:rPr>
+        <w:t xml:space="preserve">An explicit selection wins outright</w:t>
+      </w:r>
+      <w:r>
+        <w:rPr>
+          <w:color w:val="1A1A1A"/>
+          <w:sz w:val="21"/>
+          <w:szCs w:val="21"/>
+        </w:rPr>
+        <w:t xml:space="preserve">, so the zoom honours it even if something else is nearer the middle of the frame. If you spin away from your selection it is dropped, deliberately, so the two rules can never argue.</w:t>
+      </w:r>
+    </w:p>
+    <w:p>
+      <w:pPr>
+        <w:spacing w:after="140" w:before="60"/>
+        <w:jc w:val="left"/>
+      </w:pPr>
+      <w:r>
+        <w:rPr>
+          <w:b/>
+          <w:bCs/>
+          <w:color w:val="1A1A1A"/>
+          <w:sz w:val="21"/>
+          <w:szCs w:val="21"/>
+        </w:rPr>
+        <w:t xml:space="preserve">Then scroll in.</w:t>
+      </w:r>
+      <w:r>
+        <w:rPr>
+          <w:color w:val="1A1A1A"/>
+          <w:sz w:val="21"/>
+          <w:szCs w:val="21"/>
+        </w:rPr>
+        <w:t xml:space="preserve"> Past about half the width of the command that owns the operation, the last of the gesture is flown for you: an </w:t>
+      </w:r>
+      <w:r>
+        <w:rPr>
+          <w:b/>
+          <w:bCs/>
+          <w:color w:val="1A1A1A"/>
+          <w:sz w:val="21"/>
+          <w:szCs w:val="21"/>
+        </w:rPr>
+        <w:t xml:space="preserve">1,100 ms</w:t>
+      </w:r>
+      <w:r>
+        <w:rPr>
+          <w:color w:val="1A1A1A"/>
+          <w:sz w:val="21"/>
+          <w:szCs w:val="21"/>
+        </w:rPr>
+        <w:t xml:space="preserve"> flight ending at about</w:t>
+      </w:r>
+    </w:p>
+    <w:p>
+      <w:pPr>
+        <w:spacing w:after="140" w:before="60"/>
+        <w:jc w:val="left"/>
+      </w:pPr>
+      <w:r>
+        <w:rPr>
+          <w:b/>
+          <w:bCs/>
+          <w:color w:val="1A1A1A"/>
+          <w:sz w:val="21"/>
+          <w:szCs w:val="21"/>
+        </w:rPr>
+        <w:t xml:space="preserve">350 km across</w:t>
+      </w:r>
+      <w:r>
+        <w:rPr>
+          <w:color w:val="1A1A1A"/>
+          <w:sz w:val="21"/>
+          <w:szCs w:val="21"/>
+        </w:rPr>
+        <w:t xml:space="preserve">, which is within a few per cent of what the tactical sheet opens on. The disc fades over the last third of the flight and the scale chip changes </w:t>
+      </w:r>
+      <w:r>
+        <w:rPr>
+          <w:i/>
+          <w:iCs/>
+          <w:color w:val="1A1A1A"/>
+          <w:sz w:val="21"/>
+          <w:szCs w:val="21"/>
+        </w:rPr>
+        <w:t xml:space="preserve">after</w:t>
+      </w:r>
+      <w:r>
+        <w:rPr>
+          <w:color w:val="1A1A1A"/>
+          <w:sz w:val="21"/>
+          <w:szCs w:val="21"/>
+        </w:rPr>
+        <w:t xml:space="preserve"> it lands, not during — so what the room sees is one continuous move rather than a chip changing under your hand. The classification stamp moves with it.</w:t>
+      </w:r>
+    </w:p>
+    <w:p>
+      <w:pPr>
+        <w:spacing w:after="140" w:before="60"/>
+        <w:jc w:val="left"/>
+      </w:pPr>
+      <w:r>
+        <w:rPr>
+          <w:b/>
+          <w:bCs/>
+          <w:color w:val="1A1A1A"/>
+          <w:sz w:val="21"/>
+          <w:szCs w:val="21"/>
+        </w:rPr>
+        <w:t xml:space="preserve">Zoom in over open ocean and it declines.</w:t>
+      </w:r>
+      <w:r>
+        <w:rPr>
+          <w:color w:val="1A1A1A"/>
+          <w:sz w:val="21"/>
+          <w:szCs w:val="21"/>
+        </w:rPr>
+        <w:t xml:space="preserve"> The zoom is held at its floor rather than snapped back, and the picture says </w:t>
+      </w:r>
+      <w:r>
+        <w:rPr>
+          <w:rFonts w:ascii="Consolas" w:cs="Consolas" w:eastAsia="Consolas" w:hAnsi="Consolas"/>
+          <w:color w:val="1A1A1A"/>
+          <w:sz w:val="19"/>
+          <w:szCs w:val="19"/>
+        </w:rPr>
+        <w:t xml:space="preserve">NO OPERATION UNDER THIS ZOOM — SPIN OR PICK ONE</w:t>
+      </w:r>
+      <w:r>
+        <w:rPr>
+          <w:color w:val="1A1A1A"/>
+          <w:sz w:val="21"/>
+          <w:szCs w:val="21"/>
+        </w:rPr>
+        <w:t xml:space="preserve">. That is correct behaviour, not a fault — but it is a bad twenty seconds in front of judges, so put the operation under the middle of the frame first.</w:t>
+      </w:r>
+    </w:p>
+    <w:p>
+      <w:pPr>
+        <w:spacing w:after="140" w:before="60"/>
+        <w:jc w:val="left"/>
+      </w:pPr>
+      <w:r>
+        <w:rPr>
+          <w:i/>
+          <w:iCs/>
+          <w:color w:val="1A1A1A"/>
+          <w:sz w:val="21"/>
+          <w:szCs w:val="21"/>
+        </w:rPr>
+        <w:t xml:space="preserve">If it is asked, and only then:</w:t>
+      </w:r>
+      <w:r>
+        <w:rPr>
+          <w:color w:val="1A1A1A"/>
+          <w:sz w:val="21"/>
+          <w:szCs w:val="21"/>
+        </w:rPr>
+        <w:t xml:space="preserve"> </w:t>
+      </w:r>
+      <w:r>
+        <w:rPr>
+          <w:b/>
+          <w:bCs/>
+          <w:color w:val="1A1A1A"/>
+          <w:sz w:val="21"/>
+          <w:szCs w:val="21"/>
+        </w:rPr>
+        <w:t xml:space="preserve">through v6.3 every zoom on this globe landed on JOA CORAL</w:t>
+      </w:r>
+      <w:r>
+        <w:rPr>
+          <w:color w:val="1A1A1A"/>
+          <w:sz w:val="21"/>
+          <w:szCs w:val="21"/>
+        </w:rPr>
+        <w:t xml:space="preserve"> — the handoff read the loaded scenario and never looked at the camera, and the host then discarded even that answer. Both ends are fixed and all seven theatres were verified by zoom. Saying so is evidence the project tests itself; volunteering it is not.</w:t>
+      </w:r>
+    </w:p>
+    <w:p>
+      <w:pPr>
+        <w:spacing w:after="140" w:before="60"/>
+        <w:jc w:val="left"/>
+      </w:pPr>
+      <w:r>
+        <w:rPr>
           <w:i/>
           <w:iCs/>
           <w:color w:val="5A6672"/>
           <w:sz w:val="21"/>
           <w:szCs w:val="21"/>
         </w:rPr>
-        <w:t xml:space="preserve">It appears on the two tactical scales only, and only where there is 150 px of clear width between the panel columns. The globe and the theatre are command-wide pictures and one sortie's stops are not at their scale. Everything in it comes off the engine's own sortie log and delivery ledger — including the failures: a stop overtaken before the aircraft arrived, or a payload nobody present could use, is named rather than dropped.</w:t>
-      </w:r>
-    </w:p>
-    <w:p>
-      <w:pPr>
-        <w:spacing w:after="140" w:before="60"/>
-        <w:jc w:val="left"/>
-      </w:pPr>
-      <w:r>
-        <w:rPr>
-          <w:b/>
-          <w:bCs/>
-          <w:color w:val="1A1A1A"/>
-          <w:sz w:val="21"/>
-          <w:szCs w:val="21"/>
-        </w:rPr>
-        <w:t xml:space="preserve">If you click a casualty and nothing opens, that is the answer, not a bug.</w:t>
-      </w:r>
-      <w:r>
-        <w:rPr>
-          <w:color w:val="1A1A1A"/>
-          <w:sz w:val="21"/>
-          <w:szCs w:val="21"/>
-        </w:rPr>
-        <w:t xml:space="preserve"> No sortie ever reached them, so there is no sortie status to show and the record panel is what acknowledges the click. Say that out loud if it happens — it is a better line than any strip: </w:t>
-      </w:r>
-      <w:r>
-        <w:rPr>
-          <w:i/>
-          <w:iCs/>
-          <w:color w:val="1A1A1A"/>
-          <w:sz w:val="21"/>
-          <w:szCs w:val="21"/>
-        </w:rPr>
-        <w:t xml:space="preserve">"nothing was ever flown to him, and the application will not invent a route to fill the space."</w:t>
-      </w:r>
-    </w:p>
-    <w:p>
-      <w:pPr>
-        <w:spacing w:after="140" w:before="60"/>
-        <w:jc w:val="left"/>
-      </w:pPr>
+        <w:t xml:space="preserve">Three details to have, and only if you are pushed. The globe is drawn in </w:t>
+      </w:r>
       <w:r>
         <w:rPr>
           <w:i/>
@@ -9181,7 +9555,81 @@
           <w:sz w:val="21"/>
           <w:szCs w:val="21"/>
         </w:rPr>
-        <w:t xml:space="preserve">Through v6.3 the strip defaulted to a sortie and was on screen the moment you arrived — an arbitrary aircraft's route that nobody had asked about. It is a detail view and it behaves like one now. If a judge saw an earlier build, that is what changed.</w:t>
+        <w:t xml:space="preserve">canvas 2D</w:t>
+      </w:r>
+      <w:r>
+        <w:rPr>
+          <w:i/>
+          <w:iCs/>
+          <w:color w:val="5A6672"/>
+          <w:sz w:val="21"/>
+          <w:szCs w:val="21"/>
+        </w:rPr>
+        <w:t xml:space="preserve">, not on the GPU — deck.gl's globe view is not in the bundle we vendored, and doing it in 2D means it holds no GPU context, which is what a browser evicts first on a laptop with switchable graphics. The coastline carries </w:t>
+      </w:r>
+      <w:r>
+        <w:rPr>
+          <w:i/>
+          <w:iCs/>
+          <w:color w:val="5A6672"/>
+          <w:sz w:val="21"/>
+          <w:szCs w:val="21"/>
+        </w:rPr>
+        <w:t xml:space="preserve">34,416 vertices</w:t>
+      </w:r>
+      <w:r>
+        <w:rPr>
+          <w:i/>
+          <w:iCs/>
+          <w:color w:val="5A6672"/>
+          <w:sz w:val="21"/>
+          <w:szCs w:val="21"/>
+        </w:rPr>
+        <w:t xml:space="preserve">, four times what it carried a week ago, which is why Japan reads as five islands and the Philippines as seven rather than as blocks. And the theatre map is </w:t>
+      </w:r>
+      <w:r>
+        <w:rPr>
+          <w:i/>
+          <w:iCs/>
+          <w:color w:val="5A6672"/>
+          <w:sz w:val="21"/>
+          <w:szCs w:val="21"/>
+        </w:rPr>
+        <w:t xml:space="preserve">north-up by default</w:t>
+      </w:r>
+      <w:r>
+        <w:rPr>
+          <w:i/>
+          <w:iCs/>
+          <w:color w:val="5A6672"/>
+          <w:sz w:val="21"/>
+          <w:szCs w:val="21"/>
+        </w:rPr>
+        <w:t xml:space="preserve">, with the oblique camera as a control you press: a pitched map makes a hero shot and a bad chart.</w:t>
+      </w:r>
+    </w:p>
+    <w:p>
+      <w:pPr>
+        <w:spacing w:after="140" w:before="60"/>
+        <w:jc w:val="left"/>
+      </w:pPr>
+      <w:r>
+        <w:rPr>
+          <w:b/>
+          <w:bCs/>
+          <w:color w:val="1A1A1A"/>
+          <w:sz w:val="21"/>
+          <w:szCs w:val="21"/>
+        </w:rPr>
+        <w:t xml:space="preserve">Do not</w:t>
+      </w:r>
+      <w:r>
+        <w:rPr>
+          <w:color w:val="1A1A1A"/>
+          <w:sz w:val="21"/>
+          <w:szCs w:val="21"/>
+        </w:rPr>
+        <w:t xml:space="preserve"> call it a deck.gl globe or a 3-D globe. It is canvas 2-D and someone in that room will know the difference.</w:t>
       </w:r>
     </w:p>
     <w:p>
@@ -9198,7 +9646,7 @@
           <w:sz w:val="23"/>
           <w:szCs w:val="23"/>
         </w:rPr>
-        <w:t xml:space="preserve">⚠ Q15 · "Is MiniLM actually scoring that doctrine panel?" — or — "Your risk register says R-11 is open."</w:t>
+        <w:t xml:space="preserve">Q14 · "What's that strip along the bottom of the map?"</w:t>
       </w:r>
     </w:p>
     <w:p>
@@ -9214,7 +9662,33 @@
           <w:sz w:val="21"/>
           <w:szCs w:val="21"/>
         </w:rPr>
-        <w:t xml:space="preserve">The badge was wrong and it was corrected. Say that immediately and do not defend the old wording.</w:t>
+        <w:t xml:space="preserve">You have to open it first — it is not on screen when you arrive.</w:t>
+      </w:r>
+      <w:r>
+        <w:rPr>
+          <w:color w:val="1A1A1A"/>
+          <w:sz w:val="21"/>
+          <w:szCs w:val="21"/>
+        </w:rPr>
+        <w:t xml:space="preserve"> Click a casualty on either tactical picture and it opens the sortie that carried something to </w:t>
+      </w:r>
+      <w:r>
+        <w:rPr>
+          <w:i/>
+          <w:iCs/>
+          <w:color w:val="1A1A1A"/>
+          <w:sz w:val="21"/>
+          <w:szCs w:val="21"/>
+        </w:rPr>
+        <w:t xml:space="preserve">that</w:t>
+      </w:r>
+      <w:r>
+        <w:rPr>
+          <w:color w:val="1A1A1A"/>
+          <w:sz w:val="21"/>
+          <w:szCs w:val="21"/>
+        </w:rPr>
+        <w:t xml:space="preserve"> casualty; click an aircraft and it opens that airframe's most recent sortie. Nothing else opens it. The ✕ on its header or Escape puts it away, and it stays shut until you pick something different.</w:t>
       </w:r>
     </w:p>
     <w:tbl>
@@ -9263,157 +9737,111 @@
                 <w:sz w:val="24"/>
                 <w:szCs w:val="24"/>
               </w:rPr>
-              <w:t xml:space="preserve">"No, and the screen now says so. That panel reads `TERM OVERLAP · NO MODEL ON THIS</w:t>
-            </w:r>
-          </w:p>
-          <w:p>
-            <w:pPr>
-              <w:spacing w:after="0" w:before="0"/>
-            </w:pPr>
-            <w:r>
-              <w:rPr>
-                <w:rFonts w:ascii="Calibri" w:cs="Calibri" w:eastAsia="Calibri" w:hAnsi="Calibri"/>
-                <w:b/>
-                <w:bCs/>
-                <w:color w:val="1F3A5C"/>
-                <w:sz w:val="24"/>
-                <w:szCs w:val="24"/>
-              </w:rPr>
-              <w:t xml:space="preserve">PATH</w:t>
-            </w:r>
-            <w:r>
-              <w:rPr>
-                <w:rFonts w:ascii="Consolas" w:cs="Consolas" w:eastAsia="Consolas" w:hAnsi="Consolas"/>
-                <w:b/>
-                <w:bCs/>
-                <w:color w:val="1F3A5C"/>
-                <w:sz w:val="22"/>
-                <w:szCs w:val="22"/>
-              </w:rPr>
-              <w:t xml:space="preserve">, and Ask ANGEL's doctrine answers read </w:t>
-            </w:r>
-            <w:r>
-              <w:rPr>
-                <w:rFonts w:ascii="Calibri" w:cs="Calibri" w:eastAsia="Calibri" w:hAnsi="Calibri"/>
-                <w:b/>
-                <w:bCs/>
-                <w:color w:val="1F3A5C"/>
-                <w:sz w:val="24"/>
-                <w:szCs w:val="24"/>
-              </w:rPr>
-              <w:t xml:space="preserve">DOCTRINE · QUOTED VERBATIM, NOT</w:t>
-            </w:r>
-          </w:p>
-          <w:p>
-            <w:pPr>
-              <w:spacing w:after="0" w:before="0"/>
-            </w:pPr>
-            <w:r>
-              <w:rPr>
-                <w:rFonts w:ascii="Calibri" w:cs="Calibri" w:eastAsia="Calibri" w:hAnsi="Calibri"/>
-                <w:b/>
-                <w:bCs/>
-                <w:color w:val="1F3A5C"/>
-                <w:sz w:val="24"/>
-                <w:szCs w:val="24"/>
-              </w:rPr>
-              <w:t xml:space="preserve">GENERATED` — neither carries the violet mark this application reserves for model</w:t>
-            </w:r>
-          </w:p>
-          <w:p>
-            <w:pPr>
-              <w:spacing w:after="0" w:before="0"/>
-            </w:pPr>
-            <w:r>
-              <w:rPr>
-                <w:rFonts w:ascii="Calibri" w:cs="Calibri" w:eastAsia="Calibri" w:hAnsi="Calibri"/>
-                <w:b/>
-                <w:bCs/>
-                <w:color w:val="1F3A5C"/>
-                <w:sz w:val="24"/>
-                <w:szCs w:val="24"/>
-              </w:rPr>
-              <w:t xml:space="preserve">output. It scores an eleven-passage inline set by term overlap, the score is honest</w:t>
-            </w:r>
-          </w:p>
-          <w:p>
-            <w:pPr>
-              <w:spacing w:after="0" w:before="0"/>
-            </w:pPr>
-            <w:r>
-              <w:rPr>
-                <w:rFonts w:ascii="Calibri" w:cs="Calibri" w:eastAsia="Calibri" w:hAnsi="Calibri"/>
-                <w:b/>
-                <w:bCs/>
-                <w:color w:val="1F3A5C"/>
-                <w:sz w:val="24"/>
-                <w:szCs w:val="24"/>
-              </w:rPr>
-              <w:t xml:space="preserve">and the floor was measured on twenty-two questions the set answers against</w:t>
-            </w:r>
-          </w:p>
-          <w:p>
-            <w:pPr>
-              <w:spacing w:after="0" w:before="0"/>
-            </w:pPr>
-            <w:r>
-              <w:rPr>
-                <w:rFonts w:ascii="Calibri" w:cs="Calibri" w:eastAsia="Calibri" w:hAnsi="Calibri"/>
-                <w:b/>
-                <w:bCs/>
-                <w:color w:val="1F3A5C"/>
-                <w:sz w:val="24"/>
-                <w:szCs w:val="24"/>
-              </w:rPr>
-              <w:t xml:space="preserve">twenty-four it doesn't. The encoder is real — twenty-two point nine megabytes of</w:t>
-            </w:r>
-          </w:p>
-          <w:p>
-            <w:pPr>
-              <w:spacing w:after="0" w:before="0"/>
-            </w:pPr>
-            <w:r>
-              <w:rPr>
-                <w:rFonts w:ascii="Calibri" w:cs="Calibri" w:eastAsia="Calibri" w:hAnsi="Calibri"/>
-                <w:b/>
-                <w:bCs/>
-                <w:color w:val="1F3A5C"/>
-                <w:sz w:val="24"/>
-                <w:szCs w:val="24"/>
-              </w:rPr>
-              <w:t xml:space="preserve">int8 ONNX, it ships, it loads, and it runs the doctrine view in the analyst console</w:t>
-            </w:r>
-          </w:p>
-          <w:p>
-            <w:pPr>
-              <w:spacing w:after="0" w:before="0"/>
-            </w:pPr>
-            <w:r>
-              <w:rPr>
-                <w:rFonts w:ascii="Calibri" w:cs="Calibri" w:eastAsia="Calibri" w:hAnsi="Calibri"/>
-                <w:b/>
-                <w:bCs/>
-                <w:color w:val="1F3A5C"/>
-                <w:sz w:val="24"/>
-                <w:szCs w:val="24"/>
-              </w:rPr>
-              <w:t xml:space="preserve">over the full hundred-and-sixty-one-passage corpus. It just isn't on this path, and</w:t>
-            </w:r>
-          </w:p>
-          <w:p>
-            <w:pPr>
-              <w:spacing w:after="0" w:before="0"/>
-            </w:pPr>
-            <w:r>
-              <w:rPr>
-                <w:rFonts w:ascii="Calibri" w:cs="Calibri" w:eastAsia="Calibri" w:hAnsi="Calibri"/>
-                <w:b/>
-                <w:bCs/>
-                <w:color w:val="1F3A5C"/>
-                <w:sz w:val="24"/>
-                <w:szCs w:val="24"/>
-              </w:rPr>
-              <w:t xml:space="preserve">the label used to say it was."</w:t>
+              <w:t xml:space="preserve">"That's one sortie, stop by stop. A route line tells you where an aircraft went; it</w:t>
+            </w:r>
+          </w:p>
+          <w:p>
+            <w:pPr>
+              <w:spacing w:after="0" w:before="0"/>
+            </w:pPr>
+            <w:r>
+              <w:rPr>
+                <w:rFonts w:ascii="Calibri" w:cs="Calibri" w:eastAsia="Calibri" w:hAnsi="Calibri"/>
+                <w:b/>
+                <w:bCs/>
+                <w:color w:val="1F3A5C"/>
+                <w:sz w:val="24"/>
+                <w:szCs w:val="24"/>
+              </w:rPr>
+              <w:t xml:space="preserve">can't tell you what it was </w:t>
+            </w:r>
+            <w:r>
+              <w:rPr>
+                <w:rFonts w:ascii="Calibri" w:cs="Calibri" w:eastAsia="Calibri" w:hAnsi="Calibri"/>
+                <w:b/>
+                <w:bCs/>
+                <w:i/>
+                <w:iCs/>
+                <w:color w:val="1F3A5C"/>
+                <w:sz w:val="24"/>
+                <w:szCs w:val="24"/>
+              </w:rPr>
+              <w:t xml:space="preserve">for</w:t>
+            </w:r>
+            <w:r>
+              <w:rPr>
+                <w:rFonts w:ascii="Calibri" w:cs="Calibri" w:eastAsia="Calibri" w:hAnsi="Calibri"/>
+                <w:b/>
+                <w:bCs/>
+                <w:color w:val="1F3A5C"/>
+                <w:sz w:val="24"/>
+                <w:szCs w:val="24"/>
+              </w:rPr>
+              <w:t xml:space="preserve">. That strip does: every casualty on a chained run,</w:t>
+            </w:r>
+          </w:p>
+          <w:p>
+            <w:pPr>
+              <w:spacing w:after="0" w:before="0"/>
+            </w:pPr>
+            <w:r>
+              <w:rPr>
+                <w:rFonts w:ascii="Calibri" w:cs="Calibri" w:eastAsia="Calibri" w:hAnsi="Calibri"/>
+                <w:b/>
+                <w:bCs/>
+                <w:color w:val="1F3A5C"/>
+                <w:sz w:val="24"/>
+                <w:szCs w:val="24"/>
+              </w:rPr>
+              <w:t xml:space="preserve">what each one was given, and how much of their own deadline was left when it</w:t>
+            </w:r>
+          </w:p>
+          <w:p>
+            <w:pPr>
+              <w:spacing w:after="0" w:before="0"/>
+            </w:pPr>
+            <w:r>
+              <w:rPr>
+                <w:rFonts w:ascii="Calibri" w:cs="Calibri" w:eastAsia="Calibri" w:hAnsi="Calibri"/>
+                <w:b/>
+                <w:bCs/>
+                <w:color w:val="1F3A5C"/>
+                <w:sz w:val="24"/>
+                <w:szCs w:val="24"/>
+              </w:rPr>
+              <w:t xml:space="preserve">arrived. The stop it's flying at this minute is ringed. A stop it hasn't reached</w:t>
+            </w:r>
+          </w:p>
+          <w:p>
+            <w:pPr>
+              <w:spacing w:after="0" w:before="0"/>
+            </w:pPr>
+            <w:r>
+              <w:rPr>
+                <w:rFonts w:ascii="Calibri" w:cs="Calibri" w:eastAsia="Calibri" w:hAnsi="Calibri"/>
+                <w:b/>
+                <w:bCs/>
+                <w:color w:val="1F3A5C"/>
+                <w:sz w:val="24"/>
+                <w:szCs w:val="24"/>
+              </w:rPr>
+              <w:t xml:space="preserve">yet prints an ETA rather than a fact, and prints no margin at all — this</w:t>
+            </w:r>
+          </w:p>
+          <w:p>
+            <w:pPr>
+              <w:spacing w:after="0" w:before="0"/>
+            </w:pPr>
+            <w:r>
+              <w:rPr>
+                <w:rFonts w:ascii="Calibri" w:cs="Calibri" w:eastAsia="Calibri" w:hAnsi="Calibri"/>
+                <w:b/>
+                <w:bCs/>
+                <w:color w:val="1F3A5C"/>
+                <w:sz w:val="24"/>
+                <w:szCs w:val="24"/>
+              </w:rPr>
+              <w:t xml:space="preserve">application doesn't colour a slack figure it hasn't measured yet."</w:t>
             </w:r>
           </w:p>
         </w:tc>
@@ -9434,13 +9862,96 @@
       </w:pPr>
       <w:r>
         <w:rPr>
+          <w:i/>
+          <w:iCs/>
+          <w:color w:val="5A6672"/>
+          <w:sz w:val="21"/>
+          <w:szCs w:val="21"/>
+        </w:rPr>
+        <w:t xml:space="preserve">It appears on the two tactical scales only, and only where there is 150 px of clear width between the panel columns. The globe and the theatre are command-wide pictures and one sortie's stops are not at their scale. Everything in it comes off the engine's own sortie log and delivery ledger — including the failures: a stop overtaken before the aircraft arrived, or a payload nobody present could use, is named rather than dropped.</w:t>
+      </w:r>
+    </w:p>
+    <w:p>
+      <w:pPr>
+        <w:spacing w:after="140" w:before="60"/>
+        <w:jc w:val="left"/>
+      </w:pPr>
+      <w:r>
+        <w:rPr>
           <w:b/>
           <w:bCs/>
           <w:color w:val="1A1A1A"/>
           <w:sz w:val="21"/>
           <w:szCs w:val="21"/>
         </w:rPr>
-        <w:t xml:space="preserve">If they are reading R-11 out of the security document:</w:t>
+        <w:t xml:space="preserve">If you click a casualty and nothing opens, that is the answer, not a bug.</w:t>
+      </w:r>
+      <w:r>
+        <w:rPr>
+          <w:color w:val="1A1A1A"/>
+          <w:sz w:val="21"/>
+          <w:szCs w:val="21"/>
+        </w:rPr>
+        <w:t xml:space="preserve"> No sortie ever reached them, so there is no sortie status to show and the record panel is what acknowledges the click. Say that out loud if it happens — it is a better line than any strip: </w:t>
+      </w:r>
+      <w:r>
+        <w:rPr>
+          <w:i/>
+          <w:iCs/>
+          <w:color w:val="1A1A1A"/>
+          <w:sz w:val="21"/>
+          <w:szCs w:val="21"/>
+        </w:rPr>
+        <w:t xml:space="preserve">"nothing was ever flown to him, and the application will not invent a route to fill the space."</w:t>
+      </w:r>
+    </w:p>
+    <w:p>
+      <w:pPr>
+        <w:spacing w:after="140" w:before="60"/>
+        <w:jc w:val="left"/>
+      </w:pPr>
+      <w:r>
+        <w:rPr>
+          <w:i/>
+          <w:iCs/>
+          <w:color w:val="5A6672"/>
+          <w:sz w:val="21"/>
+          <w:szCs w:val="21"/>
+        </w:rPr>
+        <w:t xml:space="preserve">Through v6.3 the strip defaulted to a sortie and was on screen the moment you arrived — an arbitrary aircraft's route that nobody had asked about. It is a detail view and it behaves like one now. If a judge saw an earlier build, that is what changed.</w:t>
+      </w:r>
+    </w:p>
+    <w:p>
+      <w:pPr>
+        <w:pStyle w:val="Heading2"/>
+        <w:spacing w:after="100" w:before="280"/>
+      </w:pPr>
+      <w:r>
+        <w:rPr>
+          <w:rFonts w:ascii="Calibri" w:cs="Calibri" w:eastAsia="Calibri" w:hAnsi="Calibri"/>
+          <w:b/>
+          <w:bCs/>
+          <w:color w:val="3E5C76"/>
+          <w:sz w:val="23"/>
+          <w:szCs w:val="23"/>
+        </w:rPr>
+        <w:t xml:space="preserve">⚠ Q15 · "Is MiniLM actually scoring that doctrine panel?" — or — "Your risk register says R-11 is open."</w:t>
+      </w:r>
+    </w:p>
+    <w:p>
+      <w:pPr>
+        <w:spacing w:after="140" w:before="60"/>
+        <w:jc w:val="left"/>
+      </w:pPr>
+      <w:r>
+        <w:rPr>
+          <w:b/>
+          <w:bCs/>
+          <w:color w:val="1A1A1A"/>
+          <w:sz w:val="21"/>
+          <w:szCs w:val="21"/>
+        </w:rPr>
+        <w:t xml:space="preserve">The badge was wrong and it was corrected. Say that immediately and do not defend the old wording.</w:t>
       </w:r>
     </w:p>
     <w:tbl>
@@ -9489,39 +10000,157 @@
                 <w:sz w:val="24"/>
                 <w:szCs w:val="24"/>
               </w:rPr>
-              <w:t xml:space="preserve">"That entry describes the badges before they were fixed, and it hasn't been</w:t>
-            </w:r>
-          </w:p>
-          <w:p>
-            <w:pPr>
-              <w:spacing w:after="0" w:before="0"/>
-            </w:pPr>
-            <w:r>
-              <w:rPr>
-                <w:rFonts w:ascii="Calibri" w:cs="Calibri" w:eastAsia="Calibri" w:hAnsi="Calibri"/>
-                <w:b/>
-                <w:bCs/>
-                <w:color w:val="1F3A5C"/>
-                <w:sz w:val="24"/>
-                <w:szCs w:val="24"/>
-              </w:rPr>
-              <w:t xml:space="preserve">rewritten. The screen is ahead of the register, not behind it — open the panel and</w:t>
-            </w:r>
-          </w:p>
-          <w:p>
-            <w:pPr>
-              <w:spacing w:after="0" w:before="0"/>
-            </w:pPr>
-            <w:r>
-              <w:rPr>
-                <w:rFonts w:ascii="Calibri" w:cs="Calibri" w:eastAsia="Calibri" w:hAnsi="Calibri"/>
-                <w:b/>
-                <w:bCs/>
-                <w:color w:val="1F3A5C"/>
-                <w:sz w:val="24"/>
-                <w:szCs w:val="24"/>
-              </w:rPr>
-              <w:t xml:space="preserve">read the chip."</w:t>
+              <w:t xml:space="preserve">"No, and the screen now says so. That panel reads `TERM OVERLAP · NO MODEL ON THIS</w:t>
+            </w:r>
+          </w:p>
+          <w:p>
+            <w:pPr>
+              <w:spacing w:after="0" w:before="0"/>
+            </w:pPr>
+            <w:r>
+              <w:rPr>
+                <w:rFonts w:ascii="Calibri" w:cs="Calibri" w:eastAsia="Calibri" w:hAnsi="Calibri"/>
+                <w:b/>
+                <w:bCs/>
+                <w:color w:val="1F3A5C"/>
+                <w:sz w:val="24"/>
+                <w:szCs w:val="24"/>
+              </w:rPr>
+              <w:t xml:space="preserve">PATH</w:t>
+            </w:r>
+            <w:r>
+              <w:rPr>
+                <w:rFonts w:ascii="Consolas" w:cs="Consolas" w:eastAsia="Consolas" w:hAnsi="Consolas"/>
+                <w:b/>
+                <w:bCs/>
+                <w:color w:val="1F3A5C"/>
+                <w:sz w:val="22"/>
+                <w:szCs w:val="22"/>
+              </w:rPr>
+              <w:t xml:space="preserve">, and Ask ANGEL's doctrine answers read </w:t>
+            </w:r>
+            <w:r>
+              <w:rPr>
+                <w:rFonts w:ascii="Calibri" w:cs="Calibri" w:eastAsia="Calibri" w:hAnsi="Calibri"/>
+                <w:b/>
+                <w:bCs/>
+                <w:color w:val="1F3A5C"/>
+                <w:sz w:val="24"/>
+                <w:szCs w:val="24"/>
+              </w:rPr>
+              <w:t xml:space="preserve">DOCTRINE · QUOTED VERBATIM, NOT</w:t>
+            </w:r>
+          </w:p>
+          <w:p>
+            <w:pPr>
+              <w:spacing w:after="0" w:before="0"/>
+            </w:pPr>
+            <w:r>
+              <w:rPr>
+                <w:rFonts w:ascii="Calibri" w:cs="Calibri" w:eastAsia="Calibri" w:hAnsi="Calibri"/>
+                <w:b/>
+                <w:bCs/>
+                <w:color w:val="1F3A5C"/>
+                <w:sz w:val="24"/>
+                <w:szCs w:val="24"/>
+              </w:rPr>
+              <w:t xml:space="preserve">GENERATED` — neither carries the violet mark this application reserves for model</w:t>
+            </w:r>
+          </w:p>
+          <w:p>
+            <w:pPr>
+              <w:spacing w:after="0" w:before="0"/>
+            </w:pPr>
+            <w:r>
+              <w:rPr>
+                <w:rFonts w:ascii="Calibri" w:cs="Calibri" w:eastAsia="Calibri" w:hAnsi="Calibri"/>
+                <w:b/>
+                <w:bCs/>
+                <w:color w:val="1F3A5C"/>
+                <w:sz w:val="24"/>
+                <w:szCs w:val="24"/>
+              </w:rPr>
+              <w:t xml:space="preserve">output. It scores an eleven-passage inline set by term overlap, the score is honest</w:t>
+            </w:r>
+          </w:p>
+          <w:p>
+            <w:pPr>
+              <w:spacing w:after="0" w:before="0"/>
+            </w:pPr>
+            <w:r>
+              <w:rPr>
+                <w:rFonts w:ascii="Calibri" w:cs="Calibri" w:eastAsia="Calibri" w:hAnsi="Calibri"/>
+                <w:b/>
+                <w:bCs/>
+                <w:color w:val="1F3A5C"/>
+                <w:sz w:val="24"/>
+                <w:szCs w:val="24"/>
+              </w:rPr>
+              <w:t xml:space="preserve">and the floor was measured on twenty-two questions the set answers against</w:t>
+            </w:r>
+          </w:p>
+          <w:p>
+            <w:pPr>
+              <w:spacing w:after="0" w:before="0"/>
+            </w:pPr>
+            <w:r>
+              <w:rPr>
+                <w:rFonts w:ascii="Calibri" w:cs="Calibri" w:eastAsia="Calibri" w:hAnsi="Calibri"/>
+                <w:b/>
+                <w:bCs/>
+                <w:color w:val="1F3A5C"/>
+                <w:sz w:val="24"/>
+                <w:szCs w:val="24"/>
+              </w:rPr>
+              <w:t xml:space="preserve">twenty-four it doesn't. The encoder is real — twenty-two point nine megabytes of</w:t>
+            </w:r>
+          </w:p>
+          <w:p>
+            <w:pPr>
+              <w:spacing w:after="0" w:before="0"/>
+            </w:pPr>
+            <w:r>
+              <w:rPr>
+                <w:rFonts w:ascii="Calibri" w:cs="Calibri" w:eastAsia="Calibri" w:hAnsi="Calibri"/>
+                <w:b/>
+                <w:bCs/>
+                <w:color w:val="1F3A5C"/>
+                <w:sz w:val="24"/>
+                <w:szCs w:val="24"/>
+              </w:rPr>
+              <w:t xml:space="preserve">int8 ONNX, it ships, it loads, and it runs the doctrine view in the analyst console</w:t>
+            </w:r>
+          </w:p>
+          <w:p>
+            <w:pPr>
+              <w:spacing w:after="0" w:before="0"/>
+            </w:pPr>
+            <w:r>
+              <w:rPr>
+                <w:rFonts w:ascii="Calibri" w:cs="Calibri" w:eastAsia="Calibri" w:hAnsi="Calibri"/>
+                <w:b/>
+                <w:bCs/>
+                <w:color w:val="1F3A5C"/>
+                <w:sz w:val="24"/>
+                <w:szCs w:val="24"/>
+              </w:rPr>
+              <w:t xml:space="preserve">over the full hundred-and-sixty-one-passage corpus. It just isn't on this path, and</w:t>
+            </w:r>
+          </w:p>
+          <w:p>
+            <w:pPr>
+              <w:spacing w:after="0" w:before="0"/>
+            </w:pPr>
+            <w:r>
+              <w:rPr>
+                <w:rFonts w:ascii="Calibri" w:cs="Calibri" w:eastAsia="Calibri" w:hAnsi="Calibri"/>
+                <w:b/>
+                <w:bCs/>
+                <w:color w:val="1F3A5C"/>
+                <w:sz w:val="24"/>
+                <w:szCs w:val="24"/>
+              </w:rPr>
+              <w:t xml:space="preserve">the label used to say it was."</w:t>
             </w:r>
           </w:p>
         </w:tc>
@@ -9542,98 +10171,13 @@
       </w:pPr>
       <w:r>
         <w:rPr>
-          <w:i/>
-          <w:iCs/>
-          <w:color w:val="5A6672"/>
-          <w:sz w:val="21"/>
-          <w:szCs w:val="21"/>
-        </w:rPr>
-        <w:t xml:space="preserve">Then move on. Conceding a label fast costs far less than being caught defending it, and the register entry being stale is a documentation lag rather than a claim on screen. This is the same class of error the team found and fixed on Ask ANGEL's header in an earlier version, and saying so is evidence that the project audits itself.</w:t>
-      </w:r>
-    </w:p>
-    <w:p>
-      <w:pPr>
-        <w:pBdr>
-          <w:bottom w:val="single" w:color="B9C4CE" w:sz="6" w:space="1"/>
-        </w:pBdr>
-        <w:spacing w:after="200" w:before="200"/>
-      </w:pPr>
-      <w:r>
-        <w:t xml:space="preserve"/>
-      </w:r>
-    </w:p>
-    <w:p>
-      <w:pPr>
-        <w:pStyle w:val="Heading2"/>
-        <w:spacing w:after="100" w:before="280"/>
-      </w:pPr>
-      <w:r>
-        <w:rPr>
-          <w:rFonts w:ascii="Calibri" w:cs="Calibri" w:eastAsia="Calibri" w:hAnsi="Calibri"/>
           <w:b/>
           <w:bCs/>
-          <w:color w:val="3E5C76"/>
-          <w:sz w:val="23"/>
-          <w:szCs w:val="23"/>
-        </w:rPr>
-        <w:t xml:space="preserve">The portfolio questions — Q16 to Q21</w:t>
-      </w:r>
-    </w:p>
-    <w:p>
-      <w:pPr>
-        <w:spacing w:after="140" w:before="60"/>
-        <w:jc w:val="left"/>
-      </w:pPr>
-      <w:r>
-        <w:rPr>
-          <w:b/>
-          <w:bCs/>
-          <w:color w:val="1A1A1A"/>
-          <w:sz w:val="21"/>
-          <w:szCs w:val="21"/>
-        </w:rPr>
-        <w:t xml:space="preserve">Every name, date and quotation below is in `RESEARCH/COMPLEMENT-SECTION.md` and was verified by search on 5 September 2026. Do not add a program to these answers. Do not round a date. If you are asked about something not in here, Q8's answer applies: "I don't know — I'd have to look."</w:t>
-      </w:r>
-    </w:p>
-    <w:p>
-      <w:pPr>
-        <w:pStyle w:val="Heading2"/>
-        <w:spacing w:after="100" w:before="280"/>
-      </w:pPr>
-      <w:r>
-        <w:rPr>
-          <w:rFonts w:ascii="Calibri" w:cs="Calibri" w:eastAsia="Calibri" w:hAnsi="Calibri"/>
-          <w:b/>
-          <w:bCs/>
-          <w:color w:val="3E5C76"/>
-          <w:sz w:val="23"/>
-          <w:szCs w:val="23"/>
-        </w:rPr>
-        <w:t xml:space="preserve">★ Q16 · "How is this not just another program competing with what we already fund?"</w:t>
-      </w:r>
-    </w:p>
-    <w:p>
-      <w:pPr>
-        <w:spacing w:after="140" w:before="60"/>
-        <w:jc w:val="left"/>
-      </w:pPr>
-      <w:r>
-        <w:rPr>
-          <w:b/>
-          <w:bCs/>
-          <w:color w:val="1A1A1A"/>
-          <w:sz w:val="21"/>
-          <w:szCs w:val="21"/>
-        </w:rPr>
-        <w:t xml:space="preserve">Want this one.</w:t>
-      </w:r>
-      <w:r>
-        <w:rPr>
-          <w:color w:val="1A1A1A"/>
-          <w:sz w:val="21"/>
-          <w:szCs w:val="21"/>
-        </w:rPr>
-        <w:t xml:space="preserve"> It is the question the 3:30 beat was built to invite.</w:t>
+          <w:color w:val="1A1A1A"/>
+          <w:sz w:val="21"/>
+          <w:szCs w:val="21"/>
+        </w:rPr>
+        <w:t xml:space="preserve">If they are reading R-11 out of the security document:</w:t>
       </w:r>
     </w:p>
     <w:tbl>
@@ -9682,231 +10226,39 @@
                 <w:sz w:val="24"/>
                 <w:szCs w:val="24"/>
               </w:rPr>
-              <w:t xml:space="preserve">"Because the Department has already bought every layer around this decision and has</w:t>
-            </w:r>
-          </w:p>
-          <w:p>
-            <w:pPr>
-              <w:spacing w:after="0" w:before="0"/>
-            </w:pPr>
-            <w:r>
-              <w:rPr>
-                <w:rFonts w:ascii="Calibri" w:cs="Calibri" w:eastAsia="Calibri" w:hAnsi="Calibri"/>
-                <w:b/>
-                <w:bCs/>
-                <w:color w:val="1F3A5C"/>
-                <w:sz w:val="24"/>
-                <w:szCs w:val="24"/>
-              </w:rPr>
-              <w:t xml:space="preserve">not bought the decision. Below it, the airframes exist and fly themselves — NAVAIR's</w:t>
-            </w:r>
-          </w:p>
-          <w:p>
-            <w:pPr>
-              <w:spacing w:after="0" w:before="0"/>
-            </w:pPr>
-            <w:r>
-              <w:rPr>
-                <w:rFonts w:ascii="Calibri" w:cs="Calibri" w:eastAsia="Calibri" w:hAnsi="Calibri"/>
-                <w:b/>
-                <w:bCs/>
-                <w:color w:val="1F3A5C"/>
-                <w:sz w:val="24"/>
-                <w:szCs w:val="24"/>
-              </w:rPr>
-              <w:t xml:space="preserve">PMA-263 fields the TRV-150 through Unmanned Logistics Systems–Air, and the Marine</w:t>
-            </w:r>
-          </w:p>
-          <w:p>
-            <w:pPr>
-              <w:spacing w:after="0" w:before="0"/>
-            </w:pPr>
-            <w:r>
-              <w:rPr>
-                <w:rFonts w:ascii="Calibri" w:cs="Calibri" w:eastAsia="Calibri" w:hAnsi="Calibri"/>
-                <w:b/>
-                <w:bCs/>
-                <w:color w:val="1F3A5C"/>
-                <w:sz w:val="24"/>
-                <w:szCs w:val="24"/>
-              </w:rPr>
-              <w:t xml:space="preserve">Corps variant has reached initial operational capability. Its published behaviour is</w:t>
-            </w:r>
-          </w:p>
-          <w:p>
-            <w:pPr>
-              <w:spacing w:after="0" w:before="0"/>
-            </w:pPr>
-            <w:r>
-              <w:rPr>
-                <w:rFonts w:ascii="Calibri" w:cs="Calibri" w:eastAsia="Calibri" w:hAnsi="Calibri"/>
-                <w:b/>
-                <w:bCs/>
-                <w:color w:val="1F3A5C"/>
-                <w:sz w:val="24"/>
-                <w:szCs w:val="24"/>
-              </w:rPr>
-              <w:t xml:space="preserve">automated launch, waypoint navigation, automated landing and payload release. It</w:t>
-            </w:r>
-          </w:p>
-          <w:p>
-            <w:pPr>
-              <w:spacing w:after="0" w:before="0"/>
-            </w:pPr>
-            <w:r>
-              <w:rPr>
-                <w:rFonts w:ascii="Calibri" w:cs="Calibri" w:eastAsia="Calibri" w:hAnsi="Calibri"/>
-                <w:b/>
-                <w:bCs/>
-                <w:color w:val="1F3A5C"/>
-                <w:sz w:val="24"/>
-                <w:szCs w:val="24"/>
-              </w:rPr>
-              <w:t xml:space="preserve">flies the mission it is given. We produce the mission it is given.</w:t>
-            </w:r>
-          </w:p>
-          <w:p>
-            <w:pPr>
-              <w:spacing w:after="0" w:before="0"/>
-            </w:pPr>
-            <w:r>
-              <w:rPr>
-                <w:rFonts w:ascii="Calibri" w:cs="Calibri" w:eastAsia="Calibri" w:hAnsi="Calibri"/>
-                <w:b/>
-                <w:bCs/>
-                <w:color w:val="1F3A5C"/>
-                <w:sz w:val="24"/>
-                <w:szCs w:val="24"/>
-              </w:rPr>
-              <w:t xml:space="preserve">Beside it, DIU announced the AI-Assisted Triage and Treatment Tool on 25 February</w:t>
-            </w:r>
-          </w:p>
-          <w:p>
-            <w:pPr>
-              <w:spacing w:after="0" w:before="0"/>
-            </w:pPr>
-            <w:r>
-              <w:rPr>
-                <w:rFonts w:ascii="Calibri" w:cs="Calibri" w:eastAsia="Calibri" w:hAnsi="Calibri"/>
-                <w:b/>
-                <w:bCs/>
-                <w:color w:val="1F3A5C"/>
-                <w:sz w:val="24"/>
-                <w:szCs w:val="24"/>
-              </w:rPr>
-              <w:t xml:space="preserve">2026 — digital triage, assessment and documentation, replacing a paper process. Its</w:t>
-            </w:r>
-          </w:p>
-          <w:p>
-            <w:pPr>
-              <w:spacing w:after="0" w:before="0"/>
-            </w:pPr>
-            <w:r>
-              <w:rPr>
-                <w:rFonts w:ascii="Calibri" w:cs="Calibri" w:eastAsia="Calibri" w:hAnsi="Calibri"/>
-                <w:b/>
-                <w:bCs/>
-                <w:color w:val="1F3A5C"/>
-                <w:sz w:val="24"/>
-                <w:szCs w:val="24"/>
-              </w:rPr>
-              <w:t xml:space="preserve">scope does not include allocating or tasking evacuation and resupply assets. We</w:t>
-            </w:r>
-          </w:p>
-          <w:p>
-            <w:pPr>
-              <w:spacing w:after="0" w:before="0"/>
-            </w:pPr>
-            <w:r>
-              <w:rPr>
-                <w:rFonts w:ascii="Calibri" w:cs="Calibri" w:eastAsia="Calibri" w:hAnsi="Calibri"/>
-                <w:b/>
-                <w:bCs/>
-                <w:color w:val="1F3A5C"/>
-                <w:sz w:val="24"/>
-                <w:szCs w:val="24"/>
-              </w:rPr>
-              <w:t xml:space="preserve">consume what that program produces and we produce an aircraft assignment. Two</w:t>
-            </w:r>
-          </w:p>
-          <w:p>
-            <w:pPr>
-              <w:spacing w:after="0" w:before="0"/>
-            </w:pPr>
-            <w:r>
-              <w:rPr>
-                <w:rFonts w:ascii="Calibri" w:cs="Calibri" w:eastAsia="Calibri" w:hAnsi="Calibri"/>
-                <w:b/>
-                <w:bCs/>
-                <w:color w:val="1F3A5C"/>
-                <w:sz w:val="24"/>
-                <w:szCs w:val="24"/>
-              </w:rPr>
-              <w:t xml:space="preserve">adjacent buys, zero overlap.</w:t>
-            </w:r>
-          </w:p>
-          <w:p>
-            <w:pPr>
-              <w:spacing w:after="0" w:before="0"/>
-            </w:pPr>
-            <w:r>
-              <w:rPr>
-                <w:rFonts w:ascii="Calibri" w:cs="Calibri" w:eastAsia="Calibri" w:hAnsi="Calibri"/>
-                <w:b/>
-                <w:bCs/>
-                <w:color w:val="1F3A5C"/>
-                <w:sz w:val="24"/>
-                <w:szCs w:val="24"/>
-              </w:rPr>
-              <w:t xml:space="preserve">Above it, the command layer consolidated on the Maven Smart System in March. We are</w:t>
-            </w:r>
-          </w:p>
-          <w:p>
-            <w:pPr>
-              <w:spacing w:after="0" w:before="0"/>
-            </w:pPr>
-            <w:r>
-              <w:rPr>
-                <w:rFonts w:ascii="Calibri" w:cs="Calibri" w:eastAsia="Calibri" w:hAnsi="Calibri"/>
-                <w:b/>
-                <w:bCs/>
-                <w:color w:val="1F3A5C"/>
-                <w:sz w:val="24"/>
-                <w:szCs w:val="24"/>
-              </w:rPr>
-              <w:t xml:space="preserve">an application for that layer.</w:t>
-            </w:r>
-          </w:p>
-          <w:p>
-            <w:pPr>
-              <w:spacing w:after="0" w:before="0"/>
-            </w:pPr>
-            <w:r>
-              <w:rPr>
-                <w:rFonts w:ascii="Calibri" w:cs="Calibri" w:eastAsia="Calibri" w:hAnsi="Calibri"/>
-                <w:b/>
-                <w:bCs/>
-                <w:color w:val="1F3A5C"/>
-                <w:sz w:val="24"/>
-                <w:szCs w:val="24"/>
-              </w:rPr>
-              <w:t xml:space="preserve">This is not a new aircraft, not a new command system, and not a replacement for</w:t>
-            </w:r>
-          </w:p>
-          <w:p>
-            <w:pPr>
-              <w:spacing w:after="0" w:before="0"/>
-            </w:pPr>
-            <w:r>
-              <w:rPr>
-                <w:rFonts w:ascii="Calibri" w:cs="Calibri" w:eastAsia="Calibri" w:hAnsi="Calibri"/>
-                <w:b/>
-                <w:bCs/>
-                <w:color w:val="1F3A5C"/>
-                <w:sz w:val="24"/>
-                <w:szCs w:val="24"/>
-              </w:rPr>
-              <w:t xml:space="preserve">anything currently funded. It is the one rule none of those programs bought."</w:t>
+              <w:t xml:space="preserve">"That entry describes the badges before they were fixed, and it hasn't been</w:t>
+            </w:r>
+          </w:p>
+          <w:p>
+            <w:pPr>
+              <w:spacing w:after="0" w:before="0"/>
+            </w:pPr>
+            <w:r>
+              <w:rPr>
+                <w:rFonts w:ascii="Calibri" w:cs="Calibri" w:eastAsia="Calibri" w:hAnsi="Calibri"/>
+                <w:b/>
+                <w:bCs/>
+                <w:color w:val="1F3A5C"/>
+                <w:sz w:val="24"/>
+                <w:szCs w:val="24"/>
+              </w:rPr>
+              <w:t xml:space="preserve">rewritten. The screen is ahead of the register, not behind it — open the panel and</w:t>
+            </w:r>
+          </w:p>
+          <w:p>
+            <w:pPr>
+              <w:spacing w:after="0" w:before="0"/>
+            </w:pPr>
+            <w:r>
+              <w:rPr>
+                <w:rFonts w:ascii="Calibri" w:cs="Calibri" w:eastAsia="Calibri" w:hAnsi="Calibri"/>
+                <w:b/>
+                <w:bCs/>
+                <w:color w:val="1F3A5C"/>
+                <w:sz w:val="24"/>
+                <w:szCs w:val="24"/>
+              </w:rPr>
+              <w:t xml:space="preserve">read the chip."</w:t>
             </w:r>
           </w:p>
         </w:tc>
@@ -9933,7 +10285,18 @@
           <w:sz w:val="21"/>
           <w:szCs w:val="21"/>
         </w:rPr>
-        <w:t xml:space="preserve">If you have to shorten it, keep the airframe half — "it flies the mission it is given, we produce the mission it is given" is the sentence that does the work.</w:t>
+        <w:t xml:space="preserve">Then move on. Conceding a label fast costs far less than being caught defending it, and the register entry being stale is a documentation lag rather than a claim on screen. This is the same class of error the team found and fixed on Ask ANGEL's header in an earlier version, and saying so is evidence that the project audits itself.</w:t>
+      </w:r>
+    </w:p>
+    <w:p>
+      <w:pPr>
+        <w:pBdr>
+          <w:bottom w:val="single" w:color="B9C4CE" w:sz="6" w:space="1"/>
+        </w:pBdr>
+        <w:spacing w:after="200" w:before="200"/>
+      </w:pPr>
+      <w:r>
+        <w:t xml:space="preserve"/>
       </w:r>
     </w:p>
     <w:p>
@@ -9950,7 +10313,7 @@
           <w:sz w:val="23"/>
           <w:szCs w:val="23"/>
         </w:rPr>
-        <w:t xml:space="preserve">Q17 · "Why isn't this part of Maven, or CJADC2?"</w:t>
+        <w:t xml:space="preserve">The portfolio questions — Q16 to Q21</w:t>
       </w:r>
     </w:p>
     <w:p>
@@ -9966,15 +10329,48 @@
           <w:sz w:val="21"/>
           <w:szCs w:val="21"/>
         </w:rPr>
-        <w:t xml:space="preserve">The correct answer is "it should be," said without hesitation.</w:t>
-      </w:r>
-      <w:r>
-        <w:rPr>
-          <w:color w:val="1A1A1A"/>
-          <w:sz w:val="21"/>
-          <w:szCs w:val="21"/>
-        </w:rPr>
-        <w:t xml:space="preserve"> Hedging here reads as not having thought about acquisition.</w:t>
+        <w:t xml:space="preserve">Every name, date and quotation below is in `RESEARCH/COMPLEMENT-SECTION.md` and was verified by search on 8 September 2026. Do not add a program to these answers. Do not round a date. If you are asked about something not in here, Q8's answer applies: "I don't know — I'd have to look."</w:t>
+      </w:r>
+    </w:p>
+    <w:p>
+      <w:pPr>
+        <w:pStyle w:val="Heading2"/>
+        <w:spacing w:after="100" w:before="280"/>
+      </w:pPr>
+      <w:r>
+        <w:rPr>
+          <w:rFonts w:ascii="Calibri" w:cs="Calibri" w:eastAsia="Calibri" w:hAnsi="Calibri"/>
+          <w:b/>
+          <w:bCs/>
+          <w:color w:val="3E5C76"/>
+          <w:sz w:val="23"/>
+          <w:szCs w:val="23"/>
+        </w:rPr>
+        <w:t xml:space="preserve">★ Q16 · "How is this not just another program competing with what we already fund?"</w:t>
+      </w:r>
+    </w:p>
+    <w:p>
+      <w:pPr>
+        <w:spacing w:after="140" w:before="60"/>
+        <w:jc w:val="left"/>
+      </w:pPr>
+      <w:r>
+        <w:rPr>
+          <w:b/>
+          <w:bCs/>
+          <w:color w:val="1A1A1A"/>
+          <w:sz w:val="21"/>
+          <w:szCs w:val="21"/>
+        </w:rPr>
+        <w:t xml:space="preserve">Want this one.</w:t>
+      </w:r>
+      <w:r>
+        <w:rPr>
+          <w:color w:val="1A1A1A"/>
+          <w:sz w:val="21"/>
+          <w:szCs w:val="21"/>
+        </w:rPr>
+        <w:t xml:space="preserve"> It is the question the 3:30 beat was built to invite.</w:t>
       </w:r>
     </w:p>
     <w:tbl>
@@ -10023,119 +10419,231 @@
                 <w:sz w:val="24"/>
                 <w:szCs w:val="24"/>
               </w:rPr>
-              <w:t xml:space="preserve">"It should be, and there is a named path. On 9 March 2026 the Deputy Secretary</w:t>
-            </w:r>
-          </w:p>
-          <w:p>
-            <w:pPr>
-              <w:spacing w:after="0" w:before="0"/>
-            </w:pPr>
-            <w:r>
-              <w:rPr>
-                <w:rFonts w:ascii="Calibri" w:cs="Calibri" w:eastAsia="Calibri" w:hAnsi="Calibri"/>
-                <w:b/>
-                <w:bCs/>
-                <w:color w:val="1F3A5C"/>
-                <w:sz w:val="24"/>
-                <w:szCs w:val="24"/>
-              </w:rPr>
-              <w:t xml:space="preserve">designated the Maven Smart System a program of record and moved its administration to</w:t>
-            </w:r>
-          </w:p>
-          <w:p>
-            <w:pPr>
-              <w:spacing w:after="0" w:before="0"/>
-            </w:pPr>
-            <w:r>
-              <w:rPr>
-                <w:rFonts w:ascii="Calibri" w:cs="Calibri" w:eastAsia="Calibri" w:hAnsi="Calibri"/>
-                <w:b/>
-                <w:bCs/>
-                <w:color w:val="1F3A5C"/>
-                <w:sz w:val="24"/>
-                <w:szCs w:val="24"/>
-              </w:rPr>
-              <w:t xml:space="preserve">the CDAO MSS Program Office. The FY27 request funds third-party vendors to develop</w:t>
-            </w:r>
-          </w:p>
-          <w:p>
-            <w:pPr>
-              <w:spacing w:after="0" w:before="0"/>
-            </w:pPr>
-            <w:r>
-              <w:rPr>
-                <w:rFonts w:ascii="Calibri" w:cs="Calibri" w:eastAsia="Calibri" w:hAnsi="Calibri"/>
-                <w:b/>
-                <w:bCs/>
-                <w:color w:val="1F3A5C"/>
-                <w:sz w:val="24"/>
-                <w:szCs w:val="24"/>
-              </w:rPr>
-              <w:t xml:space="preserve">and field applications on MSS. We are an application for that pipeline, not a parallel</w:t>
-            </w:r>
-          </w:p>
-          <w:p>
-            <w:pPr>
-              <w:spacing w:after="0" w:before="0"/>
-            </w:pPr>
-            <w:r>
-              <w:rPr>
-                <w:rFonts w:ascii="Calibri" w:cs="Calibri" w:eastAsia="Calibri" w:hAnsi="Calibri"/>
-                <w:b/>
-                <w:bCs/>
-                <w:color w:val="1F3A5C"/>
-                <w:sz w:val="24"/>
-                <w:szCs w:val="24"/>
-              </w:rPr>
-              <w:t xml:space="preserve">command-and-control system — we contribute a decision surface, we do not stand up a</w:t>
-            </w:r>
-          </w:p>
-          <w:p>
-            <w:pPr>
-              <w:spacing w:after="0" w:before="0"/>
-            </w:pPr>
-            <w:r>
-              <w:rPr>
-                <w:rFonts w:ascii="Calibri" w:cs="Calibri" w:eastAsia="Calibri" w:hAnsi="Calibri"/>
-                <w:b/>
-                <w:bCs/>
-                <w:color w:val="1F3A5C"/>
-                <w:sz w:val="24"/>
-                <w:szCs w:val="24"/>
-              </w:rPr>
-              <w:t xml:space="preserve">data environment.</w:t>
-            </w:r>
-          </w:p>
-          <w:p>
-            <w:pPr>
-              <w:spacing w:after="0" w:before="0"/>
-            </w:pPr>
-            <w:r>
-              <w:rPr>
-                <w:rFonts w:ascii="Calibri" w:cs="Calibri" w:eastAsia="Calibri" w:hAnsi="Calibri"/>
-                <w:b/>
-                <w:bCs/>
-                <w:color w:val="1F3A5C"/>
-                <w:sz w:val="24"/>
-                <w:szCs w:val="24"/>
-              </w:rPr>
-              <w:t xml:space="preserve">The contractual mechanism is Open DAGIR's OTA, which exists specifically to onboard an</w:t>
-            </w:r>
-          </w:p>
-          <w:p>
-            <w:pPr>
-              <w:spacing w:after="0" w:before="0"/>
-            </w:pPr>
-            <w:r>
-              <w:rPr>
-                <w:rFonts w:ascii="Calibri" w:cs="Calibri" w:eastAsia="Calibri" w:hAnsi="Calibri"/>
-                <w:b/>
-                <w:bCs/>
-                <w:color w:val="1F3A5C"/>
-                <w:sz w:val="24"/>
-                <w:szCs w:val="24"/>
-              </w:rPr>
-              <w:t xml:space="preserve">outside capability to that application layer without it owning the data underneath."</w:t>
+              <w:t xml:space="preserve">"Because the Department has already bought every layer around this decision and has</w:t>
+            </w:r>
+          </w:p>
+          <w:p>
+            <w:pPr>
+              <w:spacing w:after="0" w:before="0"/>
+            </w:pPr>
+            <w:r>
+              <w:rPr>
+                <w:rFonts w:ascii="Calibri" w:cs="Calibri" w:eastAsia="Calibri" w:hAnsi="Calibri"/>
+                <w:b/>
+                <w:bCs/>
+                <w:color w:val="1F3A5C"/>
+                <w:sz w:val="24"/>
+                <w:szCs w:val="24"/>
+              </w:rPr>
+              <w:t xml:space="preserve">not bought the decision. Below it, the airframes exist and fly themselves — NAVAIR's</w:t>
+            </w:r>
+          </w:p>
+          <w:p>
+            <w:pPr>
+              <w:spacing w:after="0" w:before="0"/>
+            </w:pPr>
+            <w:r>
+              <w:rPr>
+                <w:rFonts w:ascii="Calibri" w:cs="Calibri" w:eastAsia="Calibri" w:hAnsi="Calibri"/>
+                <w:b/>
+                <w:bCs/>
+                <w:color w:val="1F3A5C"/>
+                <w:sz w:val="24"/>
+                <w:szCs w:val="24"/>
+              </w:rPr>
+              <w:t xml:space="preserve">PMA-263 fields the TRV-150 through Unmanned Logistics Systems–Air, and the Marine</w:t>
+            </w:r>
+          </w:p>
+          <w:p>
+            <w:pPr>
+              <w:spacing w:after="0" w:before="0"/>
+            </w:pPr>
+            <w:r>
+              <w:rPr>
+                <w:rFonts w:ascii="Calibri" w:cs="Calibri" w:eastAsia="Calibri" w:hAnsi="Calibri"/>
+                <w:b/>
+                <w:bCs/>
+                <w:color w:val="1F3A5C"/>
+                <w:sz w:val="24"/>
+                <w:szCs w:val="24"/>
+              </w:rPr>
+              <w:t xml:space="preserve">Corps variant has reached initial operational capability. Its published behaviour is</w:t>
+            </w:r>
+          </w:p>
+          <w:p>
+            <w:pPr>
+              <w:spacing w:after="0" w:before="0"/>
+            </w:pPr>
+            <w:r>
+              <w:rPr>
+                <w:rFonts w:ascii="Calibri" w:cs="Calibri" w:eastAsia="Calibri" w:hAnsi="Calibri"/>
+                <w:b/>
+                <w:bCs/>
+                <w:color w:val="1F3A5C"/>
+                <w:sz w:val="24"/>
+                <w:szCs w:val="24"/>
+              </w:rPr>
+              <w:t xml:space="preserve">automated launch, waypoint navigation, automated landing and payload release. It</w:t>
+            </w:r>
+          </w:p>
+          <w:p>
+            <w:pPr>
+              <w:spacing w:after="0" w:before="0"/>
+            </w:pPr>
+            <w:r>
+              <w:rPr>
+                <w:rFonts w:ascii="Calibri" w:cs="Calibri" w:eastAsia="Calibri" w:hAnsi="Calibri"/>
+                <w:b/>
+                <w:bCs/>
+                <w:color w:val="1F3A5C"/>
+                <w:sz w:val="24"/>
+                <w:szCs w:val="24"/>
+              </w:rPr>
+              <w:t xml:space="preserve">flies the mission it is given. We produce the mission it is given.</w:t>
+            </w:r>
+          </w:p>
+          <w:p>
+            <w:pPr>
+              <w:spacing w:after="0" w:before="0"/>
+            </w:pPr>
+            <w:r>
+              <w:rPr>
+                <w:rFonts w:ascii="Calibri" w:cs="Calibri" w:eastAsia="Calibri" w:hAnsi="Calibri"/>
+                <w:b/>
+                <w:bCs/>
+                <w:color w:val="1F3A5C"/>
+                <w:sz w:val="24"/>
+                <w:szCs w:val="24"/>
+              </w:rPr>
+              <w:t xml:space="preserve">Beside it, DIU announced the AI-Assisted Triage and Treatment Tool on 25 February</w:t>
+            </w:r>
+          </w:p>
+          <w:p>
+            <w:pPr>
+              <w:spacing w:after="0" w:before="0"/>
+            </w:pPr>
+            <w:r>
+              <w:rPr>
+                <w:rFonts w:ascii="Calibri" w:cs="Calibri" w:eastAsia="Calibri" w:hAnsi="Calibri"/>
+                <w:b/>
+                <w:bCs/>
+                <w:color w:val="1F3A5C"/>
+                <w:sz w:val="24"/>
+                <w:szCs w:val="24"/>
+              </w:rPr>
+              <w:t xml:space="preserve">2026 — digital triage, assessment and documentation, replacing a paper process. Its</w:t>
+            </w:r>
+          </w:p>
+          <w:p>
+            <w:pPr>
+              <w:spacing w:after="0" w:before="0"/>
+            </w:pPr>
+            <w:r>
+              <w:rPr>
+                <w:rFonts w:ascii="Calibri" w:cs="Calibri" w:eastAsia="Calibri" w:hAnsi="Calibri"/>
+                <w:b/>
+                <w:bCs/>
+                <w:color w:val="1F3A5C"/>
+                <w:sz w:val="24"/>
+                <w:szCs w:val="24"/>
+              </w:rPr>
+              <w:t xml:space="preserve">scope does not include allocating or tasking evacuation and resupply assets. We</w:t>
+            </w:r>
+          </w:p>
+          <w:p>
+            <w:pPr>
+              <w:spacing w:after="0" w:before="0"/>
+            </w:pPr>
+            <w:r>
+              <w:rPr>
+                <w:rFonts w:ascii="Calibri" w:cs="Calibri" w:eastAsia="Calibri" w:hAnsi="Calibri"/>
+                <w:b/>
+                <w:bCs/>
+                <w:color w:val="1F3A5C"/>
+                <w:sz w:val="24"/>
+                <w:szCs w:val="24"/>
+              </w:rPr>
+              <w:t xml:space="preserve">consume what that program produces and we produce an aircraft assignment. Two</w:t>
+            </w:r>
+          </w:p>
+          <w:p>
+            <w:pPr>
+              <w:spacing w:after="0" w:before="0"/>
+            </w:pPr>
+            <w:r>
+              <w:rPr>
+                <w:rFonts w:ascii="Calibri" w:cs="Calibri" w:eastAsia="Calibri" w:hAnsi="Calibri"/>
+                <w:b/>
+                <w:bCs/>
+                <w:color w:val="1F3A5C"/>
+                <w:sz w:val="24"/>
+                <w:szCs w:val="24"/>
+              </w:rPr>
+              <w:t xml:space="preserve">adjacent buys, zero overlap.</w:t>
+            </w:r>
+          </w:p>
+          <w:p>
+            <w:pPr>
+              <w:spacing w:after="0" w:before="0"/>
+            </w:pPr>
+            <w:r>
+              <w:rPr>
+                <w:rFonts w:ascii="Calibri" w:cs="Calibri" w:eastAsia="Calibri" w:hAnsi="Calibri"/>
+                <w:b/>
+                <w:bCs/>
+                <w:color w:val="1F3A5C"/>
+                <w:sz w:val="24"/>
+                <w:szCs w:val="24"/>
+              </w:rPr>
+              <w:t xml:space="preserve">Above it, the command layer consolidated on the Maven Smart System in March. We are</w:t>
+            </w:r>
+          </w:p>
+          <w:p>
+            <w:pPr>
+              <w:spacing w:after="0" w:before="0"/>
+            </w:pPr>
+            <w:r>
+              <w:rPr>
+                <w:rFonts w:ascii="Calibri" w:cs="Calibri" w:eastAsia="Calibri" w:hAnsi="Calibri"/>
+                <w:b/>
+                <w:bCs/>
+                <w:color w:val="1F3A5C"/>
+                <w:sz w:val="24"/>
+                <w:szCs w:val="24"/>
+              </w:rPr>
+              <w:t xml:space="preserve">an application for that layer.</w:t>
+            </w:r>
+          </w:p>
+          <w:p>
+            <w:pPr>
+              <w:spacing w:after="0" w:before="0"/>
+            </w:pPr>
+            <w:r>
+              <w:rPr>
+                <w:rFonts w:ascii="Calibri" w:cs="Calibri" w:eastAsia="Calibri" w:hAnsi="Calibri"/>
+                <w:b/>
+                <w:bCs/>
+                <w:color w:val="1F3A5C"/>
+                <w:sz w:val="24"/>
+                <w:szCs w:val="24"/>
+              </w:rPr>
+              <w:t xml:space="preserve">This is not a new aircraft, not a new command system, and not a replacement for</w:t>
+            </w:r>
+          </w:p>
+          <w:p>
+            <w:pPr>
+              <w:spacing w:after="0" w:before="0"/>
+            </w:pPr>
+            <w:r>
+              <w:rPr>
+                <w:rFonts w:ascii="Calibri" w:cs="Calibri" w:eastAsia="Calibri" w:hAnsi="Calibri"/>
+                <w:b/>
+                <w:bCs/>
+                <w:color w:val="1F3A5C"/>
+                <w:sz w:val="24"/>
+                <w:szCs w:val="24"/>
+              </w:rPr>
+              <w:t xml:space="preserve">anything currently funded. It is the one rule none of those programs bought."</w:t>
             </w:r>
           </w:p>
         </w:tc>
@@ -10162,7 +10670,7 @@
           <w:sz w:val="21"/>
           <w:szCs w:val="21"/>
         </w:rPr>
-        <w:t xml:space="preserve">Why this matters more than it looks: the Department has decided the C2 application layer consolidates on MSS. To a 2026 acquisition audience, a standalone application with no described path onto MSS reads as something that will be consolidated away. Naming Open DAGIR is the mitigation. Do not describe CDAO as ascendant — it was realigned under USD(R&amp;E) in August 2025 and that was publicly read as a demotion. Describe it only as the office that owns the program office you would ride.</w:t>
+        <w:t xml:space="preserve">If you have to shorten it, keep the airframe half — "it flies the mission it is given, we produce the mission it is given" is the sentence that does the work.</w:t>
       </w:r>
     </w:p>
     <w:p>
@@ -10179,7 +10687,7 @@
           <w:sz w:val="23"/>
           <w:szCs w:val="23"/>
         </w:rPr>
-        <w:t xml:space="preserve">⚠ Q18 · "CDAO already has Agent Network. Aren't you duplicating it?"</w:t>
+        <w:t xml:space="preserve">Q17 · "Why isn't this part of Maven, or CJADC2?"</w:t>
       </w:r>
     </w:p>
     <w:p>
@@ -10195,15 +10703,15 @@
           <w:sz w:val="21"/>
           <w:szCs w:val="21"/>
         </w:rPr>
-        <w:t xml:space="preserve">Claim the lane first. Say this before a judge says it to you — if it comes out of their mouth first you are a feature, and if it comes out of yours you are a gap being filled.</w:t>
-      </w:r>
-      <w:r>
-        <w:rPr>
-          <w:color w:val="1A1A1A"/>
-          <w:sz w:val="21"/>
-          <w:szCs w:val="21"/>
-        </w:rPr>
-        <w:t xml:space="preserve"> This is the single most dangerous question in the set and the answer is to agree with the premise and then use it.</w:t>
+        <w:t xml:space="preserve">The correct answer is "it should be," said without hesitation.</w:t>
+      </w:r>
+      <w:r>
+        <w:rPr>
+          <w:color w:val="1A1A1A"/>
+          <w:sz w:val="21"/>
+          <w:szCs w:val="21"/>
+        </w:rPr>
+        <w:t xml:space="preserve"> Hedging here reads as not having thought about acquisition.</w:t>
       </w:r>
     </w:p>
     <w:tbl>
@@ -10252,130 +10760,119 @@
                 <w:sz w:val="24"/>
                 <w:szCs w:val="24"/>
               </w:rPr>
-              <w:t xml:space="preserve">"Architecturally we are the same object, and I'd rather say that than have you point</w:t>
-            </w:r>
-          </w:p>
-          <w:p>
-            <w:pPr>
-              <w:spacing w:after="0" w:before="0"/>
-            </w:pPr>
-            <w:r>
-              <w:rPr>
-                <w:rFonts w:ascii="Calibri" w:cs="Calibri" w:eastAsia="Calibri" w:hAnsi="Calibri"/>
-                <w:b/>
-                <w:bCs/>
-                <w:color w:val="1F3A5C"/>
-                <w:sz w:val="24"/>
-                <w:szCs w:val="24"/>
-              </w:rPr>
-              <w:t xml:space="preserve">it out. Agent Network — announced June 2026 — is bounded agents that deliver decision</w:t>
-            </w:r>
-          </w:p>
-          <w:p>
-            <w:pPr>
-              <w:spacing w:after="0" w:before="0"/>
-            </w:pPr>
-            <w:r>
-              <w:rPr>
-                <w:rFonts w:ascii="Calibri" w:cs="Calibri" w:eastAsia="Calibri" w:hAnsi="Calibri"/>
-                <w:b/>
-                <w:bCs/>
-                <w:color w:val="1F3A5C"/>
-                <w:sz w:val="24"/>
-                <w:szCs w:val="24"/>
-              </w:rPr>
-              <w:t xml:space="preserve">options to a commander in seconds and make no targeting or strike decisions. That is</w:t>
-            </w:r>
-          </w:p>
-          <w:p>
-            <w:pPr>
-              <w:spacing w:after="0" w:before="0"/>
-            </w:pPr>
-            <w:r>
-              <w:rPr>
-                <w:rFonts w:ascii="Calibri" w:cs="Calibri" w:eastAsia="Calibri" w:hAnsi="Calibri"/>
-                <w:b/>
-                <w:bCs/>
-                <w:color w:val="1F3A5C"/>
-                <w:sz w:val="24"/>
-                <w:szCs w:val="24"/>
-              </w:rPr>
-              <w:t xml:space="preserve">exactly what this is. Its published operating partners are EUCOM, INDOPACOM and</w:t>
-            </w:r>
-          </w:p>
-          <w:p>
-            <w:pPr>
-              <w:spacing w:after="0" w:before="0"/>
-            </w:pPr>
-            <w:r>
-              <w:rPr>
-                <w:rFonts w:ascii="Calibri" w:cs="Calibri" w:eastAsia="Calibri" w:hAnsi="Calibri"/>
-                <w:b/>
-                <w:bCs/>
-                <w:color w:val="1F3A5C"/>
-                <w:sz w:val="24"/>
-                <w:szCs w:val="24"/>
-              </w:rPr>
-              <w:t xml:space="preserve">SOUTHCOM, and its published use cases do not include medical logistics.</w:t>
-            </w:r>
-          </w:p>
-          <w:p>
-            <w:pPr>
-              <w:spacing w:after="0" w:before="0"/>
-            </w:pPr>
-            <w:r>
-              <w:rPr>
-                <w:rFonts w:ascii="Calibri" w:cs="Calibri" w:eastAsia="Calibri" w:hAnsi="Calibri"/>
-                <w:b/>
-                <w:bCs/>
-                <w:color w:val="1F3A5C"/>
-                <w:sz w:val="24"/>
-                <w:szCs w:val="24"/>
-              </w:rPr>
-              <w:t xml:space="preserve">So: this is an Agent Network-class capability for the medical lane.</w:t>
-            </w:r>
-            <w:r>
-              <w:rPr>
-                <w:rFonts w:ascii="Calibri" w:cs="Calibri" w:eastAsia="Calibri" w:hAnsi="Calibri"/>
-                <w:b/>
-                <w:bCs/>
-                <w:color w:val="1F3A5C"/>
-                <w:sz w:val="24"/>
-                <w:szCs w:val="24"/>
-              </w:rPr>
-              <w:t xml:space="preserve"> Same bounded-</w:t>
-            </w:r>
-          </w:p>
-          <w:p>
-            <w:pPr>
-              <w:spacing w:after="0" w:before="0"/>
-            </w:pPr>
-            <w:r>
-              <w:rPr>
-                <w:rFonts w:ascii="Calibri" w:cs="Calibri" w:eastAsia="Calibri" w:hAnsi="Calibri"/>
-                <w:b/>
-                <w:bCs/>
-                <w:color w:val="1F3A5C"/>
-                <w:sz w:val="24"/>
-                <w:szCs w:val="24"/>
-              </w:rPr>
-              <w:t xml:space="preserve">agent contract, human on the loop, no strike authority, in the one mission area the</w:t>
-            </w:r>
-          </w:p>
-          <w:p>
-            <w:pPr>
-              <w:spacing w:after="0" w:before="0"/>
-            </w:pPr>
-            <w:r>
-              <w:rPr>
-                <w:rFonts w:ascii="Calibri" w:cs="Calibri" w:eastAsia="Calibri" w:hAnsi="Calibri"/>
-                <w:b/>
-                <w:bCs/>
-                <w:color w:val="1F3A5C"/>
-                <w:sz w:val="24"/>
-                <w:szCs w:val="24"/>
-              </w:rPr>
-              <w:t xml:space="preserve">framework has not populated. That is a lane to be filled, not a program to displace."</w:t>
+              <w:t xml:space="preserve">"It should be, and there is a named path. On 9 March 2026 the Deputy Secretary</w:t>
+            </w:r>
+          </w:p>
+          <w:p>
+            <w:pPr>
+              <w:spacing w:after="0" w:before="0"/>
+            </w:pPr>
+            <w:r>
+              <w:rPr>
+                <w:rFonts w:ascii="Calibri" w:cs="Calibri" w:eastAsia="Calibri" w:hAnsi="Calibri"/>
+                <w:b/>
+                <w:bCs/>
+                <w:color w:val="1F3A5C"/>
+                <w:sz w:val="24"/>
+                <w:szCs w:val="24"/>
+              </w:rPr>
+              <w:t xml:space="preserve">designated the Maven Smart System a program of record and moved its administration to</w:t>
+            </w:r>
+          </w:p>
+          <w:p>
+            <w:pPr>
+              <w:spacing w:after="0" w:before="0"/>
+            </w:pPr>
+            <w:r>
+              <w:rPr>
+                <w:rFonts w:ascii="Calibri" w:cs="Calibri" w:eastAsia="Calibri" w:hAnsi="Calibri"/>
+                <w:b/>
+                <w:bCs/>
+                <w:color w:val="1F3A5C"/>
+                <w:sz w:val="24"/>
+                <w:szCs w:val="24"/>
+              </w:rPr>
+              <w:t xml:space="preserve">the CDAO MSS Program Office. The FY27 request funds third-party vendors to develop</w:t>
+            </w:r>
+          </w:p>
+          <w:p>
+            <w:pPr>
+              <w:spacing w:after="0" w:before="0"/>
+            </w:pPr>
+            <w:r>
+              <w:rPr>
+                <w:rFonts w:ascii="Calibri" w:cs="Calibri" w:eastAsia="Calibri" w:hAnsi="Calibri"/>
+                <w:b/>
+                <w:bCs/>
+                <w:color w:val="1F3A5C"/>
+                <w:sz w:val="24"/>
+                <w:szCs w:val="24"/>
+              </w:rPr>
+              <w:t xml:space="preserve">and field applications on MSS. We are an application for that pipeline, not a parallel</w:t>
+            </w:r>
+          </w:p>
+          <w:p>
+            <w:pPr>
+              <w:spacing w:after="0" w:before="0"/>
+            </w:pPr>
+            <w:r>
+              <w:rPr>
+                <w:rFonts w:ascii="Calibri" w:cs="Calibri" w:eastAsia="Calibri" w:hAnsi="Calibri"/>
+                <w:b/>
+                <w:bCs/>
+                <w:color w:val="1F3A5C"/>
+                <w:sz w:val="24"/>
+                <w:szCs w:val="24"/>
+              </w:rPr>
+              <w:t xml:space="preserve">command-and-control system — we contribute a decision surface, we do not stand up a</w:t>
+            </w:r>
+          </w:p>
+          <w:p>
+            <w:pPr>
+              <w:spacing w:after="0" w:before="0"/>
+            </w:pPr>
+            <w:r>
+              <w:rPr>
+                <w:rFonts w:ascii="Calibri" w:cs="Calibri" w:eastAsia="Calibri" w:hAnsi="Calibri"/>
+                <w:b/>
+                <w:bCs/>
+                <w:color w:val="1F3A5C"/>
+                <w:sz w:val="24"/>
+                <w:szCs w:val="24"/>
+              </w:rPr>
+              <w:t xml:space="preserve">data environment.</w:t>
+            </w:r>
+          </w:p>
+          <w:p>
+            <w:pPr>
+              <w:spacing w:after="0" w:before="0"/>
+            </w:pPr>
+            <w:r>
+              <w:rPr>
+                <w:rFonts w:ascii="Calibri" w:cs="Calibri" w:eastAsia="Calibri" w:hAnsi="Calibri"/>
+                <w:b/>
+                <w:bCs/>
+                <w:color w:val="1F3A5C"/>
+                <w:sz w:val="24"/>
+                <w:szCs w:val="24"/>
+              </w:rPr>
+              <w:t xml:space="preserve">The contractual mechanism is Open DAGIR's OTA, which exists specifically to onboard an</w:t>
+            </w:r>
+          </w:p>
+          <w:p>
+            <w:pPr>
+              <w:spacing w:after="0" w:before="0"/>
+            </w:pPr>
+            <w:r>
+              <w:rPr>
+                <w:rFonts w:ascii="Calibri" w:cs="Calibri" w:eastAsia="Calibri" w:hAnsi="Calibri"/>
+                <w:b/>
+                <w:bCs/>
+                <w:color w:val="1F3A5C"/>
+                <w:sz w:val="24"/>
+                <w:szCs w:val="24"/>
+              </w:rPr>
+              <w:t xml:space="preserve">outside capability to that application layer without it owning the data underneath."</w:t>
             </w:r>
           </w:p>
         </w:tc>
@@ -10402,7 +10899,7 @@
           <w:sz w:val="21"/>
           <w:szCs w:val="21"/>
         </w:rPr>
-        <w:t xml:space="preserve">Do not claim to be inside Agent Network — you are not, and there is no public enrolment you can point to. Claim the architecture and the empty lane, which are both public and both checkable. And do not say "competitor." You are describing where you fit inside something the Department already chose.</w:t>
+        <w:t xml:space="preserve">Why this matters more than it looks: the Department has decided the C2 application layer consolidates on MSS. To a 2026 acquisition audience, a standalone application with no described path onto MSS reads as something that will be consolidated away. Naming Open DAGIR is the mitigation. Do not describe CDAO as ascendant — it was realigned under USD(R&amp;E) in August 2025 and that was publicly read as a demotion. Describe it only as the office that owns the program office you would ride.</w:t>
       </w:r>
     </w:p>
     <w:p>
@@ -10419,7 +10916,7 @@
           <w:sz w:val="23"/>
           <w:szCs w:val="23"/>
         </w:rPr>
-        <w:t xml:space="preserve">★ Q19 · "Isn't this DoD Directive 3000.09 territory? Autonomy in weapon systems?"</w:t>
+        <w:t xml:space="preserve">⚠ Q18 · "CDAO already has Agent Network. Aren't you duplicating it?"</w:t>
       </w:r>
     </w:p>
     <w:p>
@@ -10435,7 +10932,15 @@
           <w:sz w:val="21"/>
           <w:szCs w:val="21"/>
         </w:rPr>
-        <w:t xml:space="preserve">Want this one badly. It is the strongest policy claim in the package because it is verbatim, and it is a paragraph number you can cite from memory.</w:t>
+        <w:t xml:space="preserve">Claim the lane first. Say this before a judge says it to you — if it comes out of their mouth first you are a feature, and if it comes out of yours you are a gap being filled.</w:t>
+      </w:r>
+      <w:r>
+        <w:rPr>
+          <w:color w:val="1A1A1A"/>
+          <w:sz w:val="21"/>
+          <w:szCs w:val="21"/>
+        </w:rPr>
+        <w:t xml:space="preserve"> This is the single most dangerous question in the set and the answer is to agree with the premise and then use it.</w:t>
       </w:r>
     </w:p>
     <w:tbl>
@@ -10484,119 +10989,130 @@
                 <w:sz w:val="24"/>
                 <w:szCs w:val="24"/>
               </w:rPr>
-              <w:t xml:space="preserve">"No, and the Directive says so in its own words. DoD Directive 3000.09, 25 January</w:t>
-            </w:r>
-          </w:p>
-          <w:p>
-            <w:pPr>
-              <w:spacing w:after="0" w:before="0"/>
-            </w:pPr>
-            <w:r>
-              <w:rPr>
-                <w:rFonts w:ascii="Calibri" w:cs="Calibri" w:eastAsia="Calibri" w:hAnsi="Calibri"/>
-                <w:b/>
-                <w:bCs/>
-                <w:color w:val="1F3A5C"/>
-                <w:sz w:val="24"/>
-                <w:szCs w:val="24"/>
-              </w:rPr>
-              <w:t xml:space="preserve">2023, paragraph 1.1.b excludes from applicability 'unarmed platforms, whether remotely</w:t>
-            </w:r>
-          </w:p>
-          <w:p>
-            <w:pPr>
-              <w:spacing w:after="0" w:before="0"/>
-            </w:pPr>
-            <w:r>
-              <w:rPr>
-                <w:rFonts w:ascii="Calibri" w:cs="Calibri" w:eastAsia="Calibri" w:hAnsi="Calibri"/>
-                <w:b/>
-                <w:bCs/>
-                <w:color w:val="1F3A5C"/>
-                <w:sz w:val="24"/>
-                <w:szCs w:val="24"/>
-              </w:rPr>
-              <w:t xml:space="preserve">operated or operated by onboard personnel, and whether autonomous or semi-autonomous,'</w:t>
-            </w:r>
-          </w:p>
-          <w:p>
-            <w:pPr>
-              <w:spacing w:after="0" w:before="0"/>
-            </w:pPr>
-            <w:r>
-              <w:rPr>
-                <w:rFonts w:ascii="Calibri" w:cs="Calibri" w:eastAsia="Calibri" w:hAnsi="Calibri"/>
-                <w:b/>
-                <w:bCs/>
-                <w:color w:val="1F3A5C"/>
-                <w:sz w:val="24"/>
-                <w:szCs w:val="24"/>
-              </w:rPr>
-              <w:t xml:space="preserve">and 'autonomous or semi-autonomous systems that are not weapon systems.' We task</w:t>
-            </w:r>
-          </w:p>
-          <w:p>
-            <w:pPr>
-              <w:spacing w:after="0" w:before="0"/>
-            </w:pPr>
-            <w:r>
-              <w:rPr>
-                <w:rFonts w:ascii="Calibri" w:cs="Calibri" w:eastAsia="Calibri" w:hAnsi="Calibri"/>
-                <w:b/>
-                <w:bCs/>
-                <w:color w:val="1F3A5C"/>
-                <w:sz w:val="24"/>
-                <w:szCs w:val="24"/>
-              </w:rPr>
-              <w:t xml:space="preserve">unarmed aircraft carrying blood. The Directive excludes us on both counts.</w:t>
-            </w:r>
-          </w:p>
-          <w:p>
-            <w:pPr>
-              <w:spacing w:after="0" w:before="0"/>
-            </w:pPr>
-            <w:r>
-              <w:rPr>
-                <w:rFonts w:ascii="Calibri" w:cs="Calibri" w:eastAsia="Calibri" w:hAnsi="Calibri"/>
-                <w:b/>
-                <w:bCs/>
-                <w:color w:val="1F3A5C"/>
-                <w:sz w:val="24"/>
-                <w:szCs w:val="24"/>
-              </w:rPr>
-              <w:t xml:space="preserve">The rulebook that does apply is DoDI 8510.01 and the Risk Management Framework, and</w:t>
-            </w:r>
-          </w:p>
-          <w:p>
-            <w:pPr>
-              <w:spacing w:after="0" w:before="0"/>
-            </w:pPr>
-            <w:r>
-              <w:rPr>
-                <w:rFonts w:ascii="Calibri" w:cs="Calibri" w:eastAsia="Calibri" w:hAnsi="Calibri"/>
-                <w:b/>
-                <w:bCs/>
-                <w:color w:val="1F3A5C"/>
-                <w:sz w:val="24"/>
-                <w:szCs w:val="24"/>
-              </w:rPr>
-              <w:t xml:space="preserve">that assessment is written down in the security annex rather than asserted here — see</w:t>
-            </w:r>
-          </w:p>
-          <w:p>
-            <w:pPr>
-              <w:spacing w:after="0" w:before="0"/>
-            </w:pPr>
-            <w:r>
-              <w:rPr>
-                <w:rFonts w:ascii="Calibri" w:cs="Calibri" w:eastAsia="Calibri" w:hAnsi="Calibri"/>
-                <w:b/>
-                <w:bCs/>
-                <w:color w:val="1F3A5C"/>
-                <w:sz w:val="24"/>
-                <w:szCs w:val="24"/>
-              </w:rPr>
-              <w:t xml:space="preserve">Q7 for how far it actually goes, which is not all the way."</w:t>
+              <w:t xml:space="preserve">"Architecturally we are the same object, and I'd rather say that than have you point</w:t>
+            </w:r>
+          </w:p>
+          <w:p>
+            <w:pPr>
+              <w:spacing w:after="0" w:before="0"/>
+            </w:pPr>
+            <w:r>
+              <w:rPr>
+                <w:rFonts w:ascii="Calibri" w:cs="Calibri" w:eastAsia="Calibri" w:hAnsi="Calibri"/>
+                <w:b/>
+                <w:bCs/>
+                <w:color w:val="1F3A5C"/>
+                <w:sz w:val="24"/>
+                <w:szCs w:val="24"/>
+              </w:rPr>
+              <w:t xml:space="preserve">it out. Agent Network — announced June 2026 — is bounded agents that deliver decision</w:t>
+            </w:r>
+          </w:p>
+          <w:p>
+            <w:pPr>
+              <w:spacing w:after="0" w:before="0"/>
+            </w:pPr>
+            <w:r>
+              <w:rPr>
+                <w:rFonts w:ascii="Calibri" w:cs="Calibri" w:eastAsia="Calibri" w:hAnsi="Calibri"/>
+                <w:b/>
+                <w:bCs/>
+                <w:color w:val="1F3A5C"/>
+                <w:sz w:val="24"/>
+                <w:szCs w:val="24"/>
+              </w:rPr>
+              <w:t xml:space="preserve">options to a commander in seconds and make no targeting or strike decisions. That is</w:t>
+            </w:r>
+          </w:p>
+          <w:p>
+            <w:pPr>
+              <w:spacing w:after="0" w:before="0"/>
+            </w:pPr>
+            <w:r>
+              <w:rPr>
+                <w:rFonts w:ascii="Calibri" w:cs="Calibri" w:eastAsia="Calibri" w:hAnsi="Calibri"/>
+                <w:b/>
+                <w:bCs/>
+                <w:color w:val="1F3A5C"/>
+                <w:sz w:val="24"/>
+                <w:szCs w:val="24"/>
+              </w:rPr>
+              <w:t xml:space="preserve">exactly what this is. Its published operating partners are EUCOM, INDOPACOM and</w:t>
+            </w:r>
+          </w:p>
+          <w:p>
+            <w:pPr>
+              <w:spacing w:after="0" w:before="0"/>
+            </w:pPr>
+            <w:r>
+              <w:rPr>
+                <w:rFonts w:ascii="Calibri" w:cs="Calibri" w:eastAsia="Calibri" w:hAnsi="Calibri"/>
+                <w:b/>
+                <w:bCs/>
+                <w:color w:val="1F3A5C"/>
+                <w:sz w:val="24"/>
+                <w:szCs w:val="24"/>
+              </w:rPr>
+              <w:t xml:space="preserve">SOUTHCOM, and its published use cases do not include medical logistics.</w:t>
+            </w:r>
+          </w:p>
+          <w:p>
+            <w:pPr>
+              <w:spacing w:after="0" w:before="0"/>
+            </w:pPr>
+            <w:r>
+              <w:rPr>
+                <w:rFonts w:ascii="Calibri" w:cs="Calibri" w:eastAsia="Calibri" w:hAnsi="Calibri"/>
+                <w:b/>
+                <w:bCs/>
+                <w:color w:val="1F3A5C"/>
+                <w:sz w:val="24"/>
+                <w:szCs w:val="24"/>
+              </w:rPr>
+              <w:t xml:space="preserve">So: this is an Agent Network-class capability for the medical lane.</w:t>
+            </w:r>
+            <w:r>
+              <w:rPr>
+                <w:rFonts w:ascii="Calibri" w:cs="Calibri" w:eastAsia="Calibri" w:hAnsi="Calibri"/>
+                <w:b/>
+                <w:bCs/>
+                <w:color w:val="1F3A5C"/>
+                <w:sz w:val="24"/>
+                <w:szCs w:val="24"/>
+              </w:rPr>
+              <w:t xml:space="preserve"> Same bounded-</w:t>
+            </w:r>
+          </w:p>
+          <w:p>
+            <w:pPr>
+              <w:spacing w:after="0" w:before="0"/>
+            </w:pPr>
+            <w:r>
+              <w:rPr>
+                <w:rFonts w:ascii="Calibri" w:cs="Calibri" w:eastAsia="Calibri" w:hAnsi="Calibri"/>
+                <w:b/>
+                <w:bCs/>
+                <w:color w:val="1F3A5C"/>
+                <w:sz w:val="24"/>
+                <w:szCs w:val="24"/>
+              </w:rPr>
+              <w:t xml:space="preserve">agent contract, human on the loop, no strike authority, in the one mission area the</w:t>
+            </w:r>
+          </w:p>
+          <w:p>
+            <w:pPr>
+              <w:spacing w:after="0" w:before="0"/>
+            </w:pPr>
+            <w:r>
+              <w:rPr>
+                <w:rFonts w:ascii="Calibri" w:cs="Calibri" w:eastAsia="Calibri" w:hAnsi="Calibri"/>
+                <w:b/>
+                <w:bCs/>
+                <w:color w:val="1F3A5C"/>
+                <w:sz w:val="24"/>
+                <w:szCs w:val="24"/>
+              </w:rPr>
+              <w:t xml:space="preserve">framework has not populated. That is a lane to be filled, not a program to displace."</w:t>
             </w:r>
           </w:p>
         </w:tc>
@@ -10623,7 +11139,7 @@
           <w:sz w:val="21"/>
           <w:szCs w:val="21"/>
         </w:rPr>
-        <w:t xml:space="preserve">Saying which rulebook applies, unprompted, is what shows you know the difference. Do not overreach into Q7's territory: the honest answer there is still "not as it stands."</w:t>
+        <w:t xml:space="preserve">Do not claim to be inside Agent Network — you are not, and there is no public enrolment you can point to. Claim the architecture and the empty lane, which are both public and both checkable. And do not say "competitor." You are describing where you fit inside something the Department already chose.</w:t>
       </w:r>
     </w:p>
     <w:p>
@@ -10640,7 +11156,7 @@
           <w:sz w:val="23"/>
           <w:szCs w:val="23"/>
         </w:rPr>
-        <w:t xml:space="preserve">⚠ Q20 · "TATRC is already doing autonomous blood delivery."</w:t>
+        <w:t xml:space="preserve">★ Q19 · "Isn't this DoD Directive 3000.09 territory? Autonomy in weapon systems?"</w:t>
       </w:r>
     </w:p>
     <w:p>
@@ -10656,15 +11172,7 @@
           <w:sz w:val="21"/>
           <w:szCs w:val="21"/>
         </w:rPr>
-        <w:t xml:space="preserve">Draw the line yourself. A judge from TATRC will draw it for you otherwise, and their version will not be flattering.</w:t>
-      </w:r>
-      <w:r>
-        <w:rPr>
-          <w:color w:val="1A1A1A"/>
-          <w:sz w:val="21"/>
-          <w:szCs w:val="21"/>
-        </w:rPr>
-        <w:t xml:space="preserve"> Concede the adjacency immediately and completely — these programs are real, they are close, and pretending otherwise is the fastest way to lose the room.</w:t>
+        <w:t xml:space="preserve">Want this one badly. It is the strongest policy claim in the package because it is verbatim, and it is a paragraph number you can cite from memory.</w:t>
       </w:r>
     </w:p>
     <w:tbl>
@@ -10713,185 +11221,119 @@
                 <w:sz w:val="24"/>
                 <w:szCs w:val="24"/>
               </w:rPr>
-              <w:t xml:space="preserve">"They are, and this builds on that rather than around it. The MEDRAS portfolio funds</w:t>
-            </w:r>
-          </w:p>
-          <w:p>
-            <w:pPr>
-              <w:spacing w:after="0" w:before="0"/>
-            </w:pPr>
-            <w:r>
-              <w:rPr>
-                <w:rFonts w:ascii="Calibri" w:cs="Calibri" w:eastAsia="Calibri" w:hAnsi="Calibri"/>
-                <w:b/>
-                <w:bCs/>
-                <w:color w:val="1F3A5C"/>
-                <w:sz w:val="24"/>
-                <w:szCs w:val="24"/>
-              </w:rPr>
-              <w:t xml:space="preserve">autonomous </w:t>
-            </w:r>
-            <w:r>
-              <w:rPr>
-                <w:rFonts w:ascii="Calibri" w:cs="Calibri" w:eastAsia="Calibri" w:hAnsi="Calibri"/>
-                <w:b/>
-                <w:bCs/>
-                <w:color w:val="1F3A5C"/>
-                <w:sz w:val="24"/>
-                <w:szCs w:val="24"/>
-              </w:rPr>
-              <w:t xml:space="preserve">transport</w:t>
-            </w:r>
-            <w:r>
-              <w:rPr>
-                <w:rFonts w:ascii="Calibri" w:cs="Calibri" w:eastAsia="Calibri" w:hAnsi="Calibri"/>
-                <w:b/>
-                <w:bCs/>
-                <w:color w:val="1F3A5C"/>
-                <w:sz w:val="24"/>
-                <w:szCs w:val="24"/>
-              </w:rPr>
-              <w:t xml:space="preserve"> — including just-in-time whole blood delivery by UAS —</w:t>
-            </w:r>
-          </w:p>
-          <w:p>
-            <w:pPr>
-              <w:spacing w:after="0" w:before="0"/>
-            </w:pPr>
-            <w:r>
-              <w:rPr>
-                <w:rFonts w:ascii="Calibri" w:cs="Calibri" w:eastAsia="Calibri" w:hAnsi="Calibri"/>
-                <w:b/>
-                <w:bCs/>
-                <w:color w:val="1F3A5C"/>
-                <w:sz w:val="24"/>
-                <w:szCs w:val="24"/>
-              </w:rPr>
-              <w:t xml:space="preserve">autonomous </w:t>
-            </w:r>
-            <w:r>
-              <w:rPr>
-                <w:rFonts w:ascii="Calibri" w:cs="Calibri" w:eastAsia="Calibri" w:hAnsi="Calibri"/>
-                <w:b/>
-                <w:bCs/>
-                <w:color w:val="1F3A5C"/>
-                <w:sz w:val="24"/>
-                <w:szCs w:val="24"/>
-              </w:rPr>
-              <w:t xml:space="preserve">documentation</w:t>
-            </w:r>
-            <w:r>
-              <w:rPr>
-                <w:rFonts w:ascii="Calibri" w:cs="Calibri" w:eastAsia="Calibri" w:hAnsi="Calibri"/>
-                <w:b/>
-                <w:bCs/>
-                <w:color w:val="1F3A5C"/>
-                <w:sz w:val="24"/>
-                <w:szCs w:val="24"/>
-              </w:rPr>
-              <w:t xml:space="preserve">, and autonomous </w:t>
-            </w:r>
-            <w:r>
-              <w:rPr>
-                <w:rFonts w:ascii="Calibri" w:cs="Calibri" w:eastAsia="Calibri" w:hAnsi="Calibri"/>
-                <w:b/>
-                <w:bCs/>
-                <w:color w:val="1F3A5C"/>
-                <w:sz w:val="24"/>
-                <w:szCs w:val="24"/>
-              </w:rPr>
-              <w:t xml:space="preserve">treatment</w:t>
-            </w:r>
-            <w:r>
-              <w:rPr>
-                <w:rFonts w:ascii="Calibri" w:cs="Calibri" w:eastAsia="Calibri" w:hAnsi="Calibri"/>
-                <w:b/>
-                <w:bCs/>
-                <w:color w:val="1F3A5C"/>
-                <w:sz w:val="24"/>
-                <w:szCs w:val="24"/>
-              </w:rPr>
-              <w:t xml:space="preserve">, across sixteen projects.</w:t>
-            </w:r>
-          </w:p>
-          <w:p>
-            <w:pPr>
-              <w:spacing w:after="0" w:before="0"/>
-            </w:pPr>
-            <w:r>
-              <w:rPr>
-                <w:rFonts w:ascii="Calibri" w:cs="Calibri" w:eastAsia="Calibri" w:hAnsi="Calibri"/>
-                <w:b/>
-                <w:bCs/>
-                <w:color w:val="1F3A5C"/>
-                <w:sz w:val="24"/>
-                <w:szCs w:val="24"/>
-              </w:rPr>
-              <w:t xml:space="preserve">Allocation is not a category in that portfolio. **We task those transport programs. We</w:t>
-            </w:r>
-          </w:p>
-          <w:p>
-            <w:pPr>
-              <w:spacing w:after="0" w:before="0"/>
-            </w:pPr>
-            <w:r>
-              <w:rPr>
-                <w:rFonts w:ascii="Calibri" w:cs="Calibri" w:eastAsia="Calibri" w:hAnsi="Calibri"/>
-                <w:b/>
-                <w:bCs/>
-                <w:color w:val="1F3A5C"/>
-                <w:sz w:val="24"/>
-                <w:szCs w:val="24"/>
-              </w:rPr>
-              <w:t xml:space="preserve">do not duplicate them.**</w:t>
-            </w:r>
-          </w:p>
-          <w:p>
-            <w:pPr>
-              <w:spacing w:after="0" w:before="0"/>
-            </w:pPr>
-            <w:r>
-              <w:rPr>
-                <w:rFonts w:ascii="Calibri" w:cs="Calibri" w:eastAsia="Calibri" w:hAnsi="Calibri"/>
-                <w:b/>
-                <w:bCs/>
-                <w:color w:val="1F3A5C"/>
-                <w:sz w:val="24"/>
-                <w:szCs w:val="24"/>
-              </w:rPr>
-              <w:t xml:space="preserve">And the mission is not speculative: Project Crimson flew refrigerated FVR-90 whole</w:t>
-            </w:r>
-          </w:p>
-          <w:p>
-            <w:pPr>
-              <w:spacing w:after="0" w:before="0"/>
-            </w:pPr>
-            <w:r>
-              <w:rPr>
-                <w:rFonts w:ascii="Calibri" w:cs="Calibri" w:eastAsia="Calibri" w:hAnsi="Calibri"/>
-                <w:b/>
-                <w:bCs/>
-                <w:color w:val="1F3A5C"/>
-                <w:sz w:val="24"/>
-                <w:szCs w:val="24"/>
-              </w:rPr>
-              <w:t xml:space="preserve">blood to field medics at Project Convergence 2022, with BATDOK carrying patient data</w:t>
-            </w:r>
-          </w:p>
-          <w:p>
-            <w:pPr>
-              <w:spacing w:after="0" w:before="0"/>
-            </w:pPr>
-            <w:r>
-              <w:rPr>
-                <w:rFonts w:ascii="Calibri" w:cs="Calibri" w:eastAsia="Calibri" w:hAnsi="Calibri"/>
-                <w:b/>
-                <w:bCs/>
-                <w:color w:val="1F3A5C"/>
-                <w:sz w:val="24"/>
-                <w:szCs w:val="24"/>
-              </w:rPr>
-              <w:t xml:space="preserve">at the medic edge. That is prior art I build on, and it is four years old."</w:t>
+              <w:t xml:space="preserve">"No, and the Directive says so in its own words. DoD Directive 3000.09, 25 January</w:t>
+            </w:r>
+          </w:p>
+          <w:p>
+            <w:pPr>
+              <w:spacing w:after="0" w:before="0"/>
+            </w:pPr>
+            <w:r>
+              <w:rPr>
+                <w:rFonts w:ascii="Calibri" w:cs="Calibri" w:eastAsia="Calibri" w:hAnsi="Calibri"/>
+                <w:b/>
+                <w:bCs/>
+                <w:color w:val="1F3A5C"/>
+                <w:sz w:val="24"/>
+                <w:szCs w:val="24"/>
+              </w:rPr>
+              <w:t xml:space="preserve">2023, paragraph 1.1.b excludes from applicability 'unarmed platforms, whether remotely</w:t>
+            </w:r>
+          </w:p>
+          <w:p>
+            <w:pPr>
+              <w:spacing w:after="0" w:before="0"/>
+            </w:pPr>
+            <w:r>
+              <w:rPr>
+                <w:rFonts w:ascii="Calibri" w:cs="Calibri" w:eastAsia="Calibri" w:hAnsi="Calibri"/>
+                <w:b/>
+                <w:bCs/>
+                <w:color w:val="1F3A5C"/>
+                <w:sz w:val="24"/>
+                <w:szCs w:val="24"/>
+              </w:rPr>
+              <w:t xml:space="preserve">operated or operated by onboard personnel, and whether autonomous or semi-autonomous,'</w:t>
+            </w:r>
+          </w:p>
+          <w:p>
+            <w:pPr>
+              <w:spacing w:after="0" w:before="0"/>
+            </w:pPr>
+            <w:r>
+              <w:rPr>
+                <w:rFonts w:ascii="Calibri" w:cs="Calibri" w:eastAsia="Calibri" w:hAnsi="Calibri"/>
+                <w:b/>
+                <w:bCs/>
+                <w:color w:val="1F3A5C"/>
+                <w:sz w:val="24"/>
+                <w:szCs w:val="24"/>
+              </w:rPr>
+              <w:t xml:space="preserve">and 'autonomous or semi-autonomous systems that are not weapon systems.' We task</w:t>
+            </w:r>
+          </w:p>
+          <w:p>
+            <w:pPr>
+              <w:spacing w:after="0" w:before="0"/>
+            </w:pPr>
+            <w:r>
+              <w:rPr>
+                <w:rFonts w:ascii="Calibri" w:cs="Calibri" w:eastAsia="Calibri" w:hAnsi="Calibri"/>
+                <w:b/>
+                <w:bCs/>
+                <w:color w:val="1F3A5C"/>
+                <w:sz w:val="24"/>
+                <w:szCs w:val="24"/>
+              </w:rPr>
+              <w:t xml:space="preserve">unarmed aircraft carrying blood. The Directive excludes us on both counts.</w:t>
+            </w:r>
+          </w:p>
+          <w:p>
+            <w:pPr>
+              <w:spacing w:after="0" w:before="0"/>
+            </w:pPr>
+            <w:r>
+              <w:rPr>
+                <w:rFonts w:ascii="Calibri" w:cs="Calibri" w:eastAsia="Calibri" w:hAnsi="Calibri"/>
+                <w:b/>
+                <w:bCs/>
+                <w:color w:val="1F3A5C"/>
+                <w:sz w:val="24"/>
+                <w:szCs w:val="24"/>
+              </w:rPr>
+              <w:t xml:space="preserve">The rulebook that does apply is DoDI 8510.01 and the Risk Management Framework, and</w:t>
+            </w:r>
+          </w:p>
+          <w:p>
+            <w:pPr>
+              <w:spacing w:after="0" w:before="0"/>
+            </w:pPr>
+            <w:r>
+              <w:rPr>
+                <w:rFonts w:ascii="Calibri" w:cs="Calibri" w:eastAsia="Calibri" w:hAnsi="Calibri"/>
+                <w:b/>
+                <w:bCs/>
+                <w:color w:val="1F3A5C"/>
+                <w:sz w:val="24"/>
+                <w:szCs w:val="24"/>
+              </w:rPr>
+              <w:t xml:space="preserve">that assessment is written down in the security annex rather than asserted here — see</w:t>
+            </w:r>
+          </w:p>
+          <w:p>
+            <w:pPr>
+              <w:spacing w:after="0" w:before="0"/>
+            </w:pPr>
+            <w:r>
+              <w:rPr>
+                <w:rFonts w:ascii="Calibri" w:cs="Calibri" w:eastAsia="Calibri" w:hAnsi="Calibri"/>
+                <w:b/>
+                <w:bCs/>
+                <w:color w:val="1F3A5C"/>
+                <w:sz w:val="24"/>
+                <w:szCs w:val="24"/>
+              </w:rPr>
+              <w:t xml:space="preserve">Q7 for how far it actually goes, which is not all the way."</w:t>
             </w:r>
           </w:p>
         </w:tc>
@@ -10918,7 +11360,302 @@
           <w:sz w:val="21"/>
           <w:szCs w:val="21"/>
         </w:rPr>
-        <w:t xml:space="preserve">Be exact about Crimson's date — say "2022" out loud. Presenting four-year-old prior art as current is the error that would cost you the person most likely to know it. And do not name a MEDRAS project you cannot describe; "sixteen projects, three categories, allocation is not one of them" is the whole claim and it is enough.</w:t>
+        <w:t xml:space="preserve">Saying which rulebook applies, unprompted, is what shows you know the difference. Do not overreach into Q7's territory: the honest answer there is still "not as it stands."</w:t>
+      </w:r>
+    </w:p>
+    <w:p>
+      <w:pPr>
+        <w:pStyle w:val="Heading2"/>
+        <w:spacing w:after="100" w:before="280"/>
+      </w:pPr>
+      <w:r>
+        <w:rPr>
+          <w:rFonts w:ascii="Calibri" w:cs="Calibri" w:eastAsia="Calibri" w:hAnsi="Calibri"/>
+          <w:b/>
+          <w:bCs/>
+          <w:color w:val="3E5C76"/>
+          <w:sz w:val="23"/>
+          <w:szCs w:val="23"/>
+        </w:rPr>
+        <w:t xml:space="preserve">⚠ Q20 · "TATRC is already doing autonomous blood delivery."</w:t>
+      </w:r>
+    </w:p>
+    <w:p>
+      <w:pPr>
+        <w:spacing w:after="140" w:before="60"/>
+        <w:jc w:val="left"/>
+      </w:pPr>
+      <w:r>
+        <w:rPr>
+          <w:b/>
+          <w:bCs/>
+          <w:color w:val="1A1A1A"/>
+          <w:sz w:val="21"/>
+          <w:szCs w:val="21"/>
+        </w:rPr>
+        <w:t xml:space="preserve">Draw the line yourself. A judge from TATRC will draw it for you otherwise, and their version will not be flattering.</w:t>
+      </w:r>
+      <w:r>
+        <w:rPr>
+          <w:color w:val="1A1A1A"/>
+          <w:sz w:val="21"/>
+          <w:szCs w:val="21"/>
+        </w:rPr>
+        <w:t xml:space="preserve"> Concede the adjacency immediately and completely — these programs are real, they are close, and pretending otherwise is the fastest way to lose the room.</w:t>
+      </w:r>
+    </w:p>
+    <w:tbl>
+      <w:tblPr>
+        <w:tblW w:type="dxa" w:w="10080"/>
+        <w:tblBorders>
+          <w:top w:val="single" w:color="auto" w:sz="4"/>
+          <w:left w:val="single" w:color="auto" w:sz="4"/>
+          <w:bottom w:val="single" w:color="auto" w:sz="4"/>
+          <w:right w:val="single" w:color="auto" w:sz="4"/>
+          <w:insideH w:val="single" w:color="auto" w:sz="4"/>
+          <w:insideV w:val="single" w:color="auto" w:sz="4"/>
+        </w:tblBorders>
+      </w:tblPr>
+      <w:tblGrid>
+        <w:gridCol w:w="10080"/>
+      </w:tblGrid>
+      <w:tr>
+        <w:tc>
+          <w:tcPr>
+            <w:tcW w:type="dxa" w:w="10080"/>
+            <w:tcBorders>
+              <w:top w:val="none" w:color="FFFFFF" w:sz="0"/>
+              <w:left w:val="single" w:color="1F3A5C" w:sz="18"/>
+              <w:bottom w:val="none" w:color="FFFFFF" w:sz="0"/>
+              <w:right w:val="none" w:color="FFFFFF" w:sz="0"/>
+            </w:tcBorders>
+            <w:shd w:fill="EEF2F6" w:color="auto" w:val="clear"/>
+            <w:tcMar>
+              <w:top w:type="dxa" w:w="180"/>
+              <w:left w:type="dxa" w:w="220"/>
+              <w:bottom w:type="dxa" w:w="180"/>
+              <w:right w:type="dxa" w:w="200"/>
+            </w:tcMar>
+          </w:tcPr>
+          <w:p>
+            <w:pPr>
+              <w:spacing w:after="0" w:before="0"/>
+            </w:pPr>
+            <w:r>
+              <w:rPr>
+                <w:rFonts w:ascii="Calibri" w:cs="Calibri" w:eastAsia="Calibri" w:hAnsi="Calibri"/>
+                <w:b/>
+                <w:bCs/>
+                <w:color w:val="1F3A5C"/>
+                <w:sz w:val="24"/>
+                <w:szCs w:val="24"/>
+              </w:rPr>
+              <w:t xml:space="preserve">"They are, and this builds on that rather than around it. The MEDRAS portfolio funds</w:t>
+            </w:r>
+          </w:p>
+          <w:p>
+            <w:pPr>
+              <w:spacing w:after="0" w:before="0"/>
+            </w:pPr>
+            <w:r>
+              <w:rPr>
+                <w:rFonts w:ascii="Calibri" w:cs="Calibri" w:eastAsia="Calibri" w:hAnsi="Calibri"/>
+                <w:b/>
+                <w:bCs/>
+                <w:color w:val="1F3A5C"/>
+                <w:sz w:val="24"/>
+                <w:szCs w:val="24"/>
+              </w:rPr>
+              <w:t xml:space="preserve">autonomous </w:t>
+            </w:r>
+            <w:r>
+              <w:rPr>
+                <w:rFonts w:ascii="Calibri" w:cs="Calibri" w:eastAsia="Calibri" w:hAnsi="Calibri"/>
+                <w:b/>
+                <w:bCs/>
+                <w:color w:val="1F3A5C"/>
+                <w:sz w:val="24"/>
+                <w:szCs w:val="24"/>
+              </w:rPr>
+              <w:t xml:space="preserve">transport</w:t>
+            </w:r>
+            <w:r>
+              <w:rPr>
+                <w:rFonts w:ascii="Calibri" w:cs="Calibri" w:eastAsia="Calibri" w:hAnsi="Calibri"/>
+                <w:b/>
+                <w:bCs/>
+                <w:color w:val="1F3A5C"/>
+                <w:sz w:val="24"/>
+                <w:szCs w:val="24"/>
+              </w:rPr>
+              <w:t xml:space="preserve"> — including just-in-time whole blood delivery by UAS —</w:t>
+            </w:r>
+          </w:p>
+          <w:p>
+            <w:pPr>
+              <w:spacing w:after="0" w:before="0"/>
+            </w:pPr>
+            <w:r>
+              <w:rPr>
+                <w:rFonts w:ascii="Calibri" w:cs="Calibri" w:eastAsia="Calibri" w:hAnsi="Calibri"/>
+                <w:b/>
+                <w:bCs/>
+                <w:color w:val="1F3A5C"/>
+                <w:sz w:val="24"/>
+                <w:szCs w:val="24"/>
+              </w:rPr>
+              <w:t xml:space="preserve">autonomous </w:t>
+            </w:r>
+            <w:r>
+              <w:rPr>
+                <w:rFonts w:ascii="Calibri" w:cs="Calibri" w:eastAsia="Calibri" w:hAnsi="Calibri"/>
+                <w:b/>
+                <w:bCs/>
+                <w:color w:val="1F3A5C"/>
+                <w:sz w:val="24"/>
+                <w:szCs w:val="24"/>
+              </w:rPr>
+              <w:t xml:space="preserve">documentation</w:t>
+            </w:r>
+            <w:r>
+              <w:rPr>
+                <w:rFonts w:ascii="Calibri" w:cs="Calibri" w:eastAsia="Calibri" w:hAnsi="Calibri"/>
+                <w:b/>
+                <w:bCs/>
+                <w:color w:val="1F3A5C"/>
+                <w:sz w:val="24"/>
+                <w:szCs w:val="24"/>
+              </w:rPr>
+              <w:t xml:space="preserve">, and autonomous </w:t>
+            </w:r>
+            <w:r>
+              <w:rPr>
+                <w:rFonts w:ascii="Calibri" w:cs="Calibri" w:eastAsia="Calibri" w:hAnsi="Calibri"/>
+                <w:b/>
+                <w:bCs/>
+                <w:color w:val="1F3A5C"/>
+                <w:sz w:val="24"/>
+                <w:szCs w:val="24"/>
+              </w:rPr>
+              <w:t xml:space="preserve">treatment</w:t>
+            </w:r>
+            <w:r>
+              <w:rPr>
+                <w:rFonts w:ascii="Calibri" w:cs="Calibri" w:eastAsia="Calibri" w:hAnsi="Calibri"/>
+                <w:b/>
+                <w:bCs/>
+                <w:color w:val="1F3A5C"/>
+                <w:sz w:val="24"/>
+                <w:szCs w:val="24"/>
+              </w:rPr>
+              <w:t xml:space="preserve">, across sixteen projects.</w:t>
+            </w:r>
+          </w:p>
+          <w:p>
+            <w:pPr>
+              <w:spacing w:after="0" w:before="0"/>
+            </w:pPr>
+            <w:r>
+              <w:rPr>
+                <w:rFonts w:ascii="Calibri" w:cs="Calibri" w:eastAsia="Calibri" w:hAnsi="Calibri"/>
+                <w:b/>
+                <w:bCs/>
+                <w:color w:val="1F3A5C"/>
+                <w:sz w:val="24"/>
+                <w:szCs w:val="24"/>
+              </w:rPr>
+              <w:t xml:space="preserve">Allocation is not a category in that portfolio. **We task those transport programs. We</w:t>
+            </w:r>
+          </w:p>
+          <w:p>
+            <w:pPr>
+              <w:spacing w:after="0" w:before="0"/>
+            </w:pPr>
+            <w:r>
+              <w:rPr>
+                <w:rFonts w:ascii="Calibri" w:cs="Calibri" w:eastAsia="Calibri" w:hAnsi="Calibri"/>
+                <w:b/>
+                <w:bCs/>
+                <w:color w:val="1F3A5C"/>
+                <w:sz w:val="24"/>
+                <w:szCs w:val="24"/>
+              </w:rPr>
+              <w:t xml:space="preserve">do not duplicate them.**</w:t>
+            </w:r>
+          </w:p>
+          <w:p>
+            <w:pPr>
+              <w:spacing w:after="0" w:before="0"/>
+            </w:pPr>
+            <w:r>
+              <w:rPr>
+                <w:rFonts w:ascii="Calibri" w:cs="Calibri" w:eastAsia="Calibri" w:hAnsi="Calibri"/>
+                <w:b/>
+                <w:bCs/>
+                <w:color w:val="1F3A5C"/>
+                <w:sz w:val="24"/>
+                <w:szCs w:val="24"/>
+              </w:rPr>
+              <w:t xml:space="preserve">And the mission is not speculative: Project Crimson flew refrigerated FVR-90 whole</w:t>
+            </w:r>
+          </w:p>
+          <w:p>
+            <w:pPr>
+              <w:spacing w:after="0" w:before="0"/>
+            </w:pPr>
+            <w:r>
+              <w:rPr>
+                <w:rFonts w:ascii="Calibri" w:cs="Calibri" w:eastAsia="Calibri" w:hAnsi="Calibri"/>
+                <w:b/>
+                <w:bCs/>
+                <w:color w:val="1F3A5C"/>
+                <w:sz w:val="24"/>
+                <w:szCs w:val="24"/>
+              </w:rPr>
+              <w:t xml:space="preserve">blood to field medics at Project Convergence 2022, with BATDOK carrying patient data</w:t>
+            </w:r>
+          </w:p>
+          <w:p>
+            <w:pPr>
+              <w:spacing w:after="0" w:before="0"/>
+            </w:pPr>
+            <w:r>
+              <w:rPr>
+                <w:rFonts w:ascii="Calibri" w:cs="Calibri" w:eastAsia="Calibri" w:hAnsi="Calibri"/>
+                <w:b/>
+                <w:bCs/>
+                <w:color w:val="1F3A5C"/>
+                <w:sz w:val="24"/>
+                <w:szCs w:val="24"/>
+              </w:rPr>
+              <w:t xml:space="preserve">at the medic edge. That is prior art I build on, and it is four years old."</w:t>
+            </w:r>
+          </w:p>
+        </w:tc>
+      </w:tr>
+    </w:tbl>
+    <w:p>
+      <w:pPr>
+        <w:spacing w:after="200"/>
+      </w:pPr>
+      <w:r>
+        <w:t xml:space="preserve"/>
+      </w:r>
+    </w:p>
+    <w:p>
+      <w:pPr>
+        <w:spacing w:after="140" w:before="60"/>
+        <w:jc w:val="left"/>
+      </w:pPr>
+      <w:r>
+        <w:rPr>
+          <w:i/>
+          <w:iCs/>
+          <w:color w:val="5A6672"/>
+          <w:sz w:val="21"/>
+          <w:szCs w:val="21"/>
+        </w:rPr>
+        <w:t xml:space="preserve">Be exact about Crimson's date — say "2022" out loud. Presenting four-year-old prior art as current is the error that would cost you the person most likely to know it. And do not name a MEDRAS project you cannot describe; "sixteen projects, three categories, allocation is not one of them" is the whole claim and it is enough. Do not turn historical BATDOK prior art into an ANGEL SWARM integration claim: BATDOK-J is only a plausible producer/interface here, and the receive-only, off-by-default listener accepts a prototype CoT `&lt;detail&gt;` dialect. No real Sempulse Halo (example), CipherOx CRI M1 (reference), or BATDOK-J integration has been tested.</w:t>
       </w:r>
     </w:p>
     <w:p>
@@ -13738,14 +14475,28 @@
           <w:sz w:val="21"/>
           <w:szCs w:val="21"/>
         </w:rPr>
-        <w:t xml:space="preserve">118 assertions, zero failures.</w:t>
-      </w:r>
-      <w:r>
-        <w:rPr>
-          <w:sz w:val="21"/>
-          <w:szCs w:val="21"/>
-        </w:rPr>
-        <w:t xml:space="preserve"> That is why you don't have to be believed.</w:t>
+        <w:t xml:space="preserve">The self-test covers engine and host UI behavior</w:t>
+      </w:r>
+      <w:r>
+        <w:rPr>
+          <w:sz w:val="21"/>
+          <w:szCs w:val="21"/>
+        </w:rPr>
+        <w:t xml:space="preserve">, including determinism,</w:t>
+      </w:r>
+    </w:p>
+    <w:p>
+      <w:pPr>
+        <w:spacing w:after="140" w:before="60"/>
+        <w:jc w:val="left"/>
+      </w:pPr>
+      <w:r>
+        <w:rPr>
+          <w:color w:val="1A1A1A"/>
+          <w:sz w:val="21"/>
+          <w:szCs w:val="21"/>
+        </w:rPr>
+        <w:t xml:space="preserve">  common random numbers, scenarios, War Game worker failure/cancellation and   standalone RESUPPLY TRACK behavior. Read its live summary; do not quote a stale total.</w:t>
       </w:r>
     </w:p>
     <w:p>
@@ -13771,7 +14522,7 @@
           <w:sz w:val="21"/>
           <w:szCs w:val="21"/>
         </w:rPr>
-        <w:t xml:space="preserve"> 1,400 paired battles, adverse in 6, never by more</w:t>
+        <w:t xml:space="preserve"> 1,400 paired battles, adverse in 5, never by more</w:t>
       </w:r>
     </w:p>
     <w:p>
@@ -13844,14 +14595,22 @@
           <w:sz w:val="21"/>
           <w:szCs w:val="21"/>
         </w:rPr>
-        <w:t xml:space="preserve">Zero off-origin requests.</w:t>
-      </w:r>
-      <w:r>
-        <w:rPr>
-          <w:sz w:val="21"/>
-          <w:szCs w:val="21"/>
-        </w:rPr>
-        <w:t xml:space="preserve"> Measured at the browser, thirteen destinations, four</w:t>
+        <w:t xml:space="preserve">Zero-network baseline.</w:t>
+      </w:r>
+      <w:r>
+        <w:rPr>
+          <w:sz w:val="21"/>
+          <w:szCs w:val="21"/>
+        </w:rPr>
+        <w:t xml:space="preserve"> The current Windows launcher and its adjacent </w:t>
+      </w:r>
+      <w:r>
+        <w:rPr>
+          <w:rFonts w:ascii="Consolas" w:cs="Consolas" w:eastAsia="Consolas" w:hAnsi="Consolas"/>
+          <w:sz w:val="19"/>
+          <w:szCs w:val="19"/>
+        </w:rPr>
+        <w:t xml:space="preserve">app/</w:t>
       </w:r>
     </w:p>
     <w:p>
@@ -13865,7 +14624,7 @@
           <w:sz w:val="21"/>
           <w:szCs w:val="21"/>
         </w:rPr>
-        <w:t xml:space="preserve">  map scales, two screen sizes.</w:t>
+        <w:t xml:space="preserve">  loaded the core application and self-test with egress blocked on 9 September   2026. The earlier full navigation measurement covered the then-current thirteen   destinations, all four map scales and two screen sizes with zero off-origin   requests.</w:t>
       </w:r>
     </w:p>
     <w:p>
